--- a/info/lab2/Отчет.docx
+++ b/info/lab2/Отчет.docx
@@ -10252,11 +10252,84 @@
           <w:sz w:val="24"/>
           <w:szCs w:val="24"/>
         </w:rPr>
-        <w:t xml:space="preserve"> URL: https://youtu.be/X8jsijhllIA?si=LQz-0hnlBALSgCNt (дата обращения: 16.10.2023).</w:t>
+        <w:t xml:space="preserve"> URL: </w:t>
+      </w:r>
+      <w:hyperlink r:id="rId8" w:history="1">
+        <w:r>
+          <w:rPr>
+            <w:rStyle w:val="a9"/>
+            <w:rFonts w:ascii="Times New Roman" w:hAnsi="Times New Roman" w:cs="Times New Roman"/>
+            <w:sz w:val="24"/>
+            <w:szCs w:val="24"/>
+          </w:rPr>
+          <w:t>https://youtu.be/X8jsijhllIA?si=LQz-0hnlBALSgCNt</w:t>
+        </w:r>
+      </w:hyperlink>
+      <w:r>
+        <w:rPr>
+          <w:rFonts w:ascii="Times New Roman" w:hAnsi="Times New Roman" w:cs="Times New Roman"/>
+          <w:sz w:val="24"/>
+          <w:szCs w:val="24"/>
+        </w:rPr>
+        <w:t xml:space="preserve"> (дата обращения: 16.10.2023).</w:t>
+      </w:r>
+    </w:p>
+    <w:p>
+      <w:pPr>
+        <w:rPr>
+          <w:rFonts w:ascii="Times New Roman" w:hAnsi="Times New Roman" w:cs="Times New Roman"/>
+          <w:sz w:val="24"/>
+          <w:szCs w:val="24"/>
+        </w:rPr>
+      </w:pPr>
+      <w:r>
+        <w:rPr>
+          <w:rFonts w:ascii="Times New Roman" w:hAnsi="Times New Roman" w:cs="Times New Roman"/>
+          <w:sz w:val="24"/>
+          <w:szCs w:val="24"/>
+        </w:rPr>
+        <w:t xml:space="preserve">Репозиторий // </w:t>
+      </w:r>
+      <w:proofErr w:type="spellStart"/>
+      <w:r>
+        <w:rPr>
+          <w:rFonts w:ascii="Times New Roman" w:hAnsi="Times New Roman" w:cs="Times New Roman"/>
+          <w:sz w:val="24"/>
+          <w:szCs w:val="24"/>
+        </w:rPr>
+        <w:t>Github</w:t>
+      </w:r>
+      <w:proofErr w:type="spellEnd"/>
+      <w:r>
+        <w:rPr>
+          <w:rFonts w:ascii="Times New Roman" w:hAnsi="Times New Roman" w:cs="Times New Roman"/>
+          <w:sz w:val="24"/>
+          <w:szCs w:val="24"/>
+        </w:rPr>
+        <w:t xml:space="preserve"> URL: </w:t>
+      </w:r>
+      <w:hyperlink r:id="rId9" w:history="1">
+        <w:r>
+          <w:rPr>
+            <w:rStyle w:val="a9"/>
+            <w:rFonts w:ascii="Times New Roman" w:hAnsi="Times New Roman" w:cs="Times New Roman"/>
+            <w:sz w:val="24"/>
+            <w:szCs w:val="24"/>
+          </w:rPr>
+          <w:t>https://github.com/Hujim0/itmo/blob/bf5abb2ef67e11fd83236b832fde59ba0e3d9fef/info/lab2/Main.py</w:t>
+        </w:r>
+      </w:hyperlink>
+      <w:r>
+        <w:rPr>
+          <w:rFonts w:ascii="Times New Roman" w:hAnsi="Times New Roman" w:cs="Times New Roman"/>
+          <w:sz w:val="24"/>
+          <w:szCs w:val="24"/>
+        </w:rPr>
+        <w:t xml:space="preserve"> (дата обращения: 16.10.2023).</w:t>
       </w:r>
     </w:p>
     <w:sectPr>
-      <w:footerReference w:type="default" r:id="rId8"/>
+      <w:footerReference w:type="default" r:id="rId10"/>
       <w:pgSz w:w="11906" w:h="16838"/>
       <w:pgMar w:top="1134" w:right="850" w:bottom="1134" w:left="1701" w:header="708" w:footer="708" w:gutter="0"/>
       <w:cols w:space="708"/>
@@ -11515,6 +11588,18 @@
       <w:ind w:left="440"/>
     </w:pPr>
   </w:style>
+  <w:style w:type="character" w:styleId="ac">
+    <w:name w:val="Unresolved Mention"/>
+    <w:basedOn w:val="a0"/>
+    <w:uiPriority w:val="99"/>
+    <w:semiHidden/>
+    <w:unhideWhenUsed/>
+    <w:rsid w:val="00DA653A"/>
+    <w:rPr>
+      <w:color w:val="605E5C"/>
+      <w:shd w:val="clear" w:color="auto" w:fill="E1DFDD"/>
+    </w:rPr>
+  </w:style>
 </w:styles>
 </file>
 

--- a/info/lab2/Отчет.docx
+++ b/info/lab2/Отчет.docx
@@ -1620,199 +1620,1086 @@
           <w:szCs w:val="24"/>
         </w:rPr>
       </w:pPr>
-      <w:proofErr w:type="spellStart"/>
-      <w:r>
-        <w:rPr>
-          <w:rFonts w:ascii="Courier New" w:hAnsi="Courier New" w:cs="Courier New"/>
-          <w:sz w:val="24"/>
-          <w:szCs w:val="24"/>
-        </w:rPr>
-        <w:t>import</w:t>
-      </w:r>
-      <w:proofErr w:type="spellEnd"/>
-      <w:r>
-        <w:rPr>
-          <w:rFonts w:ascii="Courier New" w:hAnsi="Courier New" w:cs="Courier New"/>
-          <w:sz w:val="24"/>
-          <w:szCs w:val="24"/>
+      <w:r>
+        <w:rPr>
+          <w:rFonts w:ascii="Courier New" w:hAnsi="Courier New" w:cs="Courier New"/>
+          <w:sz w:val="24"/>
+          <w:szCs w:val="24"/>
+        </w:rPr>
+        <w:t>import math</w:t>
+      </w:r>
+    </w:p>
+    <w:p>
+      <w:pPr>
+        <w:rPr>
+          <w:rFonts w:ascii="Courier New" w:hAnsi="Courier New" w:cs="Courier New"/>
+          <w:sz w:val="24"/>
+          <w:szCs w:val="24"/>
+        </w:rPr>
+      </w:pPr>
+    </w:p>
+    <w:p>
+      <w:pPr>
+        <w:rPr>
+          <w:rFonts w:ascii="Courier New" w:hAnsi="Courier New" w:cs="Courier New"/>
+          <w:sz w:val="24"/>
+          <w:szCs w:val="24"/>
+        </w:rPr>
+      </w:pPr>
+      <w:r>
+        <w:rPr>
+          <w:rFonts w:ascii="Courier New" w:hAnsi="Courier New" w:cs="Courier New"/>
+          <w:sz w:val="24"/>
+          <w:szCs w:val="24"/>
+        </w:rPr>
+        <w:t>test = "010101110001110"  # нет ошибок</w:t>
+      </w:r>
+    </w:p>
+    <w:p>
+      <w:pPr>
+        <w:rPr>
+          <w:rFonts w:ascii="Courier New" w:hAnsi="Courier New" w:cs="Courier New"/>
+          <w:sz w:val="24"/>
+          <w:szCs w:val="24"/>
+        </w:rPr>
+      </w:pPr>
+      <w:r>
+        <w:rPr>
+          <w:rFonts w:ascii="Courier New" w:hAnsi="Courier New" w:cs="Courier New"/>
+          <w:sz w:val="24"/>
+          <w:szCs w:val="24"/>
+        </w:rPr>
+        <w:t>test2 = "010101111001110"  # ошибка в 8-ом номере (9 знаке)</w:t>
+      </w:r>
+    </w:p>
+    <w:p>
+      <w:pPr>
+        <w:rPr>
+          <w:rFonts w:ascii="Courier New" w:hAnsi="Courier New" w:cs="Courier New"/>
+          <w:sz w:val="24"/>
+          <w:szCs w:val="24"/>
+        </w:rPr>
+      </w:pPr>
+    </w:p>
+    <w:p>
+      <w:pPr>
+        <w:rPr>
+          <w:rFonts w:ascii="Courier New" w:hAnsi="Courier New" w:cs="Courier New"/>
+          <w:sz w:val="24"/>
+          <w:szCs w:val="24"/>
+        </w:rPr>
+      </w:pPr>
+    </w:p>
+    <w:p>
+      <w:pPr>
+        <w:rPr>
+          <w:rFonts w:ascii="Courier New" w:hAnsi="Courier New" w:cs="Courier New"/>
+          <w:sz w:val="24"/>
+          <w:szCs w:val="24"/>
+          <w:lang w:val="en-US"/>
+        </w:rPr>
+      </w:pPr>
+      <w:r>
+        <w:rPr>
+          <w:rFonts w:ascii="Courier New" w:hAnsi="Courier New" w:cs="Courier New"/>
+          <w:sz w:val="24"/>
+          <w:szCs w:val="24"/>
+          <w:lang w:val="en-US"/>
+        </w:rPr>
+        <w:t>def check_for_errors(msg: str):</w:t>
+      </w:r>
+    </w:p>
+    <w:p>
+      <w:pPr>
+        <w:rPr>
+          <w:rFonts w:ascii="Courier New" w:hAnsi="Courier New" w:cs="Courier New"/>
+          <w:sz w:val="24"/>
+          <w:szCs w:val="24"/>
+        </w:rPr>
+      </w:pPr>
+      <w:r>
+        <w:rPr>
+          <w:rFonts w:ascii="Courier New" w:hAnsi="Courier New" w:cs="Courier New"/>
+          <w:sz w:val="24"/>
+          <w:szCs w:val="24"/>
+          <w:lang w:val="en-US"/>
+        </w:rPr>
+        <w:t xml:space="preserve">    </w:t>
+      </w:r>
+      <w:r>
+        <w:rPr>
+          <w:rFonts w:ascii="Courier New" w:hAnsi="Courier New" w:cs="Courier New"/>
+          <w:sz w:val="24"/>
+          <w:szCs w:val="24"/>
+        </w:rPr>
+        <w:t>all_xors_res = 0</w:t>
+      </w:r>
+    </w:p>
+    <w:p>
+      <w:pPr>
+        <w:rPr>
+          <w:rFonts w:ascii="Courier New" w:hAnsi="Courier New" w:cs="Courier New"/>
+          <w:sz w:val="24"/>
+          <w:szCs w:val="24"/>
+        </w:rPr>
+      </w:pPr>
+    </w:p>
+    <w:p>
+      <w:pPr>
+        <w:rPr>
+          <w:rFonts w:ascii="Courier New" w:hAnsi="Courier New" w:cs="Courier New"/>
+          <w:sz w:val="24"/>
+          <w:szCs w:val="24"/>
+        </w:rPr>
+      </w:pPr>
+      <w:r>
+        <w:rPr>
+          <w:rFonts w:ascii="Courier New" w:hAnsi="Courier New" w:cs="Courier New"/>
+          <w:sz w:val="24"/>
+          <w:szCs w:val="24"/>
+        </w:rPr>
+        <w:t xml:space="preserve">    # добавили не достающий первый ноль</w:t>
+      </w:r>
+    </w:p>
+    <w:p>
+      <w:pPr>
+        <w:rPr>
+          <w:rFonts w:ascii="Courier New" w:hAnsi="Courier New" w:cs="Courier New"/>
+          <w:sz w:val="24"/>
+          <w:szCs w:val="24"/>
+          <w:lang w:val="en-US"/>
+        </w:rPr>
+      </w:pPr>
+      <w:r>
+        <w:rPr>
+          <w:rFonts w:ascii="Courier New" w:hAnsi="Courier New" w:cs="Courier New"/>
+          <w:sz w:val="24"/>
+          <w:szCs w:val="24"/>
+        </w:rPr>
+        <w:t xml:space="preserve">    </w:t>
+      </w:r>
+      <w:r>
+        <w:rPr>
+          <w:rFonts w:ascii="Courier New" w:hAnsi="Courier New" w:cs="Courier New"/>
+          <w:sz w:val="24"/>
+          <w:szCs w:val="24"/>
+          <w:lang w:val="en-US"/>
+        </w:rPr>
+        <w:t>msg = "0" + msg</w:t>
+      </w:r>
+    </w:p>
+    <w:p>
+      <w:pPr>
+        <w:rPr>
+          <w:rFonts w:ascii="Courier New" w:hAnsi="Courier New" w:cs="Courier New"/>
+          <w:sz w:val="24"/>
+          <w:szCs w:val="24"/>
+          <w:lang w:val="en-US"/>
+        </w:rPr>
+      </w:pPr>
+    </w:p>
+    <w:p>
+      <w:pPr>
+        <w:rPr>
+          <w:rFonts w:ascii="Courier New" w:hAnsi="Courier New" w:cs="Courier New"/>
+          <w:sz w:val="24"/>
+          <w:szCs w:val="24"/>
+          <w:lang w:val="en-US"/>
+        </w:rPr>
+      </w:pPr>
+      <w:r>
+        <w:rPr>
+          <w:rFonts w:ascii="Courier New" w:hAnsi="Courier New" w:cs="Courier New"/>
+          <w:sz w:val="24"/>
+          <w:szCs w:val="24"/>
+          <w:lang w:val="en-US"/>
+        </w:rPr>
+        <w:t xml:space="preserve">    for j in range(len(msg)):</w:t>
+      </w:r>
+    </w:p>
+    <w:p>
+      <w:pPr>
+        <w:rPr>
+          <w:rFonts w:ascii="Courier New" w:hAnsi="Courier New" w:cs="Courier New"/>
+          <w:sz w:val="24"/>
+          <w:szCs w:val="24"/>
+          <w:lang w:val="en-US"/>
+        </w:rPr>
+      </w:pPr>
+      <w:r>
+        <w:rPr>
+          <w:rFonts w:ascii="Courier New" w:hAnsi="Courier New" w:cs="Courier New"/>
+          <w:sz w:val="24"/>
+          <w:szCs w:val="24"/>
+          <w:lang w:val="en-US"/>
+        </w:rPr>
+        <w:t xml:space="preserve">        if msg[j] == "1":</w:t>
+      </w:r>
+    </w:p>
+    <w:p>
+      <w:pPr>
+        <w:rPr>
+          <w:rFonts w:ascii="Courier New" w:hAnsi="Courier New" w:cs="Courier New"/>
+          <w:sz w:val="24"/>
+          <w:szCs w:val="24"/>
+          <w:lang w:val="en-US"/>
+        </w:rPr>
+      </w:pPr>
+      <w:r>
+        <w:rPr>
+          <w:rFonts w:ascii="Courier New" w:hAnsi="Courier New" w:cs="Courier New"/>
+          <w:sz w:val="24"/>
+          <w:szCs w:val="24"/>
+          <w:lang w:val="en-US"/>
+        </w:rPr>
+        <w:t xml:space="preserve">            all_xors_res = all_xors_res ^ j</w:t>
+      </w:r>
+    </w:p>
+    <w:p>
+      <w:pPr>
+        <w:rPr>
+          <w:rFonts w:ascii="Courier New" w:hAnsi="Courier New" w:cs="Courier New"/>
+          <w:sz w:val="24"/>
+          <w:szCs w:val="24"/>
+          <w:lang w:val="en-US"/>
+        </w:rPr>
+      </w:pPr>
+    </w:p>
+    <w:p>
+      <w:pPr>
+        <w:rPr>
+          <w:rFonts w:ascii="Courier New" w:hAnsi="Courier New" w:cs="Courier New"/>
+          <w:sz w:val="24"/>
+          <w:szCs w:val="24"/>
+          <w:lang w:val="en-US"/>
+        </w:rPr>
+      </w:pPr>
+      <w:r>
+        <w:rPr>
+          <w:rFonts w:ascii="Courier New" w:hAnsi="Courier New" w:cs="Courier New"/>
+          <w:sz w:val="24"/>
+          <w:szCs w:val="24"/>
+          <w:lang w:val="en-US"/>
+        </w:rPr>
+        <w:t xml:space="preserve">    return all_xors_res</w:t>
+      </w:r>
+    </w:p>
+    <w:p>
+      <w:pPr>
+        <w:rPr>
+          <w:rFonts w:ascii="Courier New" w:hAnsi="Courier New" w:cs="Courier New"/>
+          <w:sz w:val="24"/>
+          <w:szCs w:val="24"/>
+          <w:lang w:val="en-US"/>
+        </w:rPr>
+      </w:pPr>
+    </w:p>
+    <w:p>
+      <w:pPr>
+        <w:rPr>
+          <w:rFonts w:ascii="Courier New" w:hAnsi="Courier New" w:cs="Courier New"/>
+          <w:sz w:val="24"/>
+          <w:szCs w:val="24"/>
+          <w:lang w:val="en-US"/>
+        </w:rPr>
+      </w:pPr>
+    </w:p>
+    <w:p>
+      <w:pPr>
+        <w:rPr>
+          <w:rFonts w:ascii="Courier New" w:hAnsi="Courier New" w:cs="Courier New"/>
+          <w:sz w:val="24"/>
+          <w:szCs w:val="24"/>
+          <w:lang w:val="en-US"/>
+        </w:rPr>
+      </w:pPr>
+      <w:r>
+        <w:rPr>
+          <w:rFonts w:ascii="Courier New" w:hAnsi="Courier New" w:cs="Courier New"/>
+          <w:sz w:val="24"/>
+          <w:szCs w:val="24"/>
+          <w:lang w:val="en-US"/>
+        </w:rPr>
+        <w:t>def return_all_info_bits(msg: str):</w:t>
+      </w:r>
+    </w:p>
+    <w:p>
+      <w:pPr>
+        <w:rPr>
+          <w:rFonts w:ascii="Courier New" w:hAnsi="Courier New" w:cs="Courier New"/>
+          <w:sz w:val="24"/>
+          <w:szCs w:val="24"/>
+          <w:lang w:val="en-US"/>
+        </w:rPr>
+      </w:pPr>
+      <w:r>
+        <w:rPr>
+          <w:rFonts w:ascii="Courier New" w:hAnsi="Courier New" w:cs="Courier New"/>
+          <w:sz w:val="24"/>
+          <w:szCs w:val="24"/>
+          <w:lang w:val="en-US"/>
+        </w:rPr>
+        <w:t xml:space="preserve">    res = ""</w:t>
+      </w:r>
+    </w:p>
+    <w:p>
+      <w:pPr>
+        <w:rPr>
+          <w:rFonts w:ascii="Courier New" w:hAnsi="Courier New" w:cs="Courier New"/>
+          <w:sz w:val="24"/>
+          <w:szCs w:val="24"/>
+          <w:lang w:val="en-US"/>
+        </w:rPr>
+      </w:pPr>
+    </w:p>
+    <w:p>
+      <w:pPr>
+        <w:rPr>
+          <w:rFonts w:ascii="Courier New" w:hAnsi="Courier New" w:cs="Courier New"/>
+          <w:sz w:val="24"/>
+          <w:szCs w:val="24"/>
+          <w:lang w:val="en-US"/>
+        </w:rPr>
+      </w:pPr>
+      <w:r>
+        <w:rPr>
+          <w:rFonts w:ascii="Courier New" w:hAnsi="Courier New" w:cs="Courier New"/>
+          <w:sz w:val="24"/>
+          <w:szCs w:val="24"/>
+          <w:lang w:val="en-US"/>
+        </w:rPr>
+        <w:t xml:space="preserve">    for i in range(2, len(msg)):</w:t>
+      </w:r>
+    </w:p>
+    <w:p>
+      <w:pPr>
+        <w:rPr>
+          <w:rFonts w:ascii="Courier New" w:hAnsi="Courier New" w:cs="Courier New"/>
+          <w:sz w:val="24"/>
+          <w:szCs w:val="24"/>
+          <w:lang w:val="en-US"/>
+        </w:rPr>
+      </w:pPr>
+      <w:r>
+        <w:rPr>
+          <w:rFonts w:ascii="Courier New" w:hAnsi="Courier New" w:cs="Courier New"/>
+          <w:sz w:val="24"/>
+          <w:szCs w:val="24"/>
+          <w:lang w:val="en-US"/>
+        </w:rPr>
+        <w:lastRenderedPageBreak/>
+        <w:t xml:space="preserve">        if (i + 1) in {2, 4, 8, 16, 32, 64, 128}:</w:t>
+      </w:r>
+    </w:p>
+    <w:p>
+      <w:pPr>
+        <w:rPr>
+          <w:rFonts w:ascii="Courier New" w:hAnsi="Courier New" w:cs="Courier New"/>
+          <w:sz w:val="24"/>
+          <w:szCs w:val="24"/>
+          <w:lang w:val="en-US"/>
+        </w:rPr>
+      </w:pPr>
+      <w:r>
+        <w:rPr>
+          <w:rFonts w:ascii="Courier New" w:hAnsi="Courier New" w:cs="Courier New"/>
+          <w:sz w:val="24"/>
+          <w:szCs w:val="24"/>
+          <w:lang w:val="en-US"/>
+        </w:rPr>
+        <w:t xml:space="preserve">            continue</w:t>
+      </w:r>
+    </w:p>
+    <w:p>
+      <w:pPr>
+        <w:rPr>
+          <w:rFonts w:ascii="Courier New" w:hAnsi="Courier New" w:cs="Courier New"/>
+          <w:sz w:val="24"/>
+          <w:szCs w:val="24"/>
+          <w:lang w:val="en-US"/>
+        </w:rPr>
+      </w:pPr>
+      <w:r>
+        <w:rPr>
+          <w:rFonts w:ascii="Courier New" w:hAnsi="Courier New" w:cs="Courier New"/>
+          <w:sz w:val="24"/>
+          <w:szCs w:val="24"/>
+          <w:lang w:val="en-US"/>
+        </w:rPr>
+        <w:t xml:space="preserve">        res += msg[i]</w:t>
+      </w:r>
+    </w:p>
+    <w:p>
+      <w:pPr>
+        <w:rPr>
+          <w:rFonts w:ascii="Courier New" w:hAnsi="Courier New" w:cs="Courier New"/>
+          <w:sz w:val="24"/>
+          <w:szCs w:val="24"/>
+          <w:lang w:val="en-US"/>
+        </w:rPr>
+      </w:pPr>
+    </w:p>
+    <w:p>
+      <w:pPr>
+        <w:rPr>
+          <w:rFonts w:ascii="Courier New" w:hAnsi="Courier New" w:cs="Courier New"/>
+          <w:sz w:val="24"/>
+          <w:szCs w:val="24"/>
+        </w:rPr>
+      </w:pPr>
+      <w:r>
+        <w:rPr>
+          <w:rFonts w:ascii="Courier New" w:hAnsi="Courier New" w:cs="Courier New"/>
+          <w:sz w:val="24"/>
+          <w:szCs w:val="24"/>
+          <w:lang w:val="en-US"/>
+        </w:rPr>
+        <w:t xml:space="preserve">    </w:t>
+      </w:r>
+      <w:r>
+        <w:rPr>
+          <w:rFonts w:ascii="Courier New" w:hAnsi="Courier New" w:cs="Courier New"/>
+          <w:sz w:val="24"/>
+          <w:szCs w:val="24"/>
+        </w:rPr>
+        <w:t>print(msg)</w:t>
+      </w:r>
+    </w:p>
+    <w:p>
+      <w:pPr>
+        <w:rPr>
+          <w:rFonts w:ascii="Courier New" w:hAnsi="Courier New" w:cs="Courier New"/>
+          <w:sz w:val="24"/>
+          <w:szCs w:val="24"/>
+        </w:rPr>
+      </w:pPr>
+      <w:r>
+        <w:rPr>
+          <w:rFonts w:ascii="Courier New" w:hAnsi="Courier New" w:cs="Courier New"/>
+          <w:sz w:val="24"/>
+          <w:szCs w:val="24"/>
+        </w:rPr>
+        <w:t xml:space="preserve">    print("Только информационные биты: \n" + res)</w:t>
+      </w:r>
+    </w:p>
+    <w:p>
+      <w:pPr>
+        <w:rPr>
+          <w:rFonts w:ascii="Courier New" w:hAnsi="Courier New" w:cs="Courier New"/>
+          <w:sz w:val="24"/>
+          <w:szCs w:val="24"/>
+        </w:rPr>
+      </w:pPr>
+    </w:p>
+    <w:p>
+      <w:pPr>
+        <w:rPr>
+          <w:rFonts w:ascii="Courier New" w:hAnsi="Courier New" w:cs="Courier New"/>
+          <w:sz w:val="24"/>
+          <w:szCs w:val="24"/>
+        </w:rPr>
+      </w:pPr>
+    </w:p>
+    <w:p>
+      <w:pPr>
+        <w:rPr>
+          <w:rFonts w:ascii="Courier New" w:hAnsi="Courier New" w:cs="Courier New"/>
+          <w:sz w:val="24"/>
+          <w:szCs w:val="24"/>
+        </w:rPr>
+      </w:pPr>
+      <w:r>
+        <w:rPr>
+          <w:rFonts w:ascii="Courier New" w:hAnsi="Courier New" w:cs="Courier New"/>
+          <w:sz w:val="24"/>
+          <w:szCs w:val="24"/>
+        </w:rPr>
+        <w:t>while True:</w:t>
+      </w:r>
+    </w:p>
+    <w:p>
+      <w:pPr>
+        <w:rPr>
+          <w:rFonts w:ascii="Courier New" w:hAnsi="Courier New" w:cs="Courier New"/>
+          <w:sz w:val="24"/>
+          <w:szCs w:val="24"/>
+        </w:rPr>
+      </w:pPr>
+      <w:r>
+        <w:rPr>
+          <w:rFonts w:ascii="Courier New" w:hAnsi="Courier New" w:cs="Courier New"/>
+          <w:sz w:val="24"/>
+          <w:szCs w:val="24"/>
+        </w:rPr>
+        <w:t xml:space="preserve">    choice = int(</w:t>
+      </w:r>
+    </w:p>
+    <w:p>
+      <w:pPr>
+        <w:rPr>
+          <w:rFonts w:ascii="Courier New" w:hAnsi="Courier New" w:cs="Courier New"/>
+          <w:sz w:val="24"/>
+          <w:szCs w:val="24"/>
+        </w:rPr>
+      </w:pPr>
+      <w:r>
+        <w:rPr>
+          <w:rFonts w:ascii="Courier New" w:hAnsi="Courier New" w:cs="Courier New"/>
+          <w:sz w:val="24"/>
+          <w:szCs w:val="24"/>
+        </w:rPr>
+        <w:t xml:space="preserve">        input("Выберите режим проверка кода или добавление бит четности (0/1):")</w:t>
+      </w:r>
+    </w:p>
+    <w:p>
+      <w:pPr>
+        <w:rPr>
+          <w:rFonts w:ascii="Courier New" w:hAnsi="Courier New" w:cs="Courier New"/>
+          <w:sz w:val="24"/>
+          <w:szCs w:val="24"/>
+        </w:rPr>
+      </w:pPr>
+      <w:r>
+        <w:rPr>
+          <w:rFonts w:ascii="Courier New" w:hAnsi="Courier New" w:cs="Courier New"/>
+          <w:sz w:val="24"/>
+          <w:szCs w:val="24"/>
+        </w:rPr>
+        <w:t xml:space="preserve">    )</w:t>
+      </w:r>
+    </w:p>
+    <w:p>
+      <w:pPr>
+        <w:rPr>
+          <w:rFonts w:ascii="Courier New" w:hAnsi="Courier New" w:cs="Courier New"/>
+          <w:sz w:val="24"/>
+          <w:szCs w:val="24"/>
+        </w:rPr>
+      </w:pPr>
+    </w:p>
+    <w:p>
+      <w:pPr>
+        <w:rPr>
+          <w:rFonts w:ascii="Courier New" w:hAnsi="Courier New" w:cs="Courier New"/>
+          <w:sz w:val="24"/>
+          <w:szCs w:val="24"/>
+        </w:rPr>
+      </w:pPr>
+      <w:r>
+        <w:rPr>
+          <w:rFonts w:ascii="Courier New" w:hAnsi="Courier New" w:cs="Courier New"/>
+          <w:sz w:val="24"/>
+          <w:szCs w:val="24"/>
+        </w:rPr>
+        <w:t xml:space="preserve">    if choice == 1:</w:t>
+      </w:r>
+    </w:p>
+    <w:p>
+      <w:pPr>
+        <w:rPr>
+          <w:rFonts w:ascii="Courier New" w:hAnsi="Courier New" w:cs="Courier New"/>
+          <w:sz w:val="24"/>
+          <w:szCs w:val="24"/>
+        </w:rPr>
+      </w:pPr>
+      <w:r>
+        <w:rPr>
+          <w:rFonts w:ascii="Courier New" w:hAnsi="Courier New" w:cs="Courier New"/>
+          <w:sz w:val="24"/>
+          <w:szCs w:val="24"/>
+        </w:rPr>
+        <w:t xml:space="preserve">        message = input("Напишите сообщение без бит четности: ")</w:t>
+      </w:r>
+    </w:p>
+    <w:p>
+      <w:pPr>
+        <w:rPr>
+          <w:rFonts w:ascii="Courier New" w:hAnsi="Courier New" w:cs="Courier New"/>
+          <w:sz w:val="24"/>
+          <w:szCs w:val="24"/>
+        </w:rPr>
+      </w:pPr>
+    </w:p>
+    <w:p>
+      <w:pPr>
+        <w:rPr>
+          <w:rFonts w:ascii="Courier New" w:hAnsi="Courier New" w:cs="Courier New"/>
+          <w:sz w:val="24"/>
+          <w:szCs w:val="24"/>
+          <w:lang w:val="en-US"/>
+        </w:rPr>
+      </w:pPr>
+      <w:r>
+        <w:rPr>
+          <w:rFonts w:ascii="Courier New" w:hAnsi="Courier New" w:cs="Courier New"/>
+          <w:sz w:val="24"/>
+          <w:szCs w:val="24"/>
+        </w:rPr>
+        <w:t xml:space="preserve">        </w:t>
+      </w:r>
+      <w:r>
+        <w:rPr>
+          <w:rFonts w:ascii="Courier New" w:hAnsi="Courier New" w:cs="Courier New"/>
+          <w:sz w:val="24"/>
+          <w:szCs w:val="24"/>
+          <w:lang w:val="en-US"/>
+        </w:rPr>
+        <w:t>is_bin = True</w:t>
+      </w:r>
+    </w:p>
+    <w:p>
+      <w:pPr>
+        <w:rPr>
+          <w:rFonts w:ascii="Courier New" w:hAnsi="Courier New" w:cs="Courier New"/>
+          <w:sz w:val="24"/>
+          <w:szCs w:val="24"/>
+          <w:lang w:val="en-US"/>
+        </w:rPr>
+      </w:pPr>
+      <w:r>
+        <w:rPr>
+          <w:rFonts w:ascii="Courier New" w:hAnsi="Courier New" w:cs="Courier New"/>
+          <w:sz w:val="24"/>
+          <w:szCs w:val="24"/>
+          <w:lang w:val="en-US"/>
+        </w:rPr>
+        <w:t xml:space="preserve">        for char in message:</w:t>
+      </w:r>
+    </w:p>
+    <w:p>
+      <w:pPr>
+        <w:rPr>
+          <w:rFonts w:ascii="Courier New" w:hAnsi="Courier New" w:cs="Courier New"/>
+          <w:sz w:val="24"/>
+          <w:szCs w:val="24"/>
+          <w:lang w:val="en-US"/>
+        </w:rPr>
+      </w:pPr>
+      <w:r>
+        <w:rPr>
+          <w:rFonts w:ascii="Courier New" w:hAnsi="Courier New" w:cs="Courier New"/>
+          <w:sz w:val="24"/>
+          <w:szCs w:val="24"/>
+          <w:lang w:val="en-US"/>
+        </w:rPr>
+        <w:t xml:space="preserve">            if char != "0" and char != "1":</w:t>
+      </w:r>
+    </w:p>
+    <w:p>
+      <w:pPr>
+        <w:rPr>
+          <w:rFonts w:ascii="Courier New" w:hAnsi="Courier New" w:cs="Courier New"/>
+          <w:sz w:val="24"/>
+          <w:szCs w:val="24"/>
+          <w:lang w:val="en-US"/>
+        </w:rPr>
+      </w:pPr>
+      <w:r>
+        <w:rPr>
+          <w:rFonts w:ascii="Courier New" w:hAnsi="Courier New" w:cs="Courier New"/>
+          <w:sz w:val="24"/>
+          <w:szCs w:val="24"/>
+          <w:lang w:val="en-US"/>
+        </w:rPr>
+        <w:t xml:space="preserve">                is_bin = False</w:t>
+      </w:r>
+    </w:p>
+    <w:p>
+      <w:pPr>
+        <w:rPr>
+          <w:rFonts w:ascii="Courier New" w:hAnsi="Courier New" w:cs="Courier New"/>
+          <w:sz w:val="24"/>
+          <w:szCs w:val="24"/>
+          <w:lang w:val="en-US"/>
+        </w:rPr>
+      </w:pPr>
+    </w:p>
+    <w:p>
+      <w:pPr>
+        <w:rPr>
+          <w:rFonts w:ascii="Courier New" w:hAnsi="Courier New" w:cs="Courier New"/>
+          <w:sz w:val="24"/>
+          <w:szCs w:val="24"/>
+          <w:lang w:val="en-US"/>
+        </w:rPr>
+      </w:pPr>
+      <w:r>
+        <w:rPr>
+          <w:rFonts w:ascii="Courier New" w:hAnsi="Courier New" w:cs="Courier New"/>
+          <w:sz w:val="24"/>
+          <w:szCs w:val="24"/>
+          <w:lang w:val="en-US"/>
+        </w:rPr>
+        <w:t xml:space="preserve">        if not is_bin:</w:t>
+      </w:r>
+    </w:p>
+    <w:p>
+      <w:pPr>
+        <w:rPr>
+          <w:rFonts w:ascii="Courier New" w:hAnsi="Courier New" w:cs="Courier New"/>
+          <w:sz w:val="24"/>
+          <w:szCs w:val="24"/>
+          <w:lang w:val="en-US"/>
+        </w:rPr>
+      </w:pPr>
+      <w:r>
+        <w:rPr>
+          <w:rFonts w:ascii="Courier New" w:hAnsi="Courier New" w:cs="Courier New"/>
+          <w:sz w:val="24"/>
+          <w:szCs w:val="24"/>
+          <w:lang w:val="en-US"/>
+        </w:rPr>
+        <w:t xml:space="preserve">            message = bin(int(message))[2:]</w:t>
+      </w:r>
+    </w:p>
+    <w:p>
+      <w:pPr>
+        <w:rPr>
+          <w:rFonts w:ascii="Courier New" w:hAnsi="Courier New" w:cs="Courier New"/>
+          <w:sz w:val="24"/>
+          <w:szCs w:val="24"/>
+          <w:lang w:val="en-US"/>
+        </w:rPr>
+      </w:pPr>
+    </w:p>
+    <w:p>
+      <w:pPr>
+        <w:rPr>
+          <w:rFonts w:ascii="Courier New" w:hAnsi="Courier New" w:cs="Courier New"/>
+          <w:sz w:val="24"/>
+          <w:szCs w:val="24"/>
+          <w:lang w:val="en-US"/>
+        </w:rPr>
+      </w:pPr>
+      <w:r>
+        <w:rPr>
+          <w:rFonts w:ascii="Courier New" w:hAnsi="Courier New" w:cs="Courier New"/>
+          <w:sz w:val="24"/>
+          <w:szCs w:val="24"/>
+          <w:lang w:val="en-US"/>
+        </w:rPr>
+        <w:t xml:space="preserve">        parity_bit_count = math.floor(math.log2(len(message))) + 2</w:t>
+      </w:r>
+    </w:p>
+    <w:p>
+      <w:pPr>
+        <w:rPr>
+          <w:rFonts w:ascii="Courier New" w:hAnsi="Courier New" w:cs="Courier New"/>
+          <w:sz w:val="24"/>
+          <w:szCs w:val="24"/>
+          <w:lang w:val="en-US"/>
+        </w:rPr>
+      </w:pPr>
+    </w:p>
+    <w:p>
+      <w:pPr>
+        <w:rPr>
+          <w:rFonts w:ascii="Courier New" w:hAnsi="Courier New" w:cs="Courier New"/>
+          <w:sz w:val="24"/>
+          <w:szCs w:val="24"/>
+        </w:rPr>
+      </w:pPr>
+      <w:r>
+        <w:rPr>
+          <w:rFonts w:ascii="Courier New" w:hAnsi="Courier New" w:cs="Courier New"/>
+          <w:sz w:val="24"/>
+          <w:szCs w:val="24"/>
+          <w:lang w:val="en-US"/>
+        </w:rPr>
+        <w:t xml:space="preserve">        </w:t>
+      </w:r>
+      <w:r>
+        <w:rPr>
+          <w:rFonts w:ascii="Courier New" w:hAnsi="Courier New" w:cs="Courier New"/>
+          <w:sz w:val="24"/>
+          <w:szCs w:val="24"/>
+        </w:rPr>
+        <w:t>print("Минимальное количество бит четности: " + str(parity_bit_count))</w:t>
+      </w:r>
+    </w:p>
+    <w:p>
+      <w:pPr>
+        <w:rPr>
+          <w:rFonts w:ascii="Courier New" w:hAnsi="Courier New" w:cs="Courier New"/>
+          <w:sz w:val="24"/>
+          <w:szCs w:val="24"/>
+        </w:rPr>
+      </w:pPr>
+    </w:p>
+    <w:p>
+      <w:pPr>
+        <w:rPr>
+          <w:rFonts w:ascii="Courier New" w:hAnsi="Courier New" w:cs="Courier New"/>
+          <w:sz w:val="24"/>
+          <w:szCs w:val="24"/>
+          <w:lang w:val="en-US"/>
+        </w:rPr>
+      </w:pPr>
+      <w:r>
+        <w:rPr>
+          <w:rFonts w:ascii="Courier New" w:hAnsi="Courier New" w:cs="Courier New"/>
+          <w:sz w:val="24"/>
+          <w:szCs w:val="24"/>
+        </w:rPr>
+        <w:t xml:space="preserve">        </w:t>
+      </w:r>
+      <w:r>
+        <w:rPr>
+          <w:rFonts w:ascii="Courier New" w:hAnsi="Courier New" w:cs="Courier New"/>
+          <w:sz w:val="24"/>
+          <w:szCs w:val="24"/>
+          <w:lang w:val="en-US"/>
+        </w:rPr>
+        <w:t>for i in range(0, parity_bit_count):</w:t>
+      </w:r>
+    </w:p>
+    <w:p>
+      <w:pPr>
+        <w:rPr>
+          <w:rFonts w:ascii="Courier New" w:hAnsi="Courier New" w:cs="Courier New"/>
+          <w:sz w:val="24"/>
+          <w:szCs w:val="24"/>
+          <w:lang w:val="en-US"/>
+        </w:rPr>
+      </w:pPr>
+      <w:r>
+        <w:rPr>
+          <w:rFonts w:ascii="Courier New" w:hAnsi="Courier New" w:cs="Courier New"/>
+          <w:sz w:val="24"/>
+          <w:szCs w:val="24"/>
+          <w:lang w:val="en-US"/>
+        </w:rPr>
+        <w:lastRenderedPageBreak/>
+        <w:t xml:space="preserve">            message = message[: 2 ** i] + "*" + message[2 ** i :]</w:t>
+      </w:r>
+    </w:p>
+    <w:p>
+      <w:pPr>
+        <w:rPr>
+          <w:rFonts w:ascii="Courier New" w:hAnsi="Courier New" w:cs="Courier New"/>
+          <w:sz w:val="24"/>
+          <w:szCs w:val="24"/>
+          <w:lang w:val="en-US"/>
+        </w:rPr>
+      </w:pPr>
+    </w:p>
+    <w:p>
+      <w:pPr>
+        <w:rPr>
+          <w:rFonts w:ascii="Courier New" w:hAnsi="Courier New" w:cs="Courier New"/>
+          <w:sz w:val="24"/>
+          <w:szCs w:val="24"/>
+          <w:lang w:val="en-US"/>
+        </w:rPr>
+      </w:pPr>
+      <w:r>
+        <w:rPr>
+          <w:rFonts w:ascii="Courier New" w:hAnsi="Courier New" w:cs="Courier New"/>
+          <w:sz w:val="24"/>
+          <w:szCs w:val="24"/>
+          <w:lang w:val="en-US"/>
+        </w:rPr>
+        <w:t xml:space="preserve">        all_xors = bin(check_for_errors(message))[2:]</w:t>
+      </w:r>
+    </w:p>
+    <w:p>
+      <w:pPr>
+        <w:rPr>
+          <w:rFonts w:ascii="Courier New" w:hAnsi="Courier New" w:cs="Courier New"/>
+          <w:sz w:val="24"/>
+          <w:szCs w:val="24"/>
+          <w:lang w:val="en-US"/>
+        </w:rPr>
+      </w:pPr>
+      <w:r>
+        <w:rPr>
+          <w:rFonts w:ascii="Courier New" w:hAnsi="Courier New" w:cs="Courier New"/>
+          <w:sz w:val="24"/>
+          <w:szCs w:val="24"/>
+          <w:lang w:val="en-US"/>
+        </w:rPr>
+        <w:t xml:space="preserve">        while len(all_xors) != parity_bit_count:</w:t>
+      </w:r>
+    </w:p>
+    <w:p>
+      <w:pPr>
+        <w:rPr>
+          <w:rFonts w:ascii="Courier New" w:hAnsi="Courier New" w:cs="Courier New"/>
+          <w:sz w:val="24"/>
+          <w:szCs w:val="24"/>
+          <w:lang w:val="en-US"/>
+        </w:rPr>
+      </w:pPr>
+      <w:r>
+        <w:rPr>
+          <w:rFonts w:ascii="Courier New" w:hAnsi="Courier New" w:cs="Courier New"/>
+          <w:sz w:val="24"/>
+          <w:szCs w:val="24"/>
+          <w:lang w:val="en-US"/>
+        </w:rPr>
+        <w:t xml:space="preserve">            all_xors = "0" + all_xors</w:t>
+      </w:r>
+    </w:p>
+    <w:p>
+      <w:pPr>
+        <w:rPr>
+          <w:rFonts w:ascii="Courier New" w:hAnsi="Courier New" w:cs="Courier New"/>
+          <w:sz w:val="24"/>
+          <w:szCs w:val="24"/>
+          <w:lang w:val="en-US"/>
+        </w:rPr>
+      </w:pPr>
+    </w:p>
+    <w:p>
+      <w:pPr>
+        <w:rPr>
+          <w:rFonts w:ascii="Courier New" w:hAnsi="Courier New" w:cs="Courier New"/>
+          <w:sz w:val="24"/>
+          <w:szCs w:val="24"/>
+          <w:lang w:val="en-US"/>
+        </w:rPr>
+      </w:pPr>
+      <w:r>
+        <w:rPr>
+          <w:rFonts w:ascii="Courier New" w:hAnsi="Courier New" w:cs="Courier New"/>
+          <w:sz w:val="24"/>
+          <w:szCs w:val="24"/>
+          <w:lang w:val="en-US"/>
+        </w:rPr>
+        <w:t xml:space="preserve">        for digit in all_xors[::-1]:</w:t>
+      </w:r>
+    </w:p>
+    <w:p>
+      <w:pPr>
+        <w:rPr>
+          <w:rFonts w:ascii="Courier New" w:hAnsi="Courier New" w:cs="Courier New"/>
+          <w:sz w:val="24"/>
+          <w:szCs w:val="24"/>
+          <w:lang w:val="en-US"/>
+        </w:rPr>
+      </w:pPr>
+      <w:r>
+        <w:rPr>
+          <w:rFonts w:ascii="Courier New" w:hAnsi="Courier New" w:cs="Courier New"/>
+          <w:sz w:val="24"/>
+          <w:szCs w:val="24"/>
+          <w:lang w:val="en-US"/>
+        </w:rPr>
+        <w:t xml:space="preserve">            message = message.replace("*", digit, 1)</w:t>
+      </w:r>
+    </w:p>
+    <w:p>
+      <w:pPr>
+        <w:rPr>
+          <w:rFonts w:ascii="Courier New" w:hAnsi="Courier New" w:cs="Courier New"/>
+          <w:sz w:val="24"/>
+          <w:szCs w:val="24"/>
+          <w:lang w:val="en-US"/>
+        </w:rPr>
+      </w:pPr>
+    </w:p>
+    <w:p>
+      <w:pPr>
+        <w:rPr>
+          <w:rFonts w:ascii="Courier New" w:hAnsi="Courier New" w:cs="Courier New"/>
+          <w:sz w:val="24"/>
+          <w:szCs w:val="24"/>
+          <w:lang w:val="en-US"/>
+        </w:rPr>
+      </w:pPr>
+      <w:r>
+        <w:rPr>
+          <w:rFonts w:ascii="Courier New" w:hAnsi="Courier New" w:cs="Courier New"/>
+          <w:sz w:val="24"/>
+          <w:szCs w:val="24"/>
+          <w:lang w:val="en-US"/>
+        </w:rPr>
+        <w:t xml:space="preserve">        print("</w:t>
+      </w:r>
+      <w:r>
+        <w:rPr>
+          <w:rFonts w:ascii="Courier New" w:hAnsi="Courier New" w:cs="Courier New"/>
+          <w:sz w:val="24"/>
+          <w:szCs w:val="24"/>
+        </w:rPr>
+        <w:t>Новое</w:t>
+      </w:r>
+      <w:r>
+        <w:rPr>
+          <w:rFonts w:ascii="Courier New" w:hAnsi="Courier New" w:cs="Courier New"/>
+          <w:sz w:val="24"/>
+          <w:szCs w:val="24"/>
+          <w:lang w:val="en-US"/>
         </w:rPr>
         <w:t xml:space="preserve"> </w:t>
       </w:r>
-      <w:proofErr w:type="spellStart"/>
-      <w:r>
-        <w:rPr>
-          <w:rFonts w:ascii="Courier New" w:hAnsi="Courier New" w:cs="Courier New"/>
-          <w:sz w:val="24"/>
-          <w:szCs w:val="24"/>
-        </w:rPr>
-        <w:t>math</w:t>
-      </w:r>
-      <w:proofErr w:type="spellEnd"/>
-    </w:p>
-    <w:p>
-      <w:pPr>
-        <w:rPr>
-          <w:rFonts w:ascii="Courier New" w:hAnsi="Courier New" w:cs="Courier New"/>
-          <w:sz w:val="24"/>
-          <w:szCs w:val="24"/>
-        </w:rPr>
-      </w:pPr>
-    </w:p>
-    <w:p>
-      <w:pPr>
-        <w:rPr>
-          <w:rFonts w:ascii="Courier New" w:hAnsi="Courier New" w:cs="Courier New"/>
-          <w:sz w:val="24"/>
-          <w:szCs w:val="24"/>
-        </w:rPr>
-      </w:pPr>
-      <w:proofErr w:type="spellStart"/>
-      <w:r>
-        <w:rPr>
-          <w:rFonts w:ascii="Courier New" w:hAnsi="Courier New" w:cs="Courier New"/>
-          <w:sz w:val="24"/>
-          <w:szCs w:val="24"/>
-        </w:rPr>
-        <w:t>test</w:t>
-      </w:r>
-      <w:proofErr w:type="spellEnd"/>
-      <w:r>
-        <w:rPr>
-          <w:rFonts w:ascii="Courier New" w:hAnsi="Courier New" w:cs="Courier New"/>
-          <w:sz w:val="24"/>
-          <w:szCs w:val="24"/>
-        </w:rPr>
-        <w:t xml:space="preserve"> = "010101110001110</w:t>
-      </w:r>
-      <w:proofErr w:type="gramStart"/>
-      <w:r>
-        <w:rPr>
-          <w:rFonts w:ascii="Courier New" w:hAnsi="Courier New" w:cs="Courier New"/>
-          <w:sz w:val="24"/>
-          <w:szCs w:val="24"/>
-        </w:rPr>
-        <w:t>"  #</w:t>
-      </w:r>
-      <w:proofErr w:type="gramEnd"/>
-      <w:r>
-        <w:rPr>
-          <w:rFonts w:ascii="Courier New" w:hAnsi="Courier New" w:cs="Courier New"/>
-          <w:sz w:val="24"/>
-          <w:szCs w:val="24"/>
-        </w:rPr>
-        <w:t xml:space="preserve"> нет ошибок</w:t>
-      </w:r>
-    </w:p>
-    <w:p>
-      <w:pPr>
-        <w:rPr>
-          <w:rFonts w:ascii="Courier New" w:hAnsi="Courier New" w:cs="Courier New"/>
-          <w:sz w:val="24"/>
-          <w:szCs w:val="24"/>
-        </w:rPr>
-      </w:pPr>
-      <w:r>
-        <w:rPr>
-          <w:rFonts w:ascii="Courier New" w:hAnsi="Courier New" w:cs="Courier New"/>
-          <w:sz w:val="24"/>
-          <w:szCs w:val="24"/>
-        </w:rPr>
-        <w:t>test2 = "010101111001110</w:t>
-      </w:r>
-      <w:proofErr w:type="gramStart"/>
-      <w:r>
-        <w:rPr>
-          <w:rFonts w:ascii="Courier New" w:hAnsi="Courier New" w:cs="Courier New"/>
-          <w:sz w:val="24"/>
-          <w:szCs w:val="24"/>
-        </w:rPr>
-        <w:t>"  #</w:t>
-      </w:r>
-      <w:proofErr w:type="gramEnd"/>
-      <w:r>
-        <w:rPr>
-          <w:rFonts w:ascii="Courier New" w:hAnsi="Courier New" w:cs="Courier New"/>
-          <w:sz w:val="24"/>
-          <w:szCs w:val="24"/>
-        </w:rPr>
-        <w:t xml:space="preserve"> ошибка в 8-ом номере (9 знаке)</w:t>
-      </w:r>
-    </w:p>
-    <w:p>
-      <w:pPr>
-        <w:rPr>
-          <w:rFonts w:ascii="Courier New" w:hAnsi="Courier New" w:cs="Courier New"/>
-          <w:sz w:val="24"/>
-          <w:szCs w:val="24"/>
-        </w:rPr>
-      </w:pPr>
-    </w:p>
-    <w:p>
-      <w:pPr>
-        <w:rPr>
-          <w:rFonts w:ascii="Courier New" w:hAnsi="Courier New" w:cs="Courier New"/>
-          <w:sz w:val="24"/>
-          <w:szCs w:val="24"/>
-        </w:rPr>
-      </w:pPr>
-    </w:p>
-    <w:p>
-      <w:pPr>
-        <w:rPr>
-          <w:rFonts w:ascii="Courier New" w:hAnsi="Courier New" w:cs="Courier New"/>
-          <w:sz w:val="24"/>
-          <w:szCs w:val="24"/>
-          <w:lang w:val="en-US"/>
-        </w:rPr>
-      </w:pPr>
-      <w:r>
-        <w:rPr>
-          <w:rFonts w:ascii="Courier New" w:hAnsi="Courier New" w:cs="Courier New"/>
-          <w:sz w:val="24"/>
-          <w:szCs w:val="24"/>
-          <w:lang w:val="en-US"/>
-        </w:rPr>
-        <w:t xml:space="preserve">def </w:t>
-      </w:r>
-      <w:proofErr w:type="spellStart"/>
-      <w:r>
-        <w:rPr>
-          <w:rFonts w:ascii="Courier New" w:hAnsi="Courier New" w:cs="Courier New"/>
-          <w:sz w:val="24"/>
-          <w:szCs w:val="24"/>
-          <w:lang w:val="en-US"/>
-        </w:rPr>
-        <w:t>check_for_</w:t>
-      </w:r>
-      <w:proofErr w:type="gramStart"/>
-      <w:r>
-        <w:rPr>
-          <w:rFonts w:ascii="Courier New" w:hAnsi="Courier New" w:cs="Courier New"/>
-          <w:sz w:val="24"/>
-          <w:szCs w:val="24"/>
-          <w:lang w:val="en-US"/>
-        </w:rPr>
-        <w:t>errors</w:t>
-      </w:r>
-      <w:proofErr w:type="spellEnd"/>
-      <w:r>
-        <w:rPr>
-          <w:rFonts w:ascii="Courier New" w:hAnsi="Courier New" w:cs="Courier New"/>
-          <w:sz w:val="24"/>
-          <w:szCs w:val="24"/>
-          <w:lang w:val="en-US"/>
-        </w:rPr>
-        <w:t>(</w:t>
-      </w:r>
-      <w:proofErr w:type="gramEnd"/>
-      <w:r>
-        <w:rPr>
-          <w:rFonts w:ascii="Courier New" w:hAnsi="Courier New" w:cs="Courier New"/>
-          <w:sz w:val="24"/>
-          <w:szCs w:val="24"/>
-          <w:lang w:val="en-US"/>
-        </w:rPr>
-        <w:t>msg: str):</w:t>
+      <w:r>
+        <w:rPr>
+          <w:rFonts w:ascii="Courier New" w:hAnsi="Courier New" w:cs="Courier New"/>
+          <w:sz w:val="24"/>
+          <w:szCs w:val="24"/>
+        </w:rPr>
+        <w:t>сообщение</w:t>
+      </w:r>
+      <w:r>
+        <w:rPr>
+          <w:rFonts w:ascii="Courier New" w:hAnsi="Courier New" w:cs="Courier New"/>
+          <w:sz w:val="24"/>
+          <w:szCs w:val="24"/>
+          <w:lang w:val="en-US"/>
+        </w:rPr>
+        <w:t xml:space="preserve"> </w:t>
+      </w:r>
+      <w:r>
+        <w:rPr>
+          <w:rFonts w:ascii="Courier New" w:hAnsi="Courier New" w:cs="Courier New"/>
+          <w:sz w:val="24"/>
+          <w:szCs w:val="24"/>
+        </w:rPr>
+        <w:t>с</w:t>
+      </w:r>
+      <w:r>
+        <w:rPr>
+          <w:rFonts w:ascii="Courier New" w:hAnsi="Courier New" w:cs="Courier New"/>
+          <w:sz w:val="24"/>
+          <w:szCs w:val="24"/>
+          <w:lang w:val="en-US"/>
+        </w:rPr>
+        <w:t xml:space="preserve"> </w:t>
+      </w:r>
+      <w:r>
+        <w:rPr>
+          <w:rFonts w:ascii="Courier New" w:hAnsi="Courier New" w:cs="Courier New"/>
+          <w:sz w:val="24"/>
+          <w:szCs w:val="24"/>
+        </w:rPr>
+        <w:t>битами</w:t>
+      </w:r>
+      <w:r>
+        <w:rPr>
+          <w:rFonts w:ascii="Courier New" w:hAnsi="Courier New" w:cs="Courier New"/>
+          <w:sz w:val="24"/>
+          <w:szCs w:val="24"/>
+          <w:lang w:val="en-US"/>
+        </w:rPr>
+        <w:t xml:space="preserve"> </w:t>
+      </w:r>
+      <w:r>
+        <w:rPr>
+          <w:rFonts w:ascii="Courier New" w:hAnsi="Courier New" w:cs="Courier New"/>
+          <w:sz w:val="24"/>
+          <w:szCs w:val="24"/>
+        </w:rPr>
+        <w:t>четности</w:t>
+      </w:r>
+      <w:r>
+        <w:rPr>
+          <w:rFonts w:ascii="Courier New" w:hAnsi="Courier New" w:cs="Courier New"/>
+          <w:sz w:val="24"/>
+          <w:szCs w:val="24"/>
+          <w:lang w:val="en-US"/>
+        </w:rPr>
+        <w:t>: \n" + message)</w:t>
       </w:r>
     </w:p>
     <w:p>
@@ -1832,153 +2719,744 @@
         </w:rPr>
         <w:t xml:space="preserve">    </w:t>
       </w:r>
-      <w:proofErr w:type="spellStart"/>
-      <w:r>
-        <w:rPr>
-          <w:rFonts w:ascii="Courier New" w:hAnsi="Courier New" w:cs="Courier New"/>
-          <w:sz w:val="24"/>
-          <w:szCs w:val="24"/>
-        </w:rPr>
-        <w:t>all_xors_res</w:t>
-      </w:r>
-      <w:proofErr w:type="spellEnd"/>
-      <w:r>
-        <w:rPr>
-          <w:rFonts w:ascii="Courier New" w:hAnsi="Courier New" w:cs="Courier New"/>
-          <w:sz w:val="24"/>
-          <w:szCs w:val="24"/>
-        </w:rPr>
-        <w:t xml:space="preserve"> = 0</w:t>
-      </w:r>
-    </w:p>
-    <w:p>
-      <w:pPr>
-        <w:rPr>
-          <w:rFonts w:ascii="Courier New" w:hAnsi="Courier New" w:cs="Courier New"/>
-          <w:sz w:val="24"/>
-          <w:szCs w:val="24"/>
-        </w:rPr>
-      </w:pPr>
-    </w:p>
-    <w:p>
-      <w:pPr>
-        <w:rPr>
-          <w:rFonts w:ascii="Courier New" w:hAnsi="Courier New" w:cs="Courier New"/>
-          <w:sz w:val="24"/>
-          <w:szCs w:val="24"/>
-        </w:rPr>
-      </w:pPr>
-      <w:r>
-        <w:rPr>
-          <w:rFonts w:ascii="Courier New" w:hAnsi="Courier New" w:cs="Courier New"/>
-          <w:sz w:val="24"/>
-          <w:szCs w:val="24"/>
-        </w:rPr>
-        <w:t xml:space="preserve">    # добавили не достающий первый ноль</w:t>
-      </w:r>
-    </w:p>
-    <w:p>
-      <w:pPr>
-        <w:rPr>
-          <w:rFonts w:ascii="Courier New" w:hAnsi="Courier New" w:cs="Courier New"/>
-          <w:sz w:val="24"/>
-          <w:szCs w:val="24"/>
-          <w:lang w:val="en-US"/>
-        </w:rPr>
-      </w:pPr>
-      <w:r>
-        <w:rPr>
-          <w:rFonts w:ascii="Courier New" w:hAnsi="Courier New" w:cs="Courier New"/>
-          <w:sz w:val="24"/>
-          <w:szCs w:val="24"/>
-        </w:rPr>
-        <w:t xml:space="preserve">    </w:t>
-      </w:r>
-      <w:r>
-        <w:rPr>
-          <w:rFonts w:ascii="Courier New" w:hAnsi="Courier New" w:cs="Courier New"/>
-          <w:sz w:val="24"/>
-          <w:szCs w:val="24"/>
-          <w:lang w:val="en-US"/>
-        </w:rPr>
-        <w:t>msg = "0" + msg</w:t>
-      </w:r>
-    </w:p>
-    <w:p>
-      <w:pPr>
-        <w:rPr>
-          <w:rFonts w:ascii="Courier New" w:hAnsi="Courier New" w:cs="Courier New"/>
-          <w:sz w:val="24"/>
-          <w:szCs w:val="24"/>
-          <w:lang w:val="en-US"/>
-        </w:rPr>
-      </w:pPr>
-    </w:p>
-    <w:p>
-      <w:pPr>
-        <w:rPr>
-          <w:rFonts w:ascii="Courier New" w:hAnsi="Courier New" w:cs="Courier New"/>
-          <w:sz w:val="24"/>
-          <w:szCs w:val="24"/>
-          <w:lang w:val="en-US"/>
-        </w:rPr>
-      </w:pPr>
-      <w:r>
-        <w:rPr>
-          <w:rFonts w:ascii="Courier New" w:hAnsi="Courier New" w:cs="Courier New"/>
-          <w:sz w:val="24"/>
-          <w:szCs w:val="24"/>
-          <w:lang w:val="en-US"/>
-        </w:rPr>
-        <w:t xml:space="preserve">    for j in range(</w:t>
-      </w:r>
-      <w:proofErr w:type="spellStart"/>
-      <w:r>
-        <w:rPr>
-          <w:rFonts w:ascii="Courier New" w:hAnsi="Courier New" w:cs="Courier New"/>
-          <w:sz w:val="24"/>
-          <w:szCs w:val="24"/>
-          <w:lang w:val="en-US"/>
-        </w:rPr>
-        <w:t>len</w:t>
-      </w:r>
-      <w:proofErr w:type="spellEnd"/>
-      <w:r>
-        <w:rPr>
-          <w:rFonts w:ascii="Courier New" w:hAnsi="Courier New" w:cs="Courier New"/>
-          <w:sz w:val="24"/>
-          <w:szCs w:val="24"/>
-          <w:lang w:val="en-US"/>
-        </w:rPr>
-        <w:t>(msg)):</w:t>
-      </w:r>
-    </w:p>
-    <w:p>
-      <w:pPr>
-        <w:rPr>
-          <w:rFonts w:ascii="Courier New" w:hAnsi="Courier New" w:cs="Courier New"/>
-          <w:sz w:val="24"/>
-          <w:szCs w:val="24"/>
-          <w:lang w:val="en-US"/>
-        </w:rPr>
-      </w:pPr>
-      <w:r>
-        <w:rPr>
-          <w:rFonts w:ascii="Courier New" w:hAnsi="Courier New" w:cs="Courier New"/>
-          <w:sz w:val="24"/>
-          <w:szCs w:val="24"/>
-          <w:lang w:val="en-US"/>
-        </w:rPr>
-        <w:t xml:space="preserve">        if msg[j] == "1":</w:t>
-      </w:r>
-    </w:p>
-    <w:p>
-      <w:pPr>
-        <w:rPr>
-          <w:rFonts w:ascii="Courier New" w:hAnsi="Courier New" w:cs="Courier New"/>
-          <w:sz w:val="24"/>
-          <w:szCs w:val="24"/>
-          <w:lang w:val="en-US"/>
+      <w:r>
+        <w:rPr>
+          <w:rFonts w:ascii="Courier New" w:hAnsi="Courier New" w:cs="Courier New"/>
+          <w:sz w:val="24"/>
+          <w:szCs w:val="24"/>
+        </w:rPr>
+        <w:t>else:</w:t>
+      </w:r>
+    </w:p>
+    <w:p>
+      <w:pPr>
+        <w:rPr>
+          <w:rFonts w:ascii="Courier New" w:hAnsi="Courier New" w:cs="Courier New"/>
+          <w:sz w:val="24"/>
+          <w:szCs w:val="24"/>
+        </w:rPr>
+      </w:pPr>
+    </w:p>
+    <w:p>
+      <w:pPr>
+        <w:rPr>
+          <w:rFonts w:ascii="Courier New" w:hAnsi="Courier New" w:cs="Courier New"/>
+          <w:sz w:val="24"/>
+          <w:szCs w:val="24"/>
+        </w:rPr>
+      </w:pPr>
+      <w:r>
+        <w:rPr>
+          <w:rFonts w:ascii="Courier New" w:hAnsi="Courier New" w:cs="Courier New"/>
+          <w:sz w:val="24"/>
+          <w:szCs w:val="24"/>
+        </w:rPr>
+        <w:t xml:space="preserve">        message = input("Напишите полное сообщение: ")</w:t>
+      </w:r>
+    </w:p>
+    <w:p>
+      <w:pPr>
+        <w:rPr>
+          <w:rFonts w:ascii="Courier New" w:hAnsi="Courier New" w:cs="Courier New"/>
+          <w:sz w:val="24"/>
+          <w:szCs w:val="24"/>
+        </w:rPr>
+      </w:pPr>
+      <w:r>
+        <w:rPr>
+          <w:rFonts w:ascii="Courier New" w:hAnsi="Courier New" w:cs="Courier New"/>
+          <w:sz w:val="24"/>
+          <w:szCs w:val="24"/>
+        </w:rPr>
+        <w:t xml:space="preserve">        # message = bin(int(input("Напишите полное сообщение: ")))[2:]</w:t>
+      </w:r>
+    </w:p>
+    <w:p>
+      <w:pPr>
+        <w:rPr>
+          <w:rFonts w:ascii="Courier New" w:hAnsi="Courier New" w:cs="Courier New"/>
+          <w:sz w:val="24"/>
+          <w:szCs w:val="24"/>
+          <w:lang w:val="en-US"/>
+        </w:rPr>
+      </w:pPr>
+      <w:r>
+        <w:rPr>
+          <w:rFonts w:ascii="Courier New" w:hAnsi="Courier New" w:cs="Courier New"/>
+          <w:sz w:val="24"/>
+          <w:szCs w:val="24"/>
+        </w:rPr>
+        <w:t xml:space="preserve">        </w:t>
+      </w:r>
+      <w:r>
+        <w:rPr>
+          <w:rFonts w:ascii="Courier New" w:hAnsi="Courier New" w:cs="Courier New"/>
+          <w:sz w:val="24"/>
+          <w:szCs w:val="24"/>
+          <w:lang w:val="en-US"/>
+        </w:rPr>
+        <w:t>is_bin = True</w:t>
+      </w:r>
+    </w:p>
+    <w:p>
+      <w:pPr>
+        <w:rPr>
+          <w:rFonts w:ascii="Courier New" w:hAnsi="Courier New" w:cs="Courier New"/>
+          <w:sz w:val="24"/>
+          <w:szCs w:val="24"/>
+          <w:lang w:val="en-US"/>
+        </w:rPr>
+      </w:pPr>
+      <w:r>
+        <w:rPr>
+          <w:rFonts w:ascii="Courier New" w:hAnsi="Courier New" w:cs="Courier New"/>
+          <w:sz w:val="24"/>
+          <w:szCs w:val="24"/>
+          <w:lang w:val="en-US"/>
+        </w:rPr>
+        <w:t xml:space="preserve">        for char in message:</w:t>
+      </w:r>
+    </w:p>
+    <w:p>
+      <w:pPr>
+        <w:rPr>
+          <w:rFonts w:ascii="Courier New" w:hAnsi="Courier New" w:cs="Courier New"/>
+          <w:sz w:val="24"/>
+          <w:szCs w:val="24"/>
+          <w:lang w:val="en-US"/>
+        </w:rPr>
+      </w:pPr>
+      <w:r>
+        <w:rPr>
+          <w:rFonts w:ascii="Courier New" w:hAnsi="Courier New" w:cs="Courier New"/>
+          <w:sz w:val="24"/>
+          <w:szCs w:val="24"/>
+          <w:lang w:val="en-US"/>
+        </w:rPr>
+        <w:t xml:space="preserve">            if char != "0" and char != "1":</w:t>
+      </w:r>
+    </w:p>
+    <w:p>
+      <w:pPr>
+        <w:rPr>
+          <w:rFonts w:ascii="Courier New" w:hAnsi="Courier New" w:cs="Courier New"/>
+          <w:sz w:val="24"/>
+          <w:szCs w:val="24"/>
+          <w:lang w:val="en-US"/>
+        </w:rPr>
+      </w:pPr>
+      <w:r>
+        <w:rPr>
+          <w:rFonts w:ascii="Courier New" w:hAnsi="Courier New" w:cs="Courier New"/>
+          <w:sz w:val="24"/>
+          <w:szCs w:val="24"/>
+          <w:lang w:val="en-US"/>
+        </w:rPr>
+        <w:t xml:space="preserve">                is_bin = False</w:t>
+      </w:r>
+    </w:p>
+    <w:p>
+      <w:pPr>
+        <w:rPr>
+          <w:rFonts w:ascii="Courier New" w:hAnsi="Courier New" w:cs="Courier New"/>
+          <w:sz w:val="24"/>
+          <w:szCs w:val="24"/>
+          <w:lang w:val="en-US"/>
+        </w:rPr>
+      </w:pPr>
+    </w:p>
+    <w:p>
+      <w:pPr>
+        <w:rPr>
+          <w:rFonts w:ascii="Courier New" w:hAnsi="Courier New" w:cs="Courier New"/>
+          <w:sz w:val="24"/>
+          <w:szCs w:val="24"/>
+          <w:lang w:val="en-US"/>
+        </w:rPr>
+      </w:pPr>
+      <w:r>
+        <w:rPr>
+          <w:rFonts w:ascii="Courier New" w:hAnsi="Courier New" w:cs="Courier New"/>
+          <w:sz w:val="24"/>
+          <w:szCs w:val="24"/>
+          <w:lang w:val="en-US"/>
+        </w:rPr>
+        <w:t xml:space="preserve">        if not is_bin:</w:t>
+      </w:r>
+    </w:p>
+    <w:p>
+      <w:pPr>
+        <w:rPr>
+          <w:rFonts w:ascii="Courier New" w:hAnsi="Courier New" w:cs="Courier New"/>
+          <w:sz w:val="24"/>
+          <w:szCs w:val="24"/>
+          <w:lang w:val="en-US"/>
+        </w:rPr>
+      </w:pPr>
+      <w:r>
+        <w:rPr>
+          <w:rFonts w:ascii="Courier New" w:hAnsi="Courier New" w:cs="Courier New"/>
+          <w:sz w:val="24"/>
+          <w:szCs w:val="24"/>
+          <w:lang w:val="en-US"/>
+        </w:rPr>
+        <w:t xml:space="preserve">            message = bin(int(message))[2:]</w:t>
+      </w:r>
+    </w:p>
+    <w:p>
+      <w:pPr>
+        <w:rPr>
+          <w:rFonts w:ascii="Courier New" w:hAnsi="Courier New" w:cs="Courier New"/>
+          <w:sz w:val="24"/>
+          <w:szCs w:val="24"/>
+          <w:lang w:val="en-US"/>
+        </w:rPr>
+      </w:pPr>
+      <w:r>
+        <w:rPr>
+          <w:rFonts w:ascii="Courier New" w:hAnsi="Courier New" w:cs="Courier New"/>
+          <w:sz w:val="24"/>
+          <w:szCs w:val="24"/>
+          <w:lang w:val="en-US"/>
+        </w:rPr>
+        <w:t xml:space="preserve">        </w:t>
+      </w:r>
+      <w:r>
+        <w:rPr>
+          <w:rFonts w:ascii="Courier New" w:hAnsi="Courier New" w:cs="Courier New"/>
+          <w:sz w:val="24"/>
+          <w:szCs w:val="24"/>
+          <w:lang w:val="en-US"/>
+        </w:rPr>
+        <w:t>"""</w:t>
+      </w:r>
+    </w:p>
+    <w:p>
+      <w:pPr>
+        <w:rPr>
+          <w:rFonts w:ascii="Courier New" w:hAnsi="Courier New" w:cs="Courier New"/>
+          <w:sz w:val="24"/>
+          <w:szCs w:val="24"/>
+        </w:rPr>
+      </w:pPr>
+      <w:r>
+        <w:rPr>
+          <w:rFonts w:ascii="Courier New" w:hAnsi="Courier New" w:cs="Courier New"/>
+          <w:sz w:val="24"/>
+          <w:szCs w:val="24"/>
+          <w:lang w:val="en-US"/>
+        </w:rPr>
+        <w:t xml:space="preserve">        </w:t>
+      </w:r>
+      <w:r>
+        <w:rPr>
+          <w:rFonts w:ascii="Courier New" w:hAnsi="Courier New" w:cs="Courier New"/>
+          <w:sz w:val="24"/>
+          <w:szCs w:val="24"/>
+        </w:rPr>
+        <w:t>Плюс один к len(message), потому что в оригинальном сообщении мы не пишем нулевой бит</w:t>
+      </w:r>
+    </w:p>
+    <w:p>
+      <w:pPr>
+        <w:rPr>
+          <w:rFonts w:ascii="Courier New" w:hAnsi="Courier New" w:cs="Courier New"/>
+          <w:sz w:val="24"/>
+          <w:szCs w:val="24"/>
+        </w:rPr>
+      </w:pPr>
+      <w:r>
+        <w:rPr>
+          <w:rFonts w:ascii="Courier New" w:hAnsi="Courier New" w:cs="Courier New"/>
+          <w:sz w:val="24"/>
+          <w:szCs w:val="24"/>
+        </w:rPr>
+        <w:t xml:space="preserve">        Контрольные биты будут располагаться по степеням двойки с добавленным 0: 0,1,2,4,8....</w:t>
+      </w:r>
+    </w:p>
+    <w:p>
+      <w:pPr>
+        <w:rPr>
+          <w:rFonts w:ascii="Courier New" w:hAnsi="Courier New" w:cs="Courier New"/>
+          <w:sz w:val="24"/>
+          <w:szCs w:val="24"/>
+        </w:rPr>
+      </w:pPr>
+      <w:r>
+        <w:rPr>
+          <w:rFonts w:ascii="Courier New" w:hAnsi="Courier New" w:cs="Courier New"/>
+          <w:sz w:val="24"/>
+          <w:szCs w:val="24"/>
+        </w:rPr>
+        <w:t xml:space="preserve">        Плюс один в конце, потому что мы учитываем нулевой бит, как контрольный</w:t>
+      </w:r>
+    </w:p>
+    <w:p>
+      <w:pPr>
+        <w:rPr>
+          <w:rFonts w:ascii="Courier New" w:hAnsi="Courier New" w:cs="Courier New"/>
+          <w:sz w:val="24"/>
+          <w:szCs w:val="24"/>
+          <w:lang w:val="en-US"/>
+        </w:rPr>
+      </w:pPr>
+      <w:r>
+        <w:rPr>
+          <w:rFonts w:ascii="Courier New" w:hAnsi="Courier New" w:cs="Courier New"/>
+          <w:sz w:val="24"/>
+          <w:szCs w:val="24"/>
+        </w:rPr>
+        <w:t xml:space="preserve">        </w:t>
+      </w:r>
+      <w:r>
+        <w:rPr>
+          <w:rFonts w:ascii="Courier New" w:hAnsi="Courier New" w:cs="Courier New"/>
+          <w:sz w:val="24"/>
+          <w:szCs w:val="24"/>
+          <w:lang w:val="en-US"/>
+        </w:rPr>
+        <w:t>"""</w:t>
+      </w:r>
+    </w:p>
+    <w:p>
+      <w:pPr>
+        <w:rPr>
+          <w:rFonts w:ascii="Courier New" w:hAnsi="Courier New" w:cs="Courier New"/>
+          <w:sz w:val="24"/>
+          <w:szCs w:val="24"/>
+          <w:lang w:val="en-US"/>
+        </w:rPr>
+      </w:pPr>
+    </w:p>
+    <w:p>
+      <w:pPr>
+        <w:rPr>
+          <w:rFonts w:ascii="Courier New" w:hAnsi="Courier New" w:cs="Courier New"/>
+          <w:sz w:val="24"/>
+          <w:szCs w:val="24"/>
+          <w:lang w:val="en-US"/>
+        </w:rPr>
+      </w:pPr>
+      <w:r>
+        <w:rPr>
+          <w:rFonts w:ascii="Courier New" w:hAnsi="Courier New" w:cs="Courier New"/>
+          <w:sz w:val="24"/>
+          <w:szCs w:val="24"/>
+          <w:lang w:val="en-US"/>
+        </w:rPr>
+        <w:t xml:space="preserve">        parity_bit_count = math.ceil(math.log2(len(message) + 1))</w:t>
+      </w:r>
+    </w:p>
+    <w:p>
+      <w:pPr>
+        <w:rPr>
+          <w:rFonts w:ascii="Courier New" w:hAnsi="Courier New" w:cs="Courier New"/>
+          <w:sz w:val="24"/>
+          <w:szCs w:val="24"/>
+          <w:lang w:val="en-US"/>
+        </w:rPr>
+      </w:pPr>
+    </w:p>
+    <w:p>
+      <w:pPr>
+        <w:rPr>
+          <w:rFonts w:ascii="Courier New" w:hAnsi="Courier New" w:cs="Courier New"/>
+          <w:sz w:val="24"/>
+          <w:szCs w:val="24"/>
+        </w:rPr>
+      </w:pPr>
+      <w:r>
+        <w:rPr>
+          <w:rFonts w:ascii="Courier New" w:hAnsi="Courier New" w:cs="Courier New"/>
+          <w:sz w:val="24"/>
+          <w:szCs w:val="24"/>
+          <w:lang w:val="en-US"/>
+        </w:rPr>
+        <w:t xml:space="preserve">        </w:t>
+      </w:r>
+      <w:r>
+        <w:rPr>
+          <w:rFonts w:ascii="Courier New" w:hAnsi="Courier New" w:cs="Courier New"/>
+          <w:sz w:val="24"/>
+          <w:szCs w:val="24"/>
+        </w:rPr>
+        <w:t>"""</w:t>
+      </w:r>
+    </w:p>
+    <w:p>
+      <w:pPr>
+        <w:rPr>
+          <w:rFonts w:ascii="Courier New" w:hAnsi="Courier New" w:cs="Courier New"/>
+          <w:sz w:val="24"/>
+          <w:szCs w:val="24"/>
+        </w:rPr>
+      </w:pPr>
+      <w:r>
+        <w:rPr>
+          <w:rFonts w:ascii="Courier New" w:hAnsi="Courier New" w:cs="Courier New"/>
+          <w:sz w:val="24"/>
+          <w:szCs w:val="24"/>
+        </w:rPr>
+        <w:t xml:space="preserve">        Запишем адреса 16 символьного сообщения в двоичном виде:</w:t>
+      </w:r>
+    </w:p>
+    <w:p>
+      <w:pPr>
+        <w:rPr>
+          <w:rFonts w:ascii="Courier New" w:hAnsi="Courier New" w:cs="Courier New"/>
+          <w:sz w:val="24"/>
+          <w:szCs w:val="24"/>
+        </w:rPr>
+      </w:pPr>
+      <w:r>
+        <w:rPr>
+          <w:rFonts w:ascii="Courier New" w:hAnsi="Courier New" w:cs="Courier New"/>
+          <w:sz w:val="24"/>
+          <w:szCs w:val="24"/>
+        </w:rPr>
+        <w:t xml:space="preserve">        |---------------------------|</w:t>
+      </w:r>
+    </w:p>
+    <w:p>
+      <w:pPr>
+        <w:rPr>
+          <w:rFonts w:ascii="Courier New" w:hAnsi="Courier New" w:cs="Courier New"/>
+          <w:sz w:val="24"/>
+          <w:szCs w:val="24"/>
+        </w:rPr>
+      </w:pPr>
+      <w:r>
+        <w:rPr>
+          <w:rFonts w:ascii="Courier New" w:hAnsi="Courier New" w:cs="Courier New"/>
+          <w:sz w:val="24"/>
+          <w:szCs w:val="24"/>
+        </w:rPr>
+        <w:t xml:space="preserve">        | 0000 | 0001 | 0010 | 0011 | теперь первый разряд обозначает все биты, которые будут  </w:t>
+      </w:r>
+    </w:p>
+    <w:p>
+      <w:pPr>
+        <w:rPr>
+          <w:rFonts w:ascii="Courier New" w:hAnsi="Courier New" w:cs="Courier New"/>
+          <w:sz w:val="24"/>
+          <w:szCs w:val="24"/>
+        </w:rPr>
+      </w:pPr>
+      <w:r>
+        <w:rPr>
+          <w:rFonts w:ascii="Courier New" w:hAnsi="Courier New" w:cs="Courier New"/>
+          <w:sz w:val="24"/>
+          <w:szCs w:val="24"/>
+        </w:rPr>
+        <w:t xml:space="preserve">        |---------------------------| проверяться первым четным битом в позиции 0001</w:t>
+      </w:r>
+    </w:p>
+    <w:p>
+      <w:pPr>
+        <w:rPr>
+          <w:rFonts w:ascii="Courier New" w:hAnsi="Courier New" w:cs="Courier New"/>
+          <w:sz w:val="24"/>
+          <w:szCs w:val="24"/>
+        </w:rPr>
+      </w:pPr>
+      <w:r>
+        <w:rPr>
+          <w:rFonts w:ascii="Courier New" w:hAnsi="Courier New" w:cs="Courier New"/>
+          <w:sz w:val="24"/>
+          <w:szCs w:val="24"/>
+        </w:rPr>
+        <w:t xml:space="preserve">        | 0100 | 0101 | 0110 | 0111 |</w:t>
+      </w:r>
+    </w:p>
+    <w:p>
+      <w:pPr>
+        <w:rPr>
+          <w:rFonts w:ascii="Courier New" w:hAnsi="Courier New" w:cs="Courier New"/>
+          <w:sz w:val="24"/>
+          <w:szCs w:val="24"/>
+        </w:rPr>
+      </w:pPr>
+      <w:r>
+        <w:rPr>
+          <w:rFonts w:ascii="Courier New" w:hAnsi="Courier New" w:cs="Courier New"/>
+          <w:sz w:val="24"/>
+          <w:szCs w:val="24"/>
+        </w:rPr>
+        <w:t xml:space="preserve">        |---------------------------| все последующие четные биты, лежащие в 0010, 0100, 1000 </w:t>
+      </w:r>
+    </w:p>
+    <w:p>
+      <w:pPr>
+        <w:rPr>
+          <w:rFonts w:ascii="Courier New" w:hAnsi="Courier New" w:cs="Courier New"/>
+          <w:sz w:val="24"/>
+          <w:szCs w:val="24"/>
+        </w:rPr>
+      </w:pPr>
+      <w:r>
+        <w:rPr>
+          <w:rFonts w:ascii="Courier New" w:hAnsi="Courier New" w:cs="Courier New"/>
+          <w:sz w:val="24"/>
+          <w:szCs w:val="24"/>
+        </w:rPr>
+        <w:t xml:space="preserve">        | 1000 | 1001 | 1010 | 1011 | будут маской для чисел которые мы берем.</w:t>
+      </w:r>
+    </w:p>
+    <w:p>
+      <w:pPr>
+        <w:rPr>
+          <w:rFonts w:ascii="Courier New" w:hAnsi="Courier New" w:cs="Courier New"/>
+          <w:sz w:val="24"/>
+          <w:szCs w:val="24"/>
+        </w:rPr>
+      </w:pPr>
+      <w:r>
+        <w:rPr>
+          <w:rFonts w:ascii="Courier New" w:hAnsi="Courier New" w:cs="Courier New"/>
+          <w:sz w:val="24"/>
+          <w:szCs w:val="24"/>
+        </w:rPr>
+        <w:t xml:space="preserve">        |---------------------------| т.е. четный бит рассматривает те адреса, в которых </w:t>
+      </w:r>
+    </w:p>
+    <w:p>
+      <w:pPr>
+        <w:rPr>
+          <w:rFonts w:ascii="Courier New" w:hAnsi="Courier New" w:cs="Courier New"/>
+          <w:sz w:val="24"/>
+          <w:szCs w:val="24"/>
+        </w:rPr>
+      </w:pPr>
+      <w:r>
+        <w:rPr>
+          <w:rFonts w:ascii="Courier New" w:hAnsi="Courier New" w:cs="Courier New"/>
+          <w:sz w:val="24"/>
+          <w:szCs w:val="24"/>
+        </w:rPr>
+        <w:t xml:space="preserve">        | 1100 | 1101 | 1110 | 1111 | побитовое "и" будет равнятся четному биту.</w:t>
+      </w:r>
+    </w:p>
+    <w:p>
+      <w:pPr>
+        <w:rPr>
+          <w:rFonts w:ascii="Courier New" w:hAnsi="Courier New" w:cs="Courier New"/>
+          <w:sz w:val="24"/>
+          <w:szCs w:val="24"/>
+        </w:rPr>
+      </w:pPr>
+      <w:r>
+        <w:rPr>
+          <w:rFonts w:ascii="Courier New" w:hAnsi="Courier New" w:cs="Courier New"/>
+          <w:sz w:val="24"/>
+          <w:szCs w:val="24"/>
+        </w:rPr>
+        <w:t xml:space="preserve">        |---------------------------|</w:t>
+      </w:r>
+    </w:p>
+    <w:p>
+      <w:pPr>
+        <w:rPr>
+          <w:rFonts w:ascii="Courier New" w:hAnsi="Courier New" w:cs="Courier New"/>
+          <w:sz w:val="24"/>
+          <w:szCs w:val="24"/>
+        </w:rPr>
+      </w:pPr>
+      <w:r>
+        <w:rPr>
+          <w:rFonts w:ascii="Courier New" w:hAnsi="Courier New" w:cs="Courier New"/>
+          <w:sz w:val="24"/>
+          <w:szCs w:val="24"/>
+        </w:rPr>
+        <w:t xml:space="preserve">        </w:t>
+      </w:r>
+    </w:p>
+    <w:p>
+      <w:pPr>
+        <w:rPr>
+          <w:rFonts w:ascii="Courier New" w:hAnsi="Courier New" w:cs="Courier New"/>
+          <w:sz w:val="24"/>
+          <w:szCs w:val="24"/>
+        </w:rPr>
+      </w:pPr>
+      <w:r>
+        <w:rPr>
+          <w:rFonts w:ascii="Courier New" w:hAnsi="Courier New" w:cs="Courier New"/>
+          <w:sz w:val="24"/>
+          <w:szCs w:val="24"/>
+        </w:rPr>
+        <w:t xml:space="preserve">        Чтобы проверить сообщение возьмем побитовое xor всех едениц в сообщении</w:t>
+      </w:r>
+    </w:p>
+    <w:p>
+      <w:pPr>
+        <w:rPr>
+          <w:rFonts w:ascii="Courier New" w:hAnsi="Courier New" w:cs="Courier New"/>
+          <w:sz w:val="24"/>
+          <w:szCs w:val="24"/>
+          <w:lang w:val="en-US"/>
+        </w:rPr>
+      </w:pPr>
+      <w:r>
+        <w:rPr>
+          <w:rFonts w:ascii="Courier New" w:hAnsi="Courier New" w:cs="Courier New"/>
+          <w:sz w:val="24"/>
+          <w:szCs w:val="24"/>
+        </w:rPr>
+        <w:t xml:space="preserve">        </w:t>
+      </w:r>
+      <w:r>
+        <w:rPr>
+          <w:rFonts w:ascii="Courier New" w:hAnsi="Courier New" w:cs="Courier New"/>
+          <w:sz w:val="24"/>
+          <w:szCs w:val="24"/>
+          <w:lang w:val="en-US"/>
+        </w:rPr>
+        <w:t>"""</w:t>
+      </w:r>
+    </w:p>
+    <w:p>
+      <w:pPr>
+        <w:rPr>
+          <w:rFonts w:ascii="Courier New" w:hAnsi="Courier New" w:cs="Courier New"/>
+          <w:sz w:val="24"/>
+          <w:szCs w:val="24"/>
+          <w:lang w:val="en-US"/>
+        </w:rPr>
+      </w:pPr>
+    </w:p>
+    <w:p>
+      <w:pPr>
+        <w:rPr>
+          <w:rFonts w:ascii="Courier New" w:hAnsi="Courier New" w:cs="Courier New"/>
+          <w:sz w:val="24"/>
+          <w:szCs w:val="24"/>
+          <w:lang w:val="en-US"/>
+        </w:rPr>
+      </w:pPr>
+      <w:r>
+        <w:rPr>
+          <w:rFonts w:ascii="Courier New" w:hAnsi="Courier New" w:cs="Courier New"/>
+          <w:sz w:val="24"/>
+          <w:szCs w:val="24"/>
+          <w:lang w:val="en-US"/>
+        </w:rPr>
+        <w:t xml:space="preserve">        all_xors = check_for_errors(message)</w:t>
+      </w:r>
+    </w:p>
+    <w:p>
+      <w:pPr>
+        <w:rPr>
+          <w:rFonts w:ascii="Courier New" w:hAnsi="Courier New" w:cs="Courier New"/>
+          <w:sz w:val="24"/>
+          <w:szCs w:val="24"/>
+        </w:rPr>
+      </w:pPr>
+      <w:r>
+        <w:rPr>
+          <w:rFonts w:ascii="Courier New" w:hAnsi="Courier New" w:cs="Courier New"/>
+          <w:sz w:val="24"/>
+          <w:szCs w:val="24"/>
+          <w:lang w:val="en-US"/>
+        </w:rPr>
+        <w:t xml:space="preserve">        </w:t>
+      </w:r>
+      <w:r>
+        <w:rPr>
+          <w:rFonts w:ascii="Courier New" w:hAnsi="Courier New" w:cs="Courier New"/>
+          <w:sz w:val="24"/>
+          <w:szCs w:val="24"/>
+        </w:rPr>
+        <w:t>print(parity_bit_count)</w:t>
+      </w:r>
+    </w:p>
+    <w:p>
+      <w:pPr>
+        <w:rPr>
+          <w:rFonts w:ascii="Courier New" w:hAnsi="Courier New" w:cs="Courier New"/>
+          <w:sz w:val="24"/>
+          <w:szCs w:val="24"/>
+        </w:rPr>
+      </w:pPr>
+    </w:p>
+    <w:p>
+      <w:pPr>
+        <w:rPr>
+          <w:rFonts w:ascii="Courier New" w:hAnsi="Courier New" w:cs="Courier New"/>
+          <w:sz w:val="24"/>
+          <w:szCs w:val="24"/>
+        </w:rPr>
+      </w:pPr>
+      <w:r>
+        <w:rPr>
+          <w:rFonts w:ascii="Courier New" w:hAnsi="Courier New" w:cs="Courier New"/>
+          <w:sz w:val="24"/>
+          <w:szCs w:val="24"/>
+        </w:rPr>
+        <w:t xml:space="preserve">        # минус один потому что мы рассматриваем сообщение без первого бита</w:t>
+      </w:r>
+    </w:p>
+    <w:p>
+      <w:pPr>
+        <w:rPr>
+          <w:rFonts w:ascii="Courier New" w:hAnsi="Courier New" w:cs="Courier New"/>
+          <w:sz w:val="24"/>
+          <w:szCs w:val="24"/>
+          <w:lang w:val="en-US"/>
+        </w:rPr>
+      </w:pPr>
+      <w:r>
+        <w:rPr>
+          <w:rFonts w:ascii="Courier New" w:hAnsi="Courier New" w:cs="Courier New"/>
+          <w:sz w:val="24"/>
+          <w:szCs w:val="24"/>
+        </w:rPr>
+        <w:t xml:space="preserve">        </w:t>
+      </w:r>
+      <w:r>
+        <w:rPr>
+          <w:rFonts w:ascii="Courier New" w:hAnsi="Courier New" w:cs="Courier New"/>
+          <w:sz w:val="24"/>
+          <w:szCs w:val="24"/>
+          <w:lang w:val="en-US"/>
+        </w:rPr>
+        <w:t>all_xors -= 1</w:t>
+      </w:r>
+    </w:p>
+    <w:p>
+      <w:pPr>
+        <w:rPr>
+          <w:rFonts w:ascii="Courier New" w:hAnsi="Courier New" w:cs="Courier New"/>
+          <w:sz w:val="24"/>
+          <w:szCs w:val="24"/>
+          <w:lang w:val="en-US"/>
+        </w:rPr>
+      </w:pPr>
+    </w:p>
+    <w:p>
+      <w:pPr>
+        <w:rPr>
+          <w:rFonts w:ascii="Courier New" w:hAnsi="Courier New" w:cs="Courier New"/>
+          <w:sz w:val="24"/>
+          <w:szCs w:val="24"/>
+          <w:lang w:val="en-US"/>
+        </w:rPr>
+      </w:pPr>
+      <w:r>
+        <w:rPr>
+          <w:rFonts w:ascii="Courier New" w:hAnsi="Courier New" w:cs="Courier New"/>
+          <w:sz w:val="24"/>
+          <w:szCs w:val="24"/>
+          <w:lang w:val="en-US"/>
+        </w:rPr>
+        <w:t xml:space="preserve">        if all_xors == -1:</w:t>
+      </w:r>
+    </w:p>
+    <w:p>
+      <w:pPr>
+        <w:rPr>
+          <w:rFonts w:ascii="Courier New" w:hAnsi="Courier New" w:cs="Courier New"/>
+          <w:sz w:val="24"/>
+          <w:szCs w:val="24"/>
         </w:rPr>
       </w:pPr>
       <w:r>
@@ -1990,313 +3468,60 @@
         </w:rPr>
         <w:t xml:space="preserve">            </w:t>
       </w:r>
-      <w:proofErr w:type="spellStart"/>
-      <w:r>
-        <w:rPr>
-          <w:rFonts w:ascii="Courier New" w:hAnsi="Courier New" w:cs="Courier New"/>
-          <w:sz w:val="24"/>
-          <w:szCs w:val="24"/>
-          <w:lang w:val="en-US"/>
-        </w:rPr>
-        <w:t>all_xors_res</w:t>
-      </w:r>
-      <w:proofErr w:type="spellEnd"/>
-      <w:r>
-        <w:rPr>
-          <w:rFonts w:ascii="Courier New" w:hAnsi="Courier New" w:cs="Courier New"/>
-          <w:sz w:val="24"/>
-          <w:szCs w:val="24"/>
-          <w:lang w:val="en-US"/>
-        </w:rPr>
-        <w:t xml:space="preserve"> = </w:t>
-      </w:r>
-      <w:proofErr w:type="spellStart"/>
-      <w:r>
-        <w:rPr>
-          <w:rFonts w:ascii="Courier New" w:hAnsi="Courier New" w:cs="Courier New"/>
-          <w:sz w:val="24"/>
-          <w:szCs w:val="24"/>
-          <w:lang w:val="en-US"/>
-        </w:rPr>
-        <w:t>all_xors_res</w:t>
-      </w:r>
-      <w:proofErr w:type="spellEnd"/>
-      <w:r>
-        <w:rPr>
-          <w:rFonts w:ascii="Courier New" w:hAnsi="Courier New" w:cs="Courier New"/>
-          <w:sz w:val="24"/>
-          <w:szCs w:val="24"/>
-          <w:lang w:val="en-US"/>
-        </w:rPr>
-        <w:t xml:space="preserve"> ^ j</w:t>
-      </w:r>
-    </w:p>
-    <w:p>
-      <w:pPr>
-        <w:rPr>
-          <w:rFonts w:ascii="Courier New" w:hAnsi="Courier New" w:cs="Courier New"/>
-          <w:sz w:val="24"/>
-          <w:szCs w:val="24"/>
-          <w:lang w:val="en-US"/>
-        </w:rPr>
-      </w:pPr>
-    </w:p>
-    <w:p>
-      <w:pPr>
-        <w:rPr>
-          <w:rFonts w:ascii="Courier New" w:hAnsi="Courier New" w:cs="Courier New"/>
-          <w:sz w:val="24"/>
-          <w:szCs w:val="24"/>
-          <w:lang w:val="en-US"/>
-        </w:rPr>
-      </w:pPr>
-      <w:r>
-        <w:rPr>
-          <w:rFonts w:ascii="Courier New" w:hAnsi="Courier New" w:cs="Courier New"/>
-          <w:sz w:val="24"/>
-          <w:szCs w:val="24"/>
-          <w:lang w:val="en-US"/>
-        </w:rPr>
-        <w:t xml:space="preserve">    return </w:t>
-      </w:r>
-      <w:proofErr w:type="spellStart"/>
-      <w:r>
-        <w:rPr>
-          <w:rFonts w:ascii="Courier New" w:hAnsi="Courier New" w:cs="Courier New"/>
-          <w:sz w:val="24"/>
-          <w:szCs w:val="24"/>
-          <w:lang w:val="en-US"/>
-        </w:rPr>
-        <w:t>all_xors_res</w:t>
-      </w:r>
-      <w:proofErr w:type="spellEnd"/>
-    </w:p>
-    <w:p>
-      <w:pPr>
-        <w:rPr>
-          <w:rFonts w:ascii="Courier New" w:hAnsi="Courier New" w:cs="Courier New"/>
-          <w:sz w:val="24"/>
-          <w:szCs w:val="24"/>
-          <w:lang w:val="en-US"/>
-        </w:rPr>
-      </w:pPr>
-    </w:p>
-    <w:p>
-      <w:pPr>
-        <w:rPr>
-          <w:rFonts w:ascii="Courier New" w:hAnsi="Courier New" w:cs="Courier New"/>
-          <w:sz w:val="24"/>
-          <w:szCs w:val="24"/>
-          <w:lang w:val="en-US"/>
-        </w:rPr>
-      </w:pPr>
-    </w:p>
-    <w:p>
-      <w:pPr>
-        <w:rPr>
-          <w:rFonts w:ascii="Courier New" w:hAnsi="Courier New" w:cs="Courier New"/>
-          <w:sz w:val="24"/>
-          <w:szCs w:val="24"/>
-          <w:lang w:val="en-US"/>
-        </w:rPr>
-      </w:pPr>
-      <w:r>
-        <w:rPr>
-          <w:rFonts w:ascii="Courier New" w:hAnsi="Courier New" w:cs="Courier New"/>
-          <w:sz w:val="24"/>
-          <w:szCs w:val="24"/>
-          <w:lang w:val="en-US"/>
-        </w:rPr>
-        <w:t xml:space="preserve">def </w:t>
-      </w:r>
-      <w:proofErr w:type="spellStart"/>
-      <w:r>
-        <w:rPr>
-          <w:rFonts w:ascii="Courier New" w:hAnsi="Courier New" w:cs="Courier New"/>
-          <w:sz w:val="24"/>
-          <w:szCs w:val="24"/>
-          <w:lang w:val="en-US"/>
-        </w:rPr>
-        <w:t>return_all_info_</w:t>
-      </w:r>
-      <w:proofErr w:type="gramStart"/>
-      <w:r>
-        <w:rPr>
-          <w:rFonts w:ascii="Courier New" w:hAnsi="Courier New" w:cs="Courier New"/>
-          <w:sz w:val="24"/>
-          <w:szCs w:val="24"/>
-          <w:lang w:val="en-US"/>
-        </w:rPr>
-        <w:t>bits</w:t>
-      </w:r>
-      <w:proofErr w:type="spellEnd"/>
-      <w:r>
-        <w:rPr>
-          <w:rFonts w:ascii="Courier New" w:hAnsi="Courier New" w:cs="Courier New"/>
-          <w:sz w:val="24"/>
-          <w:szCs w:val="24"/>
-          <w:lang w:val="en-US"/>
-        </w:rPr>
-        <w:t>(</w:t>
-      </w:r>
-      <w:proofErr w:type="gramEnd"/>
-      <w:r>
-        <w:rPr>
-          <w:rFonts w:ascii="Courier New" w:hAnsi="Courier New" w:cs="Courier New"/>
-          <w:sz w:val="24"/>
-          <w:szCs w:val="24"/>
-          <w:lang w:val="en-US"/>
-        </w:rPr>
-        <w:t>msg: str):</w:t>
-      </w:r>
-    </w:p>
-    <w:p>
-      <w:pPr>
-        <w:rPr>
-          <w:rFonts w:ascii="Courier New" w:hAnsi="Courier New" w:cs="Courier New"/>
-          <w:sz w:val="24"/>
-          <w:szCs w:val="24"/>
-          <w:lang w:val="en-US"/>
-        </w:rPr>
-      </w:pPr>
-      <w:r>
-        <w:rPr>
-          <w:rFonts w:ascii="Courier New" w:hAnsi="Courier New" w:cs="Courier New"/>
-          <w:sz w:val="24"/>
-          <w:szCs w:val="24"/>
-          <w:lang w:val="en-US"/>
-        </w:rPr>
-        <w:t xml:space="preserve">    res = ""</w:t>
-      </w:r>
-    </w:p>
-    <w:p>
-      <w:pPr>
-        <w:rPr>
-          <w:rFonts w:ascii="Courier New" w:hAnsi="Courier New" w:cs="Courier New"/>
-          <w:sz w:val="24"/>
-          <w:szCs w:val="24"/>
-          <w:lang w:val="en-US"/>
-        </w:rPr>
-      </w:pPr>
-    </w:p>
-    <w:p>
-      <w:pPr>
-        <w:rPr>
-          <w:rFonts w:ascii="Courier New" w:hAnsi="Courier New" w:cs="Courier New"/>
-          <w:sz w:val="24"/>
-          <w:szCs w:val="24"/>
-          <w:lang w:val="en-US"/>
-        </w:rPr>
-      </w:pPr>
-      <w:r>
-        <w:rPr>
-          <w:rFonts w:ascii="Courier New" w:hAnsi="Courier New" w:cs="Courier New"/>
-          <w:sz w:val="24"/>
-          <w:szCs w:val="24"/>
-          <w:lang w:val="en-US"/>
-        </w:rPr>
-        <w:t xml:space="preserve">    for </w:t>
-      </w:r>
-      <w:proofErr w:type="spellStart"/>
-      <w:r>
-        <w:rPr>
-          <w:rFonts w:ascii="Courier New" w:hAnsi="Courier New" w:cs="Courier New"/>
-          <w:sz w:val="24"/>
-          <w:szCs w:val="24"/>
-          <w:lang w:val="en-US"/>
-        </w:rPr>
-        <w:t>i</w:t>
-      </w:r>
-      <w:proofErr w:type="spellEnd"/>
-      <w:r>
-        <w:rPr>
-          <w:rFonts w:ascii="Courier New" w:hAnsi="Courier New" w:cs="Courier New"/>
-          <w:sz w:val="24"/>
-          <w:szCs w:val="24"/>
-          <w:lang w:val="en-US"/>
-        </w:rPr>
-        <w:t xml:space="preserve"> in </w:t>
-      </w:r>
-      <w:proofErr w:type="gramStart"/>
-      <w:r>
-        <w:rPr>
-          <w:rFonts w:ascii="Courier New" w:hAnsi="Courier New" w:cs="Courier New"/>
-          <w:sz w:val="24"/>
-          <w:szCs w:val="24"/>
-          <w:lang w:val="en-US"/>
-        </w:rPr>
-        <w:t>range(</w:t>
-      </w:r>
-      <w:proofErr w:type="gramEnd"/>
-      <w:r>
-        <w:rPr>
-          <w:rFonts w:ascii="Courier New" w:hAnsi="Courier New" w:cs="Courier New"/>
-          <w:sz w:val="24"/>
-          <w:szCs w:val="24"/>
-          <w:lang w:val="en-US"/>
-        </w:rPr>
-        <w:t xml:space="preserve">2, </w:t>
-      </w:r>
-      <w:proofErr w:type="spellStart"/>
-      <w:r>
-        <w:rPr>
-          <w:rFonts w:ascii="Courier New" w:hAnsi="Courier New" w:cs="Courier New"/>
-          <w:sz w:val="24"/>
-          <w:szCs w:val="24"/>
-          <w:lang w:val="en-US"/>
-        </w:rPr>
-        <w:t>len</w:t>
-      </w:r>
-      <w:proofErr w:type="spellEnd"/>
-      <w:r>
-        <w:rPr>
-          <w:rFonts w:ascii="Courier New" w:hAnsi="Courier New" w:cs="Courier New"/>
-          <w:sz w:val="24"/>
-          <w:szCs w:val="24"/>
-          <w:lang w:val="en-US"/>
-        </w:rPr>
-        <w:t>(msg)):</w:t>
-      </w:r>
-    </w:p>
-    <w:p>
-      <w:pPr>
-        <w:rPr>
-          <w:rFonts w:ascii="Courier New" w:hAnsi="Courier New" w:cs="Courier New"/>
-          <w:sz w:val="24"/>
-          <w:szCs w:val="24"/>
-          <w:lang w:val="en-US"/>
-        </w:rPr>
-      </w:pPr>
-      <w:r>
-        <w:rPr>
-          <w:rFonts w:ascii="Courier New" w:hAnsi="Courier New" w:cs="Courier New"/>
-          <w:sz w:val="24"/>
-          <w:szCs w:val="24"/>
-          <w:lang w:val="en-US"/>
-        </w:rPr>
-        <w:lastRenderedPageBreak/>
-        <w:t xml:space="preserve">        if (</w:t>
-      </w:r>
-      <w:proofErr w:type="spellStart"/>
-      <w:r>
-        <w:rPr>
-          <w:rFonts w:ascii="Courier New" w:hAnsi="Courier New" w:cs="Courier New"/>
-          <w:sz w:val="24"/>
-          <w:szCs w:val="24"/>
-          <w:lang w:val="en-US"/>
-        </w:rPr>
-        <w:t>i</w:t>
-      </w:r>
-      <w:proofErr w:type="spellEnd"/>
-      <w:r>
-        <w:rPr>
-          <w:rFonts w:ascii="Courier New" w:hAnsi="Courier New" w:cs="Courier New"/>
-          <w:sz w:val="24"/>
-          <w:szCs w:val="24"/>
-          <w:lang w:val="en-US"/>
-        </w:rPr>
-        <w:t xml:space="preserve"> + 1) in {2, 4, 8, 16, 32, 64, 128}:</w:t>
-      </w:r>
+      <w:r>
+        <w:rPr>
+          <w:rFonts w:ascii="Courier New" w:hAnsi="Courier New" w:cs="Courier New"/>
+          <w:sz w:val="24"/>
+          <w:szCs w:val="24"/>
+        </w:rPr>
+        <w:t>print("Ошибок нет! :)\nВот исходное сообщение:\n" + message)</w:t>
+      </w:r>
+    </w:p>
+    <w:p>
+      <w:pPr>
+        <w:rPr>
+          <w:rFonts w:ascii="Courier New" w:hAnsi="Courier New" w:cs="Courier New"/>
+          <w:sz w:val="24"/>
+          <w:szCs w:val="24"/>
+        </w:rPr>
+      </w:pPr>
+    </w:p>
+    <w:p>
+      <w:pPr>
+        <w:rPr>
+          <w:rFonts w:ascii="Courier New" w:hAnsi="Courier New" w:cs="Courier New"/>
+          <w:sz w:val="24"/>
+          <w:szCs w:val="24"/>
+          <w:lang w:val="en-US"/>
+        </w:rPr>
+      </w:pPr>
+      <w:r>
+        <w:rPr>
+          <w:rFonts w:ascii="Courier New" w:hAnsi="Courier New" w:cs="Courier New"/>
+          <w:sz w:val="24"/>
+          <w:szCs w:val="24"/>
+        </w:rPr>
+        <w:t xml:space="preserve">            </w:t>
+      </w:r>
+      <w:r>
+        <w:rPr>
+          <w:rFonts w:ascii="Courier New" w:hAnsi="Courier New" w:cs="Courier New"/>
+          <w:sz w:val="24"/>
+          <w:szCs w:val="24"/>
+          <w:lang w:val="en-US"/>
+        </w:rPr>
+        <w:t>return_all_info_bits(message)</w:t>
+      </w:r>
+    </w:p>
+    <w:p>
+      <w:pPr>
+        <w:rPr>
+          <w:rFonts w:ascii="Courier New" w:hAnsi="Courier New" w:cs="Courier New"/>
+          <w:sz w:val="24"/>
+          <w:szCs w:val="24"/>
+          <w:lang w:val="en-US"/>
+        </w:rPr>
+      </w:pPr>
     </w:p>
     <w:p>
       <w:pPr>
@@ -2326,1245 +3551,255 @@
           <w:lang w:val="en-US"/>
         </w:rPr>
       </w:pPr>
-      <w:r>
-        <w:rPr>
-          <w:rFonts w:ascii="Courier New" w:hAnsi="Courier New" w:cs="Courier New"/>
-          <w:sz w:val="24"/>
-          <w:szCs w:val="24"/>
-          <w:lang w:val="en-US"/>
-        </w:rPr>
-        <w:t xml:space="preserve">        res += msg[</w:t>
-      </w:r>
-      <w:proofErr w:type="spellStart"/>
-      <w:r>
-        <w:rPr>
-          <w:rFonts w:ascii="Courier New" w:hAnsi="Courier New" w:cs="Courier New"/>
-          <w:sz w:val="24"/>
-          <w:szCs w:val="24"/>
-          <w:lang w:val="en-US"/>
-        </w:rPr>
-        <w:t>i</w:t>
-      </w:r>
-      <w:proofErr w:type="spellEnd"/>
-      <w:r>
-        <w:rPr>
-          <w:rFonts w:ascii="Courier New" w:hAnsi="Courier New" w:cs="Courier New"/>
-          <w:sz w:val="24"/>
-          <w:szCs w:val="24"/>
-          <w:lang w:val="en-US"/>
-        </w:rPr>
-        <w:t>]</w:t>
-      </w:r>
-    </w:p>
-    <w:p>
-      <w:pPr>
-        <w:rPr>
-          <w:rFonts w:ascii="Courier New" w:hAnsi="Courier New" w:cs="Courier New"/>
-          <w:sz w:val="24"/>
-          <w:szCs w:val="24"/>
-          <w:lang w:val="en-US"/>
-        </w:rPr>
-      </w:pPr>
-    </w:p>
-    <w:p>
-      <w:pPr>
-        <w:rPr>
-          <w:rFonts w:ascii="Courier New" w:hAnsi="Courier New" w:cs="Courier New"/>
-          <w:sz w:val="24"/>
-          <w:szCs w:val="24"/>
-        </w:rPr>
-      </w:pPr>
-      <w:r>
-        <w:rPr>
-          <w:rFonts w:ascii="Courier New" w:hAnsi="Courier New" w:cs="Courier New"/>
-          <w:sz w:val="24"/>
-          <w:szCs w:val="24"/>
-          <w:lang w:val="en-US"/>
-        </w:rPr>
-        <w:t xml:space="preserve">    </w:t>
-      </w:r>
-      <w:proofErr w:type="spellStart"/>
-      <w:r>
-        <w:rPr>
-          <w:rFonts w:ascii="Courier New" w:hAnsi="Courier New" w:cs="Courier New"/>
-          <w:sz w:val="24"/>
-          <w:szCs w:val="24"/>
-        </w:rPr>
-        <w:t>print</w:t>
-      </w:r>
-      <w:proofErr w:type="spellEnd"/>
-      <w:r>
-        <w:rPr>
-          <w:rFonts w:ascii="Courier New" w:hAnsi="Courier New" w:cs="Courier New"/>
-          <w:sz w:val="24"/>
-          <w:szCs w:val="24"/>
-        </w:rPr>
-        <w:t>(</w:t>
-      </w:r>
-      <w:proofErr w:type="spellStart"/>
-      <w:r>
-        <w:rPr>
-          <w:rFonts w:ascii="Courier New" w:hAnsi="Courier New" w:cs="Courier New"/>
-          <w:sz w:val="24"/>
-          <w:szCs w:val="24"/>
-        </w:rPr>
-        <w:t>msg</w:t>
-      </w:r>
-      <w:proofErr w:type="spellEnd"/>
-      <w:r>
-        <w:rPr>
-          <w:rFonts w:ascii="Courier New" w:hAnsi="Courier New" w:cs="Courier New"/>
-          <w:sz w:val="24"/>
-          <w:szCs w:val="24"/>
-        </w:rPr>
-        <w:t>)</w:t>
-      </w:r>
-    </w:p>
-    <w:p>
-      <w:pPr>
-        <w:rPr>
-          <w:rFonts w:ascii="Courier New" w:hAnsi="Courier New" w:cs="Courier New"/>
-          <w:sz w:val="24"/>
-          <w:szCs w:val="24"/>
-        </w:rPr>
-      </w:pPr>
-      <w:r>
-        <w:rPr>
-          <w:rFonts w:ascii="Courier New" w:hAnsi="Courier New" w:cs="Courier New"/>
-          <w:sz w:val="24"/>
-          <w:szCs w:val="24"/>
-        </w:rPr>
-        <w:t xml:space="preserve">    </w:t>
-      </w:r>
-      <w:proofErr w:type="spellStart"/>
-      <w:proofErr w:type="gramStart"/>
-      <w:r>
-        <w:rPr>
-          <w:rFonts w:ascii="Courier New" w:hAnsi="Courier New" w:cs="Courier New"/>
-          <w:sz w:val="24"/>
-          <w:szCs w:val="24"/>
-        </w:rPr>
-        <w:t>print</w:t>
-      </w:r>
-      <w:proofErr w:type="spellEnd"/>
-      <w:r>
-        <w:rPr>
-          <w:rFonts w:ascii="Courier New" w:hAnsi="Courier New" w:cs="Courier New"/>
-          <w:sz w:val="24"/>
-          <w:szCs w:val="24"/>
-        </w:rPr>
-        <w:t>(</w:t>
-      </w:r>
-      <w:proofErr w:type="gramEnd"/>
-      <w:r>
-        <w:rPr>
-          <w:rFonts w:ascii="Courier New" w:hAnsi="Courier New" w:cs="Courier New"/>
-          <w:sz w:val="24"/>
-          <w:szCs w:val="24"/>
-        </w:rPr>
-        <w:t xml:space="preserve">"Только информационные биты: \n" + </w:t>
-      </w:r>
-      <w:proofErr w:type="spellStart"/>
-      <w:r>
-        <w:rPr>
-          <w:rFonts w:ascii="Courier New" w:hAnsi="Courier New" w:cs="Courier New"/>
-          <w:sz w:val="24"/>
-          <w:szCs w:val="24"/>
-        </w:rPr>
-        <w:t>res</w:t>
-      </w:r>
-      <w:proofErr w:type="spellEnd"/>
-      <w:r>
-        <w:rPr>
-          <w:rFonts w:ascii="Courier New" w:hAnsi="Courier New" w:cs="Courier New"/>
-          <w:sz w:val="24"/>
-          <w:szCs w:val="24"/>
-        </w:rPr>
-        <w:t>)</w:t>
-      </w:r>
-    </w:p>
-    <w:p>
-      <w:pPr>
-        <w:rPr>
-          <w:rFonts w:ascii="Courier New" w:hAnsi="Courier New" w:cs="Courier New"/>
-          <w:sz w:val="24"/>
-          <w:szCs w:val="24"/>
-        </w:rPr>
-      </w:pPr>
-    </w:p>
-    <w:p>
-      <w:pPr>
-        <w:rPr>
-          <w:rFonts w:ascii="Courier New" w:hAnsi="Courier New" w:cs="Courier New"/>
-          <w:sz w:val="24"/>
-          <w:szCs w:val="24"/>
-        </w:rPr>
-      </w:pPr>
-    </w:p>
-    <w:p>
-      <w:pPr>
-        <w:rPr>
-          <w:rFonts w:ascii="Courier New" w:hAnsi="Courier New" w:cs="Courier New"/>
-          <w:sz w:val="24"/>
-          <w:szCs w:val="24"/>
-        </w:rPr>
-      </w:pPr>
-      <w:proofErr w:type="spellStart"/>
-      <w:r>
-        <w:rPr>
-          <w:rFonts w:ascii="Courier New" w:hAnsi="Courier New" w:cs="Courier New"/>
-          <w:sz w:val="24"/>
-          <w:szCs w:val="24"/>
-        </w:rPr>
-        <w:t>while</w:t>
-      </w:r>
-      <w:proofErr w:type="spellEnd"/>
-      <w:r>
-        <w:rPr>
-          <w:rFonts w:ascii="Courier New" w:hAnsi="Courier New" w:cs="Courier New"/>
-          <w:sz w:val="24"/>
-          <w:szCs w:val="24"/>
+    </w:p>
+    <w:p>
+      <w:pPr>
+        <w:rPr>
+          <w:rFonts w:ascii="Courier New" w:hAnsi="Courier New" w:cs="Courier New"/>
+          <w:sz w:val="24"/>
+          <w:szCs w:val="24"/>
+          <w:lang w:val="en-US"/>
+        </w:rPr>
+      </w:pPr>
+      <w:r>
+        <w:rPr>
+          <w:rFonts w:ascii="Courier New" w:hAnsi="Courier New" w:cs="Courier New"/>
+          <w:sz w:val="24"/>
+          <w:szCs w:val="24"/>
+          <w:lang w:val="en-US"/>
+        </w:rPr>
+        <w:t xml:space="preserve">        print("</w:t>
+      </w:r>
+      <w:r>
+        <w:rPr>
+          <w:rFonts w:ascii="Courier New" w:hAnsi="Courier New" w:cs="Courier New"/>
+          <w:sz w:val="24"/>
+          <w:szCs w:val="24"/>
+        </w:rPr>
+        <w:t>Ошибка</w:t>
+      </w:r>
+      <w:r>
+        <w:rPr>
+          <w:rFonts w:ascii="Courier New" w:hAnsi="Courier New" w:cs="Courier New"/>
+          <w:sz w:val="24"/>
+          <w:szCs w:val="24"/>
+          <w:lang w:val="en-US"/>
         </w:rPr>
         <w:t xml:space="preserve"> </w:t>
       </w:r>
-      <w:proofErr w:type="spellStart"/>
-      <w:r>
-        <w:rPr>
-          <w:rFonts w:ascii="Courier New" w:hAnsi="Courier New" w:cs="Courier New"/>
-          <w:sz w:val="24"/>
-          <w:szCs w:val="24"/>
-        </w:rPr>
-        <w:t>True</w:t>
-      </w:r>
-      <w:proofErr w:type="spellEnd"/>
-      <w:r>
-        <w:rPr>
-          <w:rFonts w:ascii="Courier New" w:hAnsi="Courier New" w:cs="Courier New"/>
-          <w:sz w:val="24"/>
-          <w:szCs w:val="24"/>
-        </w:rPr>
-        <w:t>:</w:t>
-      </w:r>
-    </w:p>
-    <w:p>
-      <w:pPr>
-        <w:rPr>
-          <w:rFonts w:ascii="Courier New" w:hAnsi="Courier New" w:cs="Courier New"/>
-          <w:sz w:val="24"/>
-          <w:szCs w:val="24"/>
-        </w:rPr>
-      </w:pPr>
-      <w:r>
-        <w:rPr>
-          <w:rFonts w:ascii="Courier New" w:hAnsi="Courier New" w:cs="Courier New"/>
-          <w:sz w:val="24"/>
-          <w:szCs w:val="24"/>
-        </w:rPr>
-        <w:t xml:space="preserve">    </w:t>
-      </w:r>
-      <w:proofErr w:type="spellStart"/>
-      <w:r>
-        <w:rPr>
-          <w:rFonts w:ascii="Courier New" w:hAnsi="Courier New" w:cs="Courier New"/>
-          <w:sz w:val="24"/>
-          <w:szCs w:val="24"/>
-        </w:rPr>
-        <w:t>choice</w:t>
-      </w:r>
-      <w:proofErr w:type="spellEnd"/>
-      <w:r>
-        <w:rPr>
-          <w:rFonts w:ascii="Courier New" w:hAnsi="Courier New" w:cs="Courier New"/>
-          <w:sz w:val="24"/>
-          <w:szCs w:val="24"/>
-        </w:rPr>
-        <w:t xml:space="preserve"> = </w:t>
-      </w:r>
-      <w:proofErr w:type="spellStart"/>
-      <w:proofErr w:type="gramStart"/>
-      <w:r>
-        <w:rPr>
-          <w:rFonts w:ascii="Courier New" w:hAnsi="Courier New" w:cs="Courier New"/>
-          <w:sz w:val="24"/>
-          <w:szCs w:val="24"/>
-        </w:rPr>
-        <w:t>int</w:t>
-      </w:r>
-      <w:proofErr w:type="spellEnd"/>
-      <w:r>
-        <w:rPr>
-          <w:rFonts w:ascii="Courier New" w:hAnsi="Courier New" w:cs="Courier New"/>
-          <w:sz w:val="24"/>
-          <w:szCs w:val="24"/>
-        </w:rPr>
-        <w:t>(</w:t>
-      </w:r>
-      <w:proofErr w:type="gramEnd"/>
-    </w:p>
-    <w:p>
-      <w:pPr>
-        <w:rPr>
-          <w:rFonts w:ascii="Courier New" w:hAnsi="Courier New" w:cs="Courier New"/>
-          <w:sz w:val="24"/>
-          <w:szCs w:val="24"/>
-        </w:rPr>
-      </w:pPr>
-      <w:r>
-        <w:rPr>
-          <w:rFonts w:ascii="Courier New" w:hAnsi="Courier New" w:cs="Courier New"/>
-          <w:sz w:val="24"/>
-          <w:szCs w:val="24"/>
-        </w:rPr>
-        <w:t xml:space="preserve">        </w:t>
-      </w:r>
-      <w:proofErr w:type="spellStart"/>
-      <w:proofErr w:type="gramStart"/>
-      <w:r>
-        <w:rPr>
-          <w:rFonts w:ascii="Courier New" w:hAnsi="Courier New" w:cs="Courier New"/>
-          <w:sz w:val="24"/>
-          <w:szCs w:val="24"/>
-        </w:rPr>
-        <w:t>input</w:t>
-      </w:r>
-      <w:proofErr w:type="spellEnd"/>
-      <w:r>
-        <w:rPr>
-          <w:rFonts w:ascii="Courier New" w:hAnsi="Courier New" w:cs="Courier New"/>
-          <w:sz w:val="24"/>
-          <w:szCs w:val="24"/>
-        </w:rPr>
-        <w:t>(</w:t>
-      </w:r>
-      <w:proofErr w:type="gramEnd"/>
-      <w:r>
-        <w:rPr>
-          <w:rFonts w:ascii="Courier New" w:hAnsi="Courier New" w:cs="Courier New"/>
-          <w:sz w:val="24"/>
-          <w:szCs w:val="24"/>
-        </w:rPr>
-        <w:t>"Выберите режим проверка кода или добавление бит четности (0/1):")</w:t>
-      </w:r>
-    </w:p>
-    <w:p>
-      <w:pPr>
-        <w:rPr>
-          <w:rFonts w:ascii="Courier New" w:hAnsi="Courier New" w:cs="Courier New"/>
-          <w:sz w:val="24"/>
-          <w:szCs w:val="24"/>
-        </w:rPr>
-      </w:pPr>
-      <w:r>
-        <w:rPr>
-          <w:rFonts w:ascii="Courier New" w:hAnsi="Courier New" w:cs="Courier New"/>
-          <w:sz w:val="24"/>
-          <w:szCs w:val="24"/>
-        </w:rPr>
-        <w:t xml:space="preserve">    )</w:t>
-      </w:r>
-    </w:p>
-    <w:p>
-      <w:pPr>
-        <w:rPr>
-          <w:rFonts w:ascii="Courier New" w:hAnsi="Courier New" w:cs="Courier New"/>
-          <w:sz w:val="24"/>
-          <w:szCs w:val="24"/>
-        </w:rPr>
-      </w:pPr>
-    </w:p>
-    <w:p>
-      <w:pPr>
-        <w:rPr>
-          <w:rFonts w:ascii="Courier New" w:hAnsi="Courier New" w:cs="Courier New"/>
-          <w:sz w:val="24"/>
-          <w:szCs w:val="24"/>
-        </w:rPr>
-      </w:pPr>
-      <w:r>
-        <w:rPr>
-          <w:rFonts w:ascii="Courier New" w:hAnsi="Courier New" w:cs="Courier New"/>
-          <w:sz w:val="24"/>
-          <w:szCs w:val="24"/>
-        </w:rPr>
-        <w:t xml:space="preserve">    </w:t>
-      </w:r>
-      <w:proofErr w:type="spellStart"/>
-      <w:r>
-        <w:rPr>
-          <w:rFonts w:ascii="Courier New" w:hAnsi="Courier New" w:cs="Courier New"/>
-          <w:sz w:val="24"/>
-          <w:szCs w:val="24"/>
-        </w:rPr>
-        <w:t>if</w:t>
-      </w:r>
-      <w:proofErr w:type="spellEnd"/>
-      <w:r>
-        <w:rPr>
-          <w:rFonts w:ascii="Courier New" w:hAnsi="Courier New" w:cs="Courier New"/>
-          <w:sz w:val="24"/>
-          <w:szCs w:val="24"/>
-        </w:rPr>
-        <w:t xml:space="preserve"> </w:t>
-      </w:r>
-      <w:proofErr w:type="spellStart"/>
-      <w:r>
-        <w:rPr>
-          <w:rFonts w:ascii="Courier New" w:hAnsi="Courier New" w:cs="Courier New"/>
-          <w:sz w:val="24"/>
-          <w:szCs w:val="24"/>
-        </w:rPr>
-        <w:t>choice</w:t>
-      </w:r>
-      <w:proofErr w:type="spellEnd"/>
-      <w:r>
-        <w:rPr>
-          <w:rFonts w:ascii="Courier New" w:hAnsi="Courier New" w:cs="Courier New"/>
-          <w:sz w:val="24"/>
-          <w:szCs w:val="24"/>
-        </w:rPr>
-        <w:t xml:space="preserve"> == 1:</w:t>
-      </w:r>
-    </w:p>
-    <w:p>
-      <w:pPr>
-        <w:rPr>
-          <w:rFonts w:ascii="Courier New" w:hAnsi="Courier New" w:cs="Courier New"/>
-          <w:sz w:val="24"/>
-          <w:szCs w:val="24"/>
-        </w:rPr>
-      </w:pPr>
-      <w:r>
-        <w:rPr>
-          <w:rFonts w:ascii="Courier New" w:hAnsi="Courier New" w:cs="Courier New"/>
-          <w:sz w:val="24"/>
-          <w:szCs w:val="24"/>
-        </w:rPr>
-        <w:t xml:space="preserve">        </w:t>
-      </w:r>
-      <w:proofErr w:type="spellStart"/>
-      <w:r>
-        <w:rPr>
-          <w:rFonts w:ascii="Courier New" w:hAnsi="Courier New" w:cs="Courier New"/>
-          <w:sz w:val="24"/>
-          <w:szCs w:val="24"/>
-        </w:rPr>
-        <w:t>message</w:t>
-      </w:r>
-      <w:proofErr w:type="spellEnd"/>
-      <w:r>
-        <w:rPr>
-          <w:rFonts w:ascii="Courier New" w:hAnsi="Courier New" w:cs="Courier New"/>
-          <w:sz w:val="24"/>
-          <w:szCs w:val="24"/>
-        </w:rPr>
-        <w:t xml:space="preserve"> = </w:t>
-      </w:r>
-      <w:proofErr w:type="spellStart"/>
-      <w:proofErr w:type="gramStart"/>
-      <w:r>
-        <w:rPr>
-          <w:rFonts w:ascii="Courier New" w:hAnsi="Courier New" w:cs="Courier New"/>
-          <w:sz w:val="24"/>
-          <w:szCs w:val="24"/>
-        </w:rPr>
-        <w:t>input</w:t>
-      </w:r>
-      <w:proofErr w:type="spellEnd"/>
-      <w:r>
-        <w:rPr>
-          <w:rFonts w:ascii="Courier New" w:hAnsi="Courier New" w:cs="Courier New"/>
-          <w:sz w:val="24"/>
-          <w:szCs w:val="24"/>
-        </w:rPr>
-        <w:t>(</w:t>
-      </w:r>
-      <w:proofErr w:type="gramEnd"/>
-      <w:r>
-        <w:rPr>
-          <w:rFonts w:ascii="Courier New" w:hAnsi="Courier New" w:cs="Courier New"/>
-          <w:sz w:val="24"/>
-          <w:szCs w:val="24"/>
-        </w:rPr>
-        <w:t>"Напишите сообщение без бит четности: ")</w:t>
-      </w:r>
-    </w:p>
-    <w:p>
-      <w:pPr>
-        <w:rPr>
-          <w:rFonts w:ascii="Courier New" w:hAnsi="Courier New" w:cs="Courier New"/>
-          <w:sz w:val="24"/>
-          <w:szCs w:val="24"/>
-        </w:rPr>
-      </w:pPr>
-    </w:p>
-    <w:p>
-      <w:pPr>
-        <w:rPr>
-          <w:rFonts w:ascii="Courier New" w:hAnsi="Courier New" w:cs="Courier New"/>
-          <w:sz w:val="24"/>
-          <w:szCs w:val="24"/>
-          <w:lang w:val="en-US"/>
-        </w:rPr>
-      </w:pPr>
-      <w:r>
-        <w:rPr>
-          <w:rFonts w:ascii="Courier New" w:hAnsi="Courier New" w:cs="Courier New"/>
-          <w:sz w:val="24"/>
-          <w:szCs w:val="24"/>
-        </w:rPr>
-        <w:t xml:space="preserve">        </w:t>
-      </w:r>
-      <w:proofErr w:type="spellStart"/>
-      <w:r>
-        <w:rPr>
-          <w:rFonts w:ascii="Courier New" w:hAnsi="Courier New" w:cs="Courier New"/>
-          <w:sz w:val="24"/>
-          <w:szCs w:val="24"/>
-          <w:lang w:val="en-US"/>
-        </w:rPr>
-        <w:t>is_bin</w:t>
-      </w:r>
-      <w:proofErr w:type="spellEnd"/>
-      <w:r>
-        <w:rPr>
-          <w:rFonts w:ascii="Courier New" w:hAnsi="Courier New" w:cs="Courier New"/>
-          <w:sz w:val="24"/>
-          <w:szCs w:val="24"/>
-          <w:lang w:val="en-US"/>
-        </w:rPr>
-        <w:t xml:space="preserve"> = True</w:t>
-      </w:r>
-    </w:p>
-    <w:p>
-      <w:pPr>
-        <w:rPr>
-          <w:rFonts w:ascii="Courier New" w:hAnsi="Courier New" w:cs="Courier New"/>
-          <w:sz w:val="24"/>
-          <w:szCs w:val="24"/>
-          <w:lang w:val="en-US"/>
-        </w:rPr>
-      </w:pPr>
-      <w:r>
-        <w:rPr>
-          <w:rFonts w:ascii="Courier New" w:hAnsi="Courier New" w:cs="Courier New"/>
-          <w:sz w:val="24"/>
-          <w:szCs w:val="24"/>
-          <w:lang w:val="en-US"/>
-        </w:rPr>
-        <w:t xml:space="preserve">        for char in message:</w:t>
-      </w:r>
-    </w:p>
-    <w:p>
-      <w:pPr>
-        <w:rPr>
-          <w:rFonts w:ascii="Courier New" w:hAnsi="Courier New" w:cs="Courier New"/>
-          <w:sz w:val="24"/>
-          <w:szCs w:val="24"/>
-          <w:lang w:val="en-US"/>
-        </w:rPr>
-      </w:pPr>
-      <w:r>
-        <w:rPr>
-          <w:rFonts w:ascii="Courier New" w:hAnsi="Courier New" w:cs="Courier New"/>
-          <w:sz w:val="24"/>
-          <w:szCs w:val="24"/>
-          <w:lang w:val="en-US"/>
-        </w:rPr>
-        <w:t xml:space="preserve">            if </w:t>
-      </w:r>
-      <w:proofErr w:type="gramStart"/>
-      <w:r>
-        <w:rPr>
-          <w:rFonts w:ascii="Courier New" w:hAnsi="Courier New" w:cs="Courier New"/>
-          <w:sz w:val="24"/>
-          <w:szCs w:val="24"/>
-          <w:lang w:val="en-US"/>
-        </w:rPr>
-        <w:t>char !</w:t>
-      </w:r>
-      <w:proofErr w:type="gramEnd"/>
-      <w:r>
-        <w:rPr>
-          <w:rFonts w:ascii="Courier New" w:hAnsi="Courier New" w:cs="Courier New"/>
-          <w:sz w:val="24"/>
-          <w:szCs w:val="24"/>
-          <w:lang w:val="en-US"/>
-        </w:rPr>
-        <w:t>= "0" and char != "1":</w:t>
-      </w:r>
-    </w:p>
-    <w:p>
-      <w:pPr>
-        <w:rPr>
-          <w:rFonts w:ascii="Courier New" w:hAnsi="Courier New" w:cs="Courier New"/>
-          <w:sz w:val="24"/>
-          <w:szCs w:val="24"/>
-          <w:lang w:val="en-US"/>
-        </w:rPr>
-      </w:pPr>
-      <w:r>
-        <w:rPr>
-          <w:rFonts w:ascii="Courier New" w:hAnsi="Courier New" w:cs="Courier New"/>
-          <w:sz w:val="24"/>
-          <w:szCs w:val="24"/>
-          <w:lang w:val="en-US"/>
-        </w:rPr>
-        <w:t xml:space="preserve">                </w:t>
-      </w:r>
-      <w:proofErr w:type="spellStart"/>
-      <w:r>
-        <w:rPr>
-          <w:rFonts w:ascii="Courier New" w:hAnsi="Courier New" w:cs="Courier New"/>
-          <w:sz w:val="24"/>
-          <w:szCs w:val="24"/>
-          <w:lang w:val="en-US"/>
-        </w:rPr>
-        <w:t>is_bin</w:t>
-      </w:r>
-      <w:proofErr w:type="spellEnd"/>
-      <w:r>
-        <w:rPr>
-          <w:rFonts w:ascii="Courier New" w:hAnsi="Courier New" w:cs="Courier New"/>
-          <w:sz w:val="24"/>
-          <w:szCs w:val="24"/>
-          <w:lang w:val="en-US"/>
-        </w:rPr>
-        <w:t xml:space="preserve"> = False</w:t>
-      </w:r>
-    </w:p>
-    <w:p>
-      <w:pPr>
-        <w:rPr>
-          <w:rFonts w:ascii="Courier New" w:hAnsi="Courier New" w:cs="Courier New"/>
-          <w:sz w:val="24"/>
-          <w:szCs w:val="24"/>
-          <w:lang w:val="en-US"/>
-        </w:rPr>
-      </w:pPr>
-    </w:p>
-    <w:p>
-      <w:pPr>
-        <w:rPr>
-          <w:rFonts w:ascii="Courier New" w:hAnsi="Courier New" w:cs="Courier New"/>
-          <w:sz w:val="24"/>
-          <w:szCs w:val="24"/>
-          <w:lang w:val="en-US"/>
-        </w:rPr>
-      </w:pPr>
-      <w:r>
-        <w:rPr>
-          <w:rFonts w:ascii="Courier New" w:hAnsi="Courier New" w:cs="Courier New"/>
-          <w:sz w:val="24"/>
-          <w:szCs w:val="24"/>
-          <w:lang w:val="en-US"/>
-        </w:rPr>
-        <w:t xml:space="preserve">        if not </w:t>
-      </w:r>
-      <w:proofErr w:type="spellStart"/>
-      <w:r>
-        <w:rPr>
-          <w:rFonts w:ascii="Courier New" w:hAnsi="Courier New" w:cs="Courier New"/>
-          <w:sz w:val="24"/>
-          <w:szCs w:val="24"/>
-          <w:lang w:val="en-US"/>
-        </w:rPr>
-        <w:t>is_bin</w:t>
-      </w:r>
-      <w:proofErr w:type="spellEnd"/>
-      <w:r>
-        <w:rPr>
-          <w:rFonts w:ascii="Courier New" w:hAnsi="Courier New" w:cs="Courier New"/>
-          <w:sz w:val="24"/>
-          <w:szCs w:val="24"/>
-          <w:lang w:val="en-US"/>
-        </w:rPr>
-        <w:t>:</w:t>
-      </w:r>
-    </w:p>
-    <w:p>
-      <w:pPr>
-        <w:rPr>
-          <w:rFonts w:ascii="Courier New" w:hAnsi="Courier New" w:cs="Courier New"/>
-          <w:sz w:val="24"/>
-          <w:szCs w:val="24"/>
-          <w:lang w:val="en-US"/>
-        </w:rPr>
-      </w:pPr>
-      <w:r>
-        <w:rPr>
-          <w:rFonts w:ascii="Courier New" w:hAnsi="Courier New" w:cs="Courier New"/>
-          <w:sz w:val="24"/>
-          <w:szCs w:val="24"/>
-          <w:lang w:val="en-US"/>
-        </w:rPr>
-        <w:t xml:space="preserve">            message = bin(int(message</w:t>
-      </w:r>
-      <w:proofErr w:type="gramStart"/>
-      <w:r>
-        <w:rPr>
-          <w:rFonts w:ascii="Courier New" w:hAnsi="Courier New" w:cs="Courier New"/>
-          <w:sz w:val="24"/>
-          <w:szCs w:val="24"/>
-          <w:lang w:val="en-US"/>
-        </w:rPr>
-        <w:t>))[</w:t>
-      </w:r>
-      <w:proofErr w:type="gramEnd"/>
-      <w:r>
-        <w:rPr>
-          <w:rFonts w:ascii="Courier New" w:hAnsi="Courier New" w:cs="Courier New"/>
-          <w:sz w:val="24"/>
-          <w:szCs w:val="24"/>
-          <w:lang w:val="en-US"/>
-        </w:rPr>
-        <w:t>2:]</w:t>
-      </w:r>
-    </w:p>
-    <w:p>
-      <w:pPr>
-        <w:rPr>
-          <w:rFonts w:ascii="Courier New" w:hAnsi="Courier New" w:cs="Courier New"/>
-          <w:sz w:val="24"/>
-          <w:szCs w:val="24"/>
-          <w:lang w:val="en-US"/>
-        </w:rPr>
-      </w:pPr>
-    </w:p>
-    <w:p>
-      <w:pPr>
-        <w:rPr>
-          <w:rFonts w:ascii="Courier New" w:hAnsi="Courier New" w:cs="Courier New"/>
-          <w:sz w:val="24"/>
-          <w:szCs w:val="24"/>
-          <w:lang w:val="en-US"/>
-        </w:rPr>
-      </w:pPr>
-      <w:r>
-        <w:rPr>
-          <w:rFonts w:ascii="Courier New" w:hAnsi="Courier New" w:cs="Courier New"/>
-          <w:sz w:val="24"/>
-          <w:szCs w:val="24"/>
-          <w:lang w:val="en-US"/>
-        </w:rPr>
-        <w:t xml:space="preserve">        </w:t>
-      </w:r>
-      <w:proofErr w:type="spellStart"/>
-      <w:r>
-        <w:rPr>
-          <w:rFonts w:ascii="Courier New" w:hAnsi="Courier New" w:cs="Courier New"/>
-          <w:sz w:val="24"/>
-          <w:szCs w:val="24"/>
-          <w:lang w:val="en-US"/>
-        </w:rPr>
-        <w:t>parity_bit_count</w:t>
-      </w:r>
-      <w:proofErr w:type="spellEnd"/>
-      <w:r>
-        <w:rPr>
-          <w:rFonts w:ascii="Courier New" w:hAnsi="Courier New" w:cs="Courier New"/>
-          <w:sz w:val="24"/>
-          <w:szCs w:val="24"/>
-          <w:lang w:val="en-US"/>
-        </w:rPr>
-        <w:t xml:space="preserve"> = </w:t>
-      </w:r>
-      <w:proofErr w:type="spellStart"/>
-      <w:proofErr w:type="gramStart"/>
-      <w:r>
-        <w:rPr>
-          <w:rFonts w:ascii="Courier New" w:hAnsi="Courier New" w:cs="Courier New"/>
-          <w:sz w:val="24"/>
-          <w:szCs w:val="24"/>
-          <w:lang w:val="en-US"/>
-        </w:rPr>
-        <w:t>math.floor</w:t>
-      </w:r>
-      <w:proofErr w:type="spellEnd"/>
-      <w:proofErr w:type="gramEnd"/>
-      <w:r>
-        <w:rPr>
-          <w:rFonts w:ascii="Courier New" w:hAnsi="Courier New" w:cs="Courier New"/>
-          <w:sz w:val="24"/>
-          <w:szCs w:val="24"/>
-          <w:lang w:val="en-US"/>
-        </w:rPr>
-        <w:t>(math.log2(</w:t>
-      </w:r>
-      <w:proofErr w:type="spellStart"/>
-      <w:r>
-        <w:rPr>
-          <w:rFonts w:ascii="Courier New" w:hAnsi="Courier New" w:cs="Courier New"/>
-          <w:sz w:val="24"/>
-          <w:szCs w:val="24"/>
-          <w:lang w:val="en-US"/>
-        </w:rPr>
-        <w:t>len</w:t>
-      </w:r>
-      <w:proofErr w:type="spellEnd"/>
-      <w:r>
-        <w:rPr>
-          <w:rFonts w:ascii="Courier New" w:hAnsi="Courier New" w:cs="Courier New"/>
-          <w:sz w:val="24"/>
-          <w:szCs w:val="24"/>
-          <w:lang w:val="en-US"/>
-        </w:rPr>
-        <w:t>(message))) + 2</w:t>
-      </w:r>
-    </w:p>
-    <w:p>
-      <w:pPr>
-        <w:rPr>
-          <w:rFonts w:ascii="Courier New" w:hAnsi="Courier New" w:cs="Courier New"/>
-          <w:sz w:val="24"/>
-          <w:szCs w:val="24"/>
-          <w:lang w:val="en-US"/>
-        </w:rPr>
-      </w:pPr>
-    </w:p>
-    <w:p>
-      <w:pPr>
-        <w:rPr>
-          <w:rFonts w:ascii="Courier New" w:hAnsi="Courier New" w:cs="Courier New"/>
-          <w:sz w:val="24"/>
-          <w:szCs w:val="24"/>
-        </w:rPr>
-      </w:pPr>
-      <w:r>
-        <w:rPr>
-          <w:rFonts w:ascii="Courier New" w:hAnsi="Courier New" w:cs="Courier New"/>
-          <w:sz w:val="24"/>
-          <w:szCs w:val="24"/>
-          <w:lang w:val="en-US"/>
-        </w:rPr>
-        <w:t xml:space="preserve">        </w:t>
-      </w:r>
-      <w:proofErr w:type="spellStart"/>
-      <w:proofErr w:type="gramStart"/>
-      <w:r>
-        <w:rPr>
-          <w:rFonts w:ascii="Courier New" w:hAnsi="Courier New" w:cs="Courier New"/>
-          <w:sz w:val="24"/>
-          <w:szCs w:val="24"/>
-        </w:rPr>
-        <w:t>print</w:t>
-      </w:r>
-      <w:proofErr w:type="spellEnd"/>
-      <w:r>
-        <w:rPr>
-          <w:rFonts w:ascii="Courier New" w:hAnsi="Courier New" w:cs="Courier New"/>
-          <w:sz w:val="24"/>
-          <w:szCs w:val="24"/>
-        </w:rPr>
-        <w:t>(</w:t>
-      </w:r>
-      <w:proofErr w:type="gramEnd"/>
-      <w:r>
-        <w:rPr>
-          <w:rFonts w:ascii="Courier New" w:hAnsi="Courier New" w:cs="Courier New"/>
-          <w:sz w:val="24"/>
-          <w:szCs w:val="24"/>
-        </w:rPr>
-        <w:t xml:space="preserve">"Минимальное количество бит четности: " + </w:t>
-      </w:r>
-      <w:proofErr w:type="spellStart"/>
-      <w:r>
-        <w:rPr>
-          <w:rFonts w:ascii="Courier New" w:hAnsi="Courier New" w:cs="Courier New"/>
-          <w:sz w:val="24"/>
-          <w:szCs w:val="24"/>
-        </w:rPr>
-        <w:t>str</w:t>
-      </w:r>
-      <w:proofErr w:type="spellEnd"/>
-      <w:r>
-        <w:rPr>
-          <w:rFonts w:ascii="Courier New" w:hAnsi="Courier New" w:cs="Courier New"/>
-          <w:sz w:val="24"/>
-          <w:szCs w:val="24"/>
-        </w:rPr>
-        <w:t>(</w:t>
-      </w:r>
-      <w:proofErr w:type="spellStart"/>
-      <w:r>
-        <w:rPr>
-          <w:rFonts w:ascii="Courier New" w:hAnsi="Courier New" w:cs="Courier New"/>
-          <w:sz w:val="24"/>
-          <w:szCs w:val="24"/>
-        </w:rPr>
-        <w:t>parity_bit_count</w:t>
-      </w:r>
-      <w:proofErr w:type="spellEnd"/>
-      <w:r>
-        <w:rPr>
-          <w:rFonts w:ascii="Courier New" w:hAnsi="Courier New" w:cs="Courier New"/>
-          <w:sz w:val="24"/>
-          <w:szCs w:val="24"/>
-        </w:rPr>
-        <w:t>))</w:t>
-      </w:r>
-    </w:p>
-    <w:p>
-      <w:pPr>
-        <w:rPr>
-          <w:rFonts w:ascii="Courier New" w:hAnsi="Courier New" w:cs="Courier New"/>
-          <w:sz w:val="24"/>
-          <w:szCs w:val="24"/>
-        </w:rPr>
-      </w:pPr>
-    </w:p>
-    <w:p>
-      <w:pPr>
-        <w:rPr>
-          <w:rFonts w:ascii="Courier New" w:hAnsi="Courier New" w:cs="Courier New"/>
-          <w:sz w:val="24"/>
-          <w:szCs w:val="24"/>
-          <w:lang w:val="en-US"/>
-        </w:rPr>
-      </w:pPr>
-      <w:r>
-        <w:rPr>
-          <w:rFonts w:ascii="Courier New" w:hAnsi="Courier New" w:cs="Courier New"/>
-          <w:sz w:val="24"/>
-          <w:szCs w:val="24"/>
-        </w:rPr>
-        <w:t xml:space="preserve">        </w:t>
-      </w:r>
-      <w:r>
-        <w:rPr>
-          <w:rFonts w:ascii="Courier New" w:hAnsi="Courier New" w:cs="Courier New"/>
-          <w:sz w:val="24"/>
-          <w:szCs w:val="24"/>
-          <w:lang w:val="en-US"/>
-        </w:rPr>
-        <w:t xml:space="preserve">for </w:t>
-      </w:r>
-      <w:proofErr w:type="spellStart"/>
-      <w:r>
-        <w:rPr>
-          <w:rFonts w:ascii="Courier New" w:hAnsi="Courier New" w:cs="Courier New"/>
-          <w:sz w:val="24"/>
-          <w:szCs w:val="24"/>
-          <w:lang w:val="en-US"/>
-        </w:rPr>
-        <w:t>i</w:t>
-      </w:r>
-      <w:proofErr w:type="spellEnd"/>
-      <w:r>
-        <w:rPr>
-          <w:rFonts w:ascii="Courier New" w:hAnsi="Courier New" w:cs="Courier New"/>
-          <w:sz w:val="24"/>
-          <w:szCs w:val="24"/>
-          <w:lang w:val="en-US"/>
-        </w:rPr>
-        <w:t xml:space="preserve"> in </w:t>
-      </w:r>
-      <w:proofErr w:type="gramStart"/>
-      <w:r>
-        <w:rPr>
-          <w:rFonts w:ascii="Courier New" w:hAnsi="Courier New" w:cs="Courier New"/>
-          <w:sz w:val="24"/>
-          <w:szCs w:val="24"/>
-          <w:lang w:val="en-US"/>
-        </w:rPr>
-        <w:t>range(</w:t>
-      </w:r>
-      <w:proofErr w:type="gramEnd"/>
-      <w:r>
-        <w:rPr>
-          <w:rFonts w:ascii="Courier New" w:hAnsi="Courier New" w:cs="Courier New"/>
-          <w:sz w:val="24"/>
-          <w:szCs w:val="24"/>
-          <w:lang w:val="en-US"/>
-        </w:rPr>
-        <w:t xml:space="preserve">0, </w:t>
-      </w:r>
-      <w:proofErr w:type="spellStart"/>
-      <w:r>
-        <w:rPr>
-          <w:rFonts w:ascii="Courier New" w:hAnsi="Courier New" w:cs="Courier New"/>
-          <w:sz w:val="24"/>
-          <w:szCs w:val="24"/>
-          <w:lang w:val="en-US"/>
-        </w:rPr>
-        <w:t>parity_bit_count</w:t>
-      </w:r>
-      <w:proofErr w:type="spellEnd"/>
-      <w:r>
-        <w:rPr>
-          <w:rFonts w:ascii="Courier New" w:hAnsi="Courier New" w:cs="Courier New"/>
-          <w:sz w:val="24"/>
-          <w:szCs w:val="24"/>
-          <w:lang w:val="en-US"/>
-        </w:rPr>
-        <w:t>):</w:t>
-      </w:r>
-    </w:p>
-    <w:p>
-      <w:pPr>
-        <w:rPr>
-          <w:rFonts w:ascii="Courier New" w:hAnsi="Courier New" w:cs="Courier New"/>
-          <w:sz w:val="24"/>
-          <w:szCs w:val="24"/>
-          <w:lang w:val="en-US"/>
-        </w:rPr>
-      </w:pPr>
-      <w:r>
-        <w:rPr>
-          <w:rFonts w:ascii="Courier New" w:hAnsi="Courier New" w:cs="Courier New"/>
-          <w:sz w:val="24"/>
-          <w:szCs w:val="24"/>
-          <w:lang w:val="en-US"/>
-        </w:rPr>
-        <w:lastRenderedPageBreak/>
-        <w:t xml:space="preserve">            message = </w:t>
-      </w:r>
-      <w:proofErr w:type="gramStart"/>
-      <w:r>
-        <w:rPr>
-          <w:rFonts w:ascii="Courier New" w:hAnsi="Courier New" w:cs="Courier New"/>
-          <w:sz w:val="24"/>
-          <w:szCs w:val="24"/>
-          <w:lang w:val="en-US"/>
-        </w:rPr>
-        <w:t>message[</w:t>
-      </w:r>
-      <w:proofErr w:type="gramEnd"/>
-      <w:r>
-        <w:rPr>
-          <w:rFonts w:ascii="Courier New" w:hAnsi="Courier New" w:cs="Courier New"/>
-          <w:sz w:val="24"/>
-          <w:szCs w:val="24"/>
-          <w:lang w:val="en-US"/>
-        </w:rPr>
-        <w:t xml:space="preserve">: 2 ** </w:t>
-      </w:r>
-      <w:proofErr w:type="spellStart"/>
-      <w:r>
-        <w:rPr>
-          <w:rFonts w:ascii="Courier New" w:hAnsi="Courier New" w:cs="Courier New"/>
-          <w:sz w:val="24"/>
-          <w:szCs w:val="24"/>
-          <w:lang w:val="en-US"/>
-        </w:rPr>
-        <w:t>i</w:t>
-      </w:r>
-      <w:proofErr w:type="spellEnd"/>
-      <w:r>
-        <w:rPr>
-          <w:rFonts w:ascii="Courier New" w:hAnsi="Courier New" w:cs="Courier New"/>
-          <w:sz w:val="24"/>
-          <w:szCs w:val="24"/>
-          <w:lang w:val="en-US"/>
-        </w:rPr>
-        <w:t xml:space="preserve">] + "*" + message[2 ** </w:t>
-      </w:r>
-      <w:proofErr w:type="spellStart"/>
-      <w:r>
-        <w:rPr>
-          <w:rFonts w:ascii="Courier New" w:hAnsi="Courier New" w:cs="Courier New"/>
-          <w:sz w:val="24"/>
-          <w:szCs w:val="24"/>
-          <w:lang w:val="en-US"/>
-        </w:rPr>
-        <w:t>i</w:t>
-      </w:r>
-      <w:proofErr w:type="spellEnd"/>
-      <w:r>
-        <w:rPr>
-          <w:rFonts w:ascii="Courier New" w:hAnsi="Courier New" w:cs="Courier New"/>
-          <w:sz w:val="24"/>
-          <w:szCs w:val="24"/>
-          <w:lang w:val="en-US"/>
-        </w:rPr>
-        <w:t xml:space="preserve"> :]</w:t>
-      </w:r>
-    </w:p>
-    <w:p>
-      <w:pPr>
-        <w:rPr>
-          <w:rFonts w:ascii="Courier New" w:hAnsi="Courier New" w:cs="Courier New"/>
-          <w:sz w:val="24"/>
-          <w:szCs w:val="24"/>
-          <w:lang w:val="en-US"/>
-        </w:rPr>
-      </w:pPr>
-    </w:p>
-    <w:p>
-      <w:pPr>
-        <w:rPr>
-          <w:rFonts w:ascii="Courier New" w:hAnsi="Courier New" w:cs="Courier New"/>
-          <w:sz w:val="24"/>
-          <w:szCs w:val="24"/>
-          <w:lang w:val="en-US"/>
-        </w:rPr>
-      </w:pPr>
-      <w:r>
-        <w:rPr>
-          <w:rFonts w:ascii="Courier New" w:hAnsi="Courier New" w:cs="Courier New"/>
-          <w:sz w:val="24"/>
-          <w:szCs w:val="24"/>
-          <w:lang w:val="en-US"/>
-        </w:rPr>
-        <w:t xml:space="preserve">        </w:t>
-      </w:r>
-      <w:proofErr w:type="spellStart"/>
-      <w:r>
-        <w:rPr>
-          <w:rFonts w:ascii="Courier New" w:hAnsi="Courier New" w:cs="Courier New"/>
-          <w:sz w:val="24"/>
-          <w:szCs w:val="24"/>
-          <w:lang w:val="en-US"/>
-        </w:rPr>
-        <w:t>all_xors</w:t>
-      </w:r>
-      <w:proofErr w:type="spellEnd"/>
-      <w:r>
-        <w:rPr>
-          <w:rFonts w:ascii="Courier New" w:hAnsi="Courier New" w:cs="Courier New"/>
-          <w:sz w:val="24"/>
-          <w:szCs w:val="24"/>
-          <w:lang w:val="en-US"/>
-        </w:rPr>
-        <w:t xml:space="preserve"> = bin(</w:t>
-      </w:r>
-      <w:proofErr w:type="spellStart"/>
-      <w:r>
-        <w:rPr>
-          <w:rFonts w:ascii="Courier New" w:hAnsi="Courier New" w:cs="Courier New"/>
-          <w:sz w:val="24"/>
-          <w:szCs w:val="24"/>
-          <w:lang w:val="en-US"/>
-        </w:rPr>
-        <w:t>check_for_errors</w:t>
-      </w:r>
-      <w:proofErr w:type="spellEnd"/>
-      <w:r>
-        <w:rPr>
-          <w:rFonts w:ascii="Courier New" w:hAnsi="Courier New" w:cs="Courier New"/>
-          <w:sz w:val="24"/>
-          <w:szCs w:val="24"/>
-          <w:lang w:val="en-US"/>
-        </w:rPr>
-        <w:t>(message</w:t>
-      </w:r>
-      <w:proofErr w:type="gramStart"/>
-      <w:r>
-        <w:rPr>
-          <w:rFonts w:ascii="Courier New" w:hAnsi="Courier New" w:cs="Courier New"/>
-          <w:sz w:val="24"/>
-          <w:szCs w:val="24"/>
-          <w:lang w:val="en-US"/>
-        </w:rPr>
-        <w:t>))[</w:t>
-      </w:r>
-      <w:proofErr w:type="gramEnd"/>
-      <w:r>
-        <w:rPr>
-          <w:rFonts w:ascii="Courier New" w:hAnsi="Courier New" w:cs="Courier New"/>
-          <w:sz w:val="24"/>
-          <w:szCs w:val="24"/>
-          <w:lang w:val="en-US"/>
-        </w:rPr>
-        <w:t>2:]</w:t>
-      </w:r>
-    </w:p>
-    <w:p>
-      <w:pPr>
-        <w:rPr>
-          <w:rFonts w:ascii="Courier New" w:hAnsi="Courier New" w:cs="Courier New"/>
-          <w:sz w:val="24"/>
-          <w:szCs w:val="24"/>
-          <w:lang w:val="en-US"/>
-        </w:rPr>
-      </w:pPr>
-      <w:r>
-        <w:rPr>
-          <w:rFonts w:ascii="Courier New" w:hAnsi="Courier New" w:cs="Courier New"/>
-          <w:sz w:val="24"/>
-          <w:szCs w:val="24"/>
-          <w:lang w:val="en-US"/>
-        </w:rPr>
-        <w:t xml:space="preserve">        while </w:t>
-      </w:r>
-      <w:proofErr w:type="spellStart"/>
-      <w:r>
-        <w:rPr>
-          <w:rFonts w:ascii="Courier New" w:hAnsi="Courier New" w:cs="Courier New"/>
-          <w:sz w:val="24"/>
-          <w:szCs w:val="24"/>
-          <w:lang w:val="en-US"/>
-        </w:rPr>
-        <w:t>len</w:t>
-      </w:r>
-      <w:proofErr w:type="spellEnd"/>
-      <w:r>
-        <w:rPr>
-          <w:rFonts w:ascii="Courier New" w:hAnsi="Courier New" w:cs="Courier New"/>
-          <w:sz w:val="24"/>
-          <w:szCs w:val="24"/>
-          <w:lang w:val="en-US"/>
-        </w:rPr>
-        <w:t>(</w:t>
-      </w:r>
-      <w:proofErr w:type="spellStart"/>
-      <w:r>
-        <w:rPr>
-          <w:rFonts w:ascii="Courier New" w:hAnsi="Courier New" w:cs="Courier New"/>
-          <w:sz w:val="24"/>
-          <w:szCs w:val="24"/>
-          <w:lang w:val="en-US"/>
-        </w:rPr>
-        <w:t>all_xors</w:t>
-      </w:r>
-      <w:proofErr w:type="spellEnd"/>
-      <w:proofErr w:type="gramStart"/>
-      <w:r>
-        <w:rPr>
-          <w:rFonts w:ascii="Courier New" w:hAnsi="Courier New" w:cs="Courier New"/>
-          <w:sz w:val="24"/>
-          <w:szCs w:val="24"/>
-          <w:lang w:val="en-US"/>
-        </w:rPr>
-        <w:t>) !</w:t>
-      </w:r>
-      <w:proofErr w:type="gramEnd"/>
-      <w:r>
-        <w:rPr>
-          <w:rFonts w:ascii="Courier New" w:hAnsi="Courier New" w:cs="Courier New"/>
-          <w:sz w:val="24"/>
-          <w:szCs w:val="24"/>
-          <w:lang w:val="en-US"/>
-        </w:rPr>
-        <w:t xml:space="preserve">= </w:t>
-      </w:r>
-      <w:proofErr w:type="spellStart"/>
-      <w:r>
-        <w:rPr>
-          <w:rFonts w:ascii="Courier New" w:hAnsi="Courier New" w:cs="Courier New"/>
-          <w:sz w:val="24"/>
-          <w:szCs w:val="24"/>
-          <w:lang w:val="en-US"/>
-        </w:rPr>
-        <w:t>parity_bit_count</w:t>
-      </w:r>
-      <w:proofErr w:type="spellEnd"/>
-      <w:r>
-        <w:rPr>
-          <w:rFonts w:ascii="Courier New" w:hAnsi="Courier New" w:cs="Courier New"/>
-          <w:sz w:val="24"/>
-          <w:szCs w:val="24"/>
-          <w:lang w:val="en-US"/>
-        </w:rPr>
-        <w:t>:</w:t>
-      </w:r>
-    </w:p>
-    <w:p>
-      <w:pPr>
-        <w:rPr>
-          <w:rFonts w:ascii="Courier New" w:hAnsi="Courier New" w:cs="Courier New"/>
-          <w:sz w:val="24"/>
-          <w:szCs w:val="24"/>
-          <w:lang w:val="en-US"/>
+      <w:r>
+        <w:rPr>
+          <w:rFonts w:ascii="Courier New" w:hAnsi="Courier New" w:cs="Courier New"/>
+          <w:sz w:val="24"/>
+          <w:szCs w:val="24"/>
+        </w:rPr>
+        <w:t>на</w:t>
+      </w:r>
+      <w:r>
+        <w:rPr>
+          <w:rFonts w:ascii="Courier New" w:hAnsi="Courier New" w:cs="Courier New"/>
+          <w:sz w:val="24"/>
+          <w:szCs w:val="24"/>
+          <w:lang w:val="en-US"/>
+        </w:rPr>
+        <w:t xml:space="preserve"> " + str(all_xors + 1) + " </w:t>
+      </w:r>
+      <w:r>
+        <w:rPr>
+          <w:rFonts w:ascii="Courier New" w:hAnsi="Courier New" w:cs="Courier New"/>
+          <w:sz w:val="24"/>
+          <w:szCs w:val="24"/>
+        </w:rPr>
+        <w:t>знаке</w:t>
+      </w:r>
+      <w:r>
+        <w:rPr>
+          <w:rFonts w:ascii="Courier New" w:hAnsi="Courier New" w:cs="Courier New"/>
+          <w:sz w:val="24"/>
+          <w:szCs w:val="24"/>
+          <w:lang w:val="en-US"/>
+        </w:rPr>
+        <w:t>: ")</w:t>
+      </w:r>
+    </w:p>
+    <w:p>
+      <w:pPr>
+        <w:rPr>
+          <w:rFonts w:ascii="Courier New" w:hAnsi="Courier New" w:cs="Courier New"/>
+          <w:sz w:val="24"/>
+          <w:szCs w:val="24"/>
+          <w:lang w:val="en-US"/>
+        </w:rPr>
+      </w:pPr>
+      <w:r>
+        <w:rPr>
+          <w:rFonts w:ascii="Courier New" w:hAnsi="Courier New" w:cs="Courier New"/>
+          <w:sz w:val="24"/>
+          <w:szCs w:val="24"/>
+          <w:lang w:val="en-US"/>
+        </w:rPr>
+        <w:t xml:space="preserve">        print(message)</w:t>
+      </w:r>
+    </w:p>
+    <w:p>
+      <w:pPr>
+        <w:rPr>
+          <w:rFonts w:ascii="Courier New" w:hAnsi="Courier New" w:cs="Courier New"/>
+          <w:sz w:val="24"/>
+          <w:szCs w:val="24"/>
+          <w:lang w:val="en-US"/>
+        </w:rPr>
+      </w:pPr>
+      <w:r>
+        <w:rPr>
+          <w:rFonts w:ascii="Courier New" w:hAnsi="Courier New" w:cs="Courier New"/>
+          <w:sz w:val="24"/>
+          <w:szCs w:val="24"/>
+          <w:lang w:val="en-US"/>
+        </w:rPr>
+        <w:t xml:space="preserve">        print(" " * all_xors + "^")</w:t>
+      </w:r>
+    </w:p>
+    <w:p>
+      <w:pPr>
+        <w:rPr>
+          <w:rFonts w:ascii="Courier New" w:hAnsi="Courier New" w:cs="Courier New"/>
+          <w:sz w:val="24"/>
+          <w:szCs w:val="24"/>
+          <w:lang w:val="en-US"/>
+        </w:rPr>
+      </w:pPr>
+    </w:p>
+    <w:p>
+      <w:pPr>
+        <w:rPr>
+          <w:rFonts w:ascii="Courier New" w:hAnsi="Courier New" w:cs="Courier New"/>
+          <w:sz w:val="24"/>
+          <w:szCs w:val="24"/>
+          <w:lang w:val="en-US"/>
+        </w:rPr>
+      </w:pPr>
+      <w:r>
+        <w:rPr>
+          <w:rFonts w:ascii="Courier New" w:hAnsi="Courier New" w:cs="Courier New"/>
+          <w:sz w:val="24"/>
+          <w:szCs w:val="24"/>
+          <w:lang w:val="en-US"/>
+        </w:rPr>
+        <w:t xml:space="preserve">        message = (</w:t>
+      </w:r>
+    </w:p>
+    <w:p>
+      <w:pPr>
+        <w:rPr>
+          <w:rFonts w:ascii="Courier New" w:hAnsi="Courier New" w:cs="Courier New"/>
+          <w:sz w:val="24"/>
+          <w:szCs w:val="24"/>
+          <w:lang w:val="en-US"/>
+        </w:rPr>
+      </w:pPr>
+      <w:r>
+        <w:rPr>
+          <w:rFonts w:ascii="Courier New" w:hAnsi="Courier New" w:cs="Courier New"/>
+          <w:sz w:val="24"/>
+          <w:szCs w:val="24"/>
+          <w:lang w:val="en-US"/>
+        </w:rPr>
+        <w:t xml:space="preserve">            message[:all_xors]</w:t>
+      </w:r>
+    </w:p>
+    <w:p>
+      <w:pPr>
+        <w:rPr>
+          <w:rFonts w:ascii="Courier New" w:hAnsi="Courier New" w:cs="Courier New"/>
+          <w:sz w:val="24"/>
+          <w:szCs w:val="24"/>
+          <w:lang w:val="en-US"/>
+        </w:rPr>
+      </w:pPr>
+      <w:r>
+        <w:rPr>
+          <w:rFonts w:ascii="Courier New" w:hAnsi="Courier New" w:cs="Courier New"/>
+          <w:sz w:val="24"/>
+          <w:szCs w:val="24"/>
+          <w:lang w:val="en-US"/>
+        </w:rPr>
+        <w:t xml:space="preserve">            + str((int(message[all_xors]) + 1) % 2)</w:t>
+      </w:r>
+    </w:p>
+    <w:p>
+      <w:pPr>
+        <w:rPr>
+          <w:rFonts w:ascii="Courier New" w:hAnsi="Courier New" w:cs="Courier New"/>
+          <w:sz w:val="24"/>
+          <w:szCs w:val="24"/>
+          <w:lang w:val="en-US"/>
+        </w:rPr>
+      </w:pPr>
+      <w:r>
+        <w:rPr>
+          <w:rFonts w:ascii="Courier New" w:hAnsi="Courier New" w:cs="Courier New"/>
+          <w:sz w:val="24"/>
+          <w:szCs w:val="24"/>
+          <w:lang w:val="en-US"/>
+        </w:rPr>
+        <w:t xml:space="preserve">            + message[all_xors + 1 :]</w:t>
+      </w:r>
+    </w:p>
+    <w:p>
+      <w:pPr>
+        <w:rPr>
+          <w:rFonts w:ascii="Courier New" w:hAnsi="Courier New" w:cs="Courier New"/>
+          <w:sz w:val="24"/>
+          <w:szCs w:val="24"/>
+          <w:lang w:val="en-US"/>
+        </w:rPr>
+      </w:pPr>
+      <w:r>
+        <w:rPr>
+          <w:rFonts w:ascii="Courier New" w:hAnsi="Courier New" w:cs="Courier New"/>
+          <w:sz w:val="24"/>
+          <w:szCs w:val="24"/>
+          <w:lang w:val="en-US"/>
+        </w:rPr>
+        <w:t xml:space="preserve">        )</w:t>
+      </w:r>
+    </w:p>
+    <w:p>
+      <w:pPr>
+        <w:rPr>
+          <w:rFonts w:ascii="Courier New" w:hAnsi="Courier New" w:cs="Courier New"/>
+          <w:sz w:val="24"/>
+          <w:szCs w:val="24"/>
+          <w:lang w:val="en-US"/>
+        </w:rPr>
+      </w:pPr>
+    </w:p>
+    <w:p>
+      <w:pPr>
+        <w:rPr>
+          <w:rFonts w:ascii="Courier New" w:hAnsi="Courier New" w:cs="Courier New"/>
+          <w:sz w:val="24"/>
+          <w:szCs w:val="24"/>
+          <w:lang w:val="en-US"/>
+        </w:rPr>
+      </w:pPr>
+      <w:r>
+        <w:rPr>
+          <w:rFonts w:ascii="Courier New" w:hAnsi="Courier New" w:cs="Courier New"/>
+          <w:sz w:val="24"/>
+          <w:szCs w:val="24"/>
+          <w:lang w:val="en-US"/>
+        </w:rPr>
+        <w:t xml:space="preserve">        if check_for_errors(message) == 0:</w:t>
+      </w:r>
+    </w:p>
+    <w:p>
+      <w:pPr>
+        <w:rPr>
+          <w:rFonts w:ascii="Courier New" w:hAnsi="Courier New" w:cs="Courier New"/>
+          <w:sz w:val="24"/>
+          <w:szCs w:val="24"/>
         </w:rPr>
       </w:pPr>
       <w:r>
@@ -3576,2247 +3811,49 @@
         </w:rPr>
         <w:t xml:space="preserve">            </w:t>
       </w:r>
-      <w:proofErr w:type="spellStart"/>
-      <w:r>
-        <w:rPr>
-          <w:rFonts w:ascii="Courier New" w:hAnsi="Courier New" w:cs="Courier New"/>
-          <w:sz w:val="24"/>
-          <w:szCs w:val="24"/>
-          <w:lang w:val="en-US"/>
-        </w:rPr>
-        <w:t>all_xors</w:t>
-      </w:r>
-      <w:proofErr w:type="spellEnd"/>
-      <w:r>
-        <w:rPr>
-          <w:rFonts w:ascii="Courier New" w:hAnsi="Courier New" w:cs="Courier New"/>
-          <w:sz w:val="24"/>
-          <w:szCs w:val="24"/>
-          <w:lang w:val="en-US"/>
-        </w:rPr>
-        <w:t xml:space="preserve"> = "0" + </w:t>
-      </w:r>
-      <w:proofErr w:type="spellStart"/>
-      <w:r>
-        <w:rPr>
-          <w:rFonts w:ascii="Courier New" w:hAnsi="Courier New" w:cs="Courier New"/>
-          <w:sz w:val="24"/>
-          <w:szCs w:val="24"/>
-          <w:lang w:val="en-US"/>
-        </w:rPr>
-        <w:t>all_xors</w:t>
-      </w:r>
-      <w:proofErr w:type="spellEnd"/>
-    </w:p>
-    <w:p>
-      <w:pPr>
-        <w:rPr>
-          <w:rFonts w:ascii="Courier New" w:hAnsi="Courier New" w:cs="Courier New"/>
-          <w:sz w:val="24"/>
-          <w:szCs w:val="24"/>
-          <w:lang w:val="en-US"/>
-        </w:rPr>
-      </w:pPr>
-    </w:p>
-    <w:p>
-      <w:pPr>
-        <w:rPr>
-          <w:rFonts w:ascii="Courier New" w:hAnsi="Courier New" w:cs="Courier New"/>
-          <w:sz w:val="24"/>
-          <w:szCs w:val="24"/>
-          <w:lang w:val="en-US"/>
-        </w:rPr>
-      </w:pPr>
-      <w:r>
-        <w:rPr>
-          <w:rFonts w:ascii="Courier New" w:hAnsi="Courier New" w:cs="Courier New"/>
-          <w:sz w:val="24"/>
-          <w:szCs w:val="24"/>
-          <w:lang w:val="en-US"/>
-        </w:rPr>
-        <w:t xml:space="preserve">        for digit in </w:t>
-      </w:r>
-      <w:proofErr w:type="spellStart"/>
-      <w:r>
-        <w:rPr>
-          <w:rFonts w:ascii="Courier New" w:hAnsi="Courier New" w:cs="Courier New"/>
-          <w:sz w:val="24"/>
-          <w:szCs w:val="24"/>
-          <w:lang w:val="en-US"/>
-        </w:rPr>
-        <w:t>all_xors</w:t>
-      </w:r>
-      <w:proofErr w:type="spellEnd"/>
-      <w:proofErr w:type="gramStart"/>
-      <w:r>
-        <w:rPr>
-          <w:rFonts w:ascii="Courier New" w:hAnsi="Courier New" w:cs="Courier New"/>
-          <w:sz w:val="24"/>
-          <w:szCs w:val="24"/>
-          <w:lang w:val="en-US"/>
-        </w:rPr>
-        <w:t>[::</w:t>
-      </w:r>
-      <w:proofErr w:type="gramEnd"/>
-      <w:r>
-        <w:rPr>
-          <w:rFonts w:ascii="Courier New" w:hAnsi="Courier New" w:cs="Courier New"/>
-          <w:sz w:val="24"/>
-          <w:szCs w:val="24"/>
-          <w:lang w:val="en-US"/>
-        </w:rPr>
-        <w:t>-1]:</w:t>
-      </w:r>
-    </w:p>
-    <w:p>
-      <w:pPr>
-        <w:rPr>
-          <w:rFonts w:ascii="Courier New" w:hAnsi="Courier New" w:cs="Courier New"/>
-          <w:sz w:val="24"/>
-          <w:szCs w:val="24"/>
-          <w:lang w:val="en-US"/>
-        </w:rPr>
-      </w:pPr>
-      <w:r>
-        <w:rPr>
-          <w:rFonts w:ascii="Courier New" w:hAnsi="Courier New" w:cs="Courier New"/>
-          <w:sz w:val="24"/>
-          <w:szCs w:val="24"/>
-          <w:lang w:val="en-US"/>
-        </w:rPr>
-        <w:t xml:space="preserve">            message = </w:t>
-      </w:r>
-      <w:proofErr w:type="spellStart"/>
-      <w:proofErr w:type="gramStart"/>
-      <w:r>
-        <w:rPr>
-          <w:rFonts w:ascii="Courier New" w:hAnsi="Courier New" w:cs="Courier New"/>
-          <w:sz w:val="24"/>
-          <w:szCs w:val="24"/>
-          <w:lang w:val="en-US"/>
-        </w:rPr>
-        <w:t>message.replace</w:t>
-      </w:r>
-      <w:proofErr w:type="spellEnd"/>
-      <w:proofErr w:type="gramEnd"/>
-      <w:r>
-        <w:rPr>
-          <w:rFonts w:ascii="Courier New" w:hAnsi="Courier New" w:cs="Courier New"/>
-          <w:sz w:val="24"/>
-          <w:szCs w:val="24"/>
-          <w:lang w:val="en-US"/>
-        </w:rPr>
-        <w:t>("*", digit, 1)</w:t>
-      </w:r>
-    </w:p>
-    <w:p>
-      <w:pPr>
-        <w:rPr>
-          <w:rFonts w:ascii="Courier New" w:hAnsi="Courier New" w:cs="Courier New"/>
-          <w:sz w:val="24"/>
-          <w:szCs w:val="24"/>
-          <w:lang w:val="en-US"/>
-        </w:rPr>
-      </w:pPr>
-    </w:p>
-    <w:p>
-      <w:pPr>
-        <w:rPr>
-          <w:rFonts w:ascii="Courier New" w:hAnsi="Courier New" w:cs="Courier New"/>
-          <w:sz w:val="24"/>
-          <w:szCs w:val="24"/>
-          <w:lang w:val="en-US"/>
-        </w:rPr>
-      </w:pPr>
-      <w:r>
-        <w:rPr>
-          <w:rFonts w:ascii="Courier New" w:hAnsi="Courier New" w:cs="Courier New"/>
-          <w:sz w:val="24"/>
-          <w:szCs w:val="24"/>
-          <w:lang w:val="en-US"/>
-        </w:rPr>
-        <w:t xml:space="preserve">        </w:t>
-      </w:r>
-      <w:proofErr w:type="gramStart"/>
-      <w:r>
-        <w:rPr>
-          <w:rFonts w:ascii="Courier New" w:hAnsi="Courier New" w:cs="Courier New"/>
-          <w:sz w:val="24"/>
-          <w:szCs w:val="24"/>
-          <w:lang w:val="en-US"/>
-        </w:rPr>
-        <w:t>print(</w:t>
-      </w:r>
-      <w:proofErr w:type="gramEnd"/>
-      <w:r>
-        <w:rPr>
-          <w:rFonts w:ascii="Courier New" w:hAnsi="Courier New" w:cs="Courier New"/>
-          <w:sz w:val="24"/>
-          <w:szCs w:val="24"/>
-          <w:lang w:val="en-US"/>
-        </w:rPr>
-        <w:t>"</w:t>
-      </w:r>
-      <w:r>
-        <w:rPr>
-          <w:rFonts w:ascii="Courier New" w:hAnsi="Courier New" w:cs="Courier New"/>
-          <w:sz w:val="24"/>
-          <w:szCs w:val="24"/>
-        </w:rPr>
-        <w:t>Новое</w:t>
-      </w:r>
-      <w:r>
-        <w:rPr>
-          <w:rFonts w:ascii="Courier New" w:hAnsi="Courier New" w:cs="Courier New"/>
-          <w:sz w:val="24"/>
-          <w:szCs w:val="24"/>
-          <w:lang w:val="en-US"/>
-        </w:rPr>
-        <w:t xml:space="preserve"> </w:t>
-      </w:r>
-      <w:r>
-        <w:rPr>
-          <w:rFonts w:ascii="Courier New" w:hAnsi="Courier New" w:cs="Courier New"/>
-          <w:sz w:val="24"/>
-          <w:szCs w:val="24"/>
-        </w:rPr>
-        <w:t>сообщение</w:t>
-      </w:r>
-      <w:r>
-        <w:rPr>
-          <w:rFonts w:ascii="Courier New" w:hAnsi="Courier New" w:cs="Courier New"/>
-          <w:sz w:val="24"/>
-          <w:szCs w:val="24"/>
-          <w:lang w:val="en-US"/>
-        </w:rPr>
-        <w:t xml:space="preserve"> </w:t>
-      </w:r>
-      <w:r>
-        <w:rPr>
-          <w:rFonts w:ascii="Courier New" w:hAnsi="Courier New" w:cs="Courier New"/>
-          <w:sz w:val="24"/>
-          <w:szCs w:val="24"/>
-        </w:rPr>
-        <w:t>с</w:t>
-      </w:r>
-      <w:r>
-        <w:rPr>
-          <w:rFonts w:ascii="Courier New" w:hAnsi="Courier New" w:cs="Courier New"/>
-          <w:sz w:val="24"/>
-          <w:szCs w:val="24"/>
-          <w:lang w:val="en-US"/>
-        </w:rPr>
-        <w:t xml:space="preserve"> </w:t>
-      </w:r>
-      <w:r>
-        <w:rPr>
-          <w:rFonts w:ascii="Courier New" w:hAnsi="Courier New" w:cs="Courier New"/>
-          <w:sz w:val="24"/>
-          <w:szCs w:val="24"/>
-        </w:rPr>
-        <w:t>битами</w:t>
-      </w:r>
-      <w:r>
-        <w:rPr>
-          <w:rFonts w:ascii="Courier New" w:hAnsi="Courier New" w:cs="Courier New"/>
-          <w:sz w:val="24"/>
-          <w:szCs w:val="24"/>
-          <w:lang w:val="en-US"/>
-        </w:rPr>
-        <w:t xml:space="preserve"> </w:t>
-      </w:r>
-      <w:r>
-        <w:rPr>
-          <w:rFonts w:ascii="Courier New" w:hAnsi="Courier New" w:cs="Courier New"/>
-          <w:sz w:val="24"/>
-          <w:szCs w:val="24"/>
-        </w:rPr>
-        <w:t>четности</w:t>
-      </w:r>
-      <w:r>
-        <w:rPr>
-          <w:rFonts w:ascii="Courier New" w:hAnsi="Courier New" w:cs="Courier New"/>
-          <w:sz w:val="24"/>
-          <w:szCs w:val="24"/>
-          <w:lang w:val="en-US"/>
-        </w:rPr>
-        <w:t>: \n" + message)</w:t>
-      </w:r>
-    </w:p>
-    <w:p>
-      <w:pPr>
-        <w:rPr>
-          <w:rFonts w:ascii="Courier New" w:hAnsi="Courier New" w:cs="Courier New"/>
-          <w:sz w:val="24"/>
-          <w:szCs w:val="24"/>
-        </w:rPr>
-      </w:pPr>
-      <w:r>
-        <w:rPr>
-          <w:rFonts w:ascii="Courier New" w:hAnsi="Courier New" w:cs="Courier New"/>
-          <w:sz w:val="24"/>
-          <w:szCs w:val="24"/>
-          <w:lang w:val="en-US"/>
-        </w:rPr>
-        <w:t xml:space="preserve">    </w:t>
-      </w:r>
-      <w:proofErr w:type="spellStart"/>
-      <w:r>
-        <w:rPr>
-          <w:rFonts w:ascii="Courier New" w:hAnsi="Courier New" w:cs="Courier New"/>
-          <w:sz w:val="24"/>
-          <w:szCs w:val="24"/>
-        </w:rPr>
-        <w:t>else</w:t>
-      </w:r>
-      <w:proofErr w:type="spellEnd"/>
-      <w:r>
-        <w:rPr>
-          <w:rFonts w:ascii="Courier New" w:hAnsi="Courier New" w:cs="Courier New"/>
-          <w:sz w:val="24"/>
-          <w:szCs w:val="24"/>
-        </w:rPr>
-        <w:t>:</w:t>
-      </w:r>
-    </w:p>
-    <w:p>
-      <w:pPr>
-        <w:rPr>
-          <w:rFonts w:ascii="Courier New" w:hAnsi="Courier New" w:cs="Courier New"/>
-          <w:sz w:val="24"/>
-          <w:szCs w:val="24"/>
-        </w:rPr>
-      </w:pPr>
-    </w:p>
-    <w:p>
-      <w:pPr>
-        <w:rPr>
-          <w:rFonts w:ascii="Courier New" w:hAnsi="Courier New" w:cs="Courier New"/>
-          <w:sz w:val="24"/>
-          <w:szCs w:val="24"/>
-        </w:rPr>
-      </w:pPr>
-      <w:r>
-        <w:rPr>
-          <w:rFonts w:ascii="Courier New" w:hAnsi="Courier New" w:cs="Courier New"/>
-          <w:sz w:val="24"/>
-          <w:szCs w:val="24"/>
-        </w:rPr>
-        <w:t xml:space="preserve">        </w:t>
-      </w:r>
-      <w:proofErr w:type="spellStart"/>
-      <w:r>
-        <w:rPr>
-          <w:rFonts w:ascii="Courier New" w:hAnsi="Courier New" w:cs="Courier New"/>
-          <w:sz w:val="24"/>
-          <w:szCs w:val="24"/>
-        </w:rPr>
-        <w:t>message</w:t>
-      </w:r>
-      <w:proofErr w:type="spellEnd"/>
-      <w:r>
-        <w:rPr>
-          <w:rFonts w:ascii="Courier New" w:hAnsi="Courier New" w:cs="Courier New"/>
-          <w:sz w:val="24"/>
-          <w:szCs w:val="24"/>
-        </w:rPr>
-        <w:t xml:space="preserve"> = </w:t>
-      </w:r>
-      <w:proofErr w:type="spellStart"/>
-      <w:proofErr w:type="gramStart"/>
-      <w:r>
-        <w:rPr>
-          <w:rFonts w:ascii="Courier New" w:hAnsi="Courier New" w:cs="Courier New"/>
-          <w:sz w:val="24"/>
-          <w:szCs w:val="24"/>
-        </w:rPr>
-        <w:t>input</w:t>
-      </w:r>
-      <w:proofErr w:type="spellEnd"/>
-      <w:r>
-        <w:rPr>
-          <w:rFonts w:ascii="Courier New" w:hAnsi="Courier New" w:cs="Courier New"/>
-          <w:sz w:val="24"/>
-          <w:szCs w:val="24"/>
-        </w:rPr>
-        <w:t>(</w:t>
-      </w:r>
-      <w:proofErr w:type="gramEnd"/>
-      <w:r>
-        <w:rPr>
-          <w:rFonts w:ascii="Courier New" w:hAnsi="Courier New" w:cs="Courier New"/>
-          <w:sz w:val="24"/>
-          <w:szCs w:val="24"/>
-        </w:rPr>
-        <w:t>"Напишите полное сообщение: ")</w:t>
-      </w:r>
-    </w:p>
-    <w:p>
-      <w:pPr>
-        <w:rPr>
-          <w:rFonts w:ascii="Courier New" w:hAnsi="Courier New" w:cs="Courier New"/>
-          <w:sz w:val="24"/>
-          <w:szCs w:val="24"/>
-        </w:rPr>
-      </w:pPr>
-      <w:r>
-        <w:rPr>
-          <w:rFonts w:ascii="Courier New" w:hAnsi="Courier New" w:cs="Courier New"/>
-          <w:sz w:val="24"/>
-          <w:szCs w:val="24"/>
-        </w:rPr>
-        <w:t xml:space="preserve">        # </w:t>
-      </w:r>
-      <w:proofErr w:type="spellStart"/>
-      <w:r>
-        <w:rPr>
-          <w:rFonts w:ascii="Courier New" w:hAnsi="Courier New" w:cs="Courier New"/>
-          <w:sz w:val="24"/>
-          <w:szCs w:val="24"/>
-        </w:rPr>
-        <w:t>message</w:t>
-      </w:r>
-      <w:proofErr w:type="spellEnd"/>
-      <w:r>
-        <w:rPr>
-          <w:rFonts w:ascii="Courier New" w:hAnsi="Courier New" w:cs="Courier New"/>
-          <w:sz w:val="24"/>
-          <w:szCs w:val="24"/>
-        </w:rPr>
-        <w:t xml:space="preserve"> = </w:t>
-      </w:r>
-      <w:proofErr w:type="spellStart"/>
-      <w:proofErr w:type="gramStart"/>
-      <w:r>
-        <w:rPr>
-          <w:rFonts w:ascii="Courier New" w:hAnsi="Courier New" w:cs="Courier New"/>
-          <w:sz w:val="24"/>
-          <w:szCs w:val="24"/>
-        </w:rPr>
-        <w:t>bin</w:t>
-      </w:r>
-      <w:proofErr w:type="spellEnd"/>
-      <w:r>
-        <w:rPr>
-          <w:rFonts w:ascii="Courier New" w:hAnsi="Courier New" w:cs="Courier New"/>
-          <w:sz w:val="24"/>
-          <w:szCs w:val="24"/>
-        </w:rPr>
-        <w:t>(</w:t>
-      </w:r>
-      <w:proofErr w:type="spellStart"/>
-      <w:proofErr w:type="gramEnd"/>
-      <w:r>
-        <w:rPr>
-          <w:rFonts w:ascii="Courier New" w:hAnsi="Courier New" w:cs="Courier New"/>
-          <w:sz w:val="24"/>
-          <w:szCs w:val="24"/>
-        </w:rPr>
-        <w:t>int</w:t>
-      </w:r>
-      <w:proofErr w:type="spellEnd"/>
-      <w:r>
-        <w:rPr>
-          <w:rFonts w:ascii="Courier New" w:hAnsi="Courier New" w:cs="Courier New"/>
-          <w:sz w:val="24"/>
-          <w:szCs w:val="24"/>
-        </w:rPr>
-        <w:t>(</w:t>
-      </w:r>
-      <w:proofErr w:type="spellStart"/>
-      <w:r>
-        <w:rPr>
-          <w:rFonts w:ascii="Courier New" w:hAnsi="Courier New" w:cs="Courier New"/>
-          <w:sz w:val="24"/>
-          <w:szCs w:val="24"/>
-        </w:rPr>
-        <w:t>input</w:t>
-      </w:r>
-      <w:proofErr w:type="spellEnd"/>
-      <w:r>
-        <w:rPr>
-          <w:rFonts w:ascii="Courier New" w:hAnsi="Courier New" w:cs="Courier New"/>
-          <w:sz w:val="24"/>
-          <w:szCs w:val="24"/>
-        </w:rPr>
-        <w:t>("Напишите полное сообщение: ")))[2:]</w:t>
-      </w:r>
-    </w:p>
-    <w:p>
-      <w:pPr>
-        <w:rPr>
-          <w:rFonts w:ascii="Courier New" w:hAnsi="Courier New" w:cs="Courier New"/>
-          <w:sz w:val="24"/>
-          <w:szCs w:val="24"/>
-          <w:lang w:val="en-US"/>
-        </w:rPr>
-      </w:pPr>
-      <w:r>
-        <w:rPr>
-          <w:rFonts w:ascii="Courier New" w:hAnsi="Courier New" w:cs="Courier New"/>
-          <w:sz w:val="24"/>
-          <w:szCs w:val="24"/>
-        </w:rPr>
-        <w:t xml:space="preserve">        </w:t>
-      </w:r>
-      <w:proofErr w:type="spellStart"/>
-      <w:r>
-        <w:rPr>
-          <w:rFonts w:ascii="Courier New" w:hAnsi="Courier New" w:cs="Courier New"/>
-          <w:sz w:val="24"/>
-          <w:szCs w:val="24"/>
-          <w:lang w:val="en-US"/>
-        </w:rPr>
-        <w:t>is_bin</w:t>
-      </w:r>
-      <w:proofErr w:type="spellEnd"/>
-      <w:r>
-        <w:rPr>
-          <w:rFonts w:ascii="Courier New" w:hAnsi="Courier New" w:cs="Courier New"/>
-          <w:sz w:val="24"/>
-          <w:szCs w:val="24"/>
-          <w:lang w:val="en-US"/>
-        </w:rPr>
-        <w:t xml:space="preserve"> = True</w:t>
-      </w:r>
-    </w:p>
-    <w:p>
-      <w:pPr>
-        <w:rPr>
-          <w:rFonts w:ascii="Courier New" w:hAnsi="Courier New" w:cs="Courier New"/>
-          <w:sz w:val="24"/>
-          <w:szCs w:val="24"/>
-          <w:lang w:val="en-US"/>
-        </w:rPr>
-      </w:pPr>
-      <w:r>
-        <w:rPr>
-          <w:rFonts w:ascii="Courier New" w:hAnsi="Courier New" w:cs="Courier New"/>
-          <w:sz w:val="24"/>
-          <w:szCs w:val="24"/>
-          <w:lang w:val="en-US"/>
-        </w:rPr>
-        <w:t xml:space="preserve">        for char in message:</w:t>
-      </w:r>
-    </w:p>
-    <w:p>
-      <w:pPr>
-        <w:rPr>
-          <w:rFonts w:ascii="Courier New" w:hAnsi="Courier New" w:cs="Courier New"/>
-          <w:sz w:val="24"/>
-          <w:szCs w:val="24"/>
-          <w:lang w:val="en-US"/>
-        </w:rPr>
-      </w:pPr>
-      <w:r>
-        <w:rPr>
-          <w:rFonts w:ascii="Courier New" w:hAnsi="Courier New" w:cs="Courier New"/>
-          <w:sz w:val="24"/>
-          <w:szCs w:val="24"/>
-          <w:lang w:val="en-US"/>
-        </w:rPr>
-        <w:t xml:space="preserve">            if </w:t>
-      </w:r>
-      <w:proofErr w:type="gramStart"/>
-      <w:r>
-        <w:rPr>
-          <w:rFonts w:ascii="Courier New" w:hAnsi="Courier New" w:cs="Courier New"/>
-          <w:sz w:val="24"/>
-          <w:szCs w:val="24"/>
-          <w:lang w:val="en-US"/>
-        </w:rPr>
-        <w:t>char !</w:t>
-      </w:r>
-      <w:proofErr w:type="gramEnd"/>
-      <w:r>
-        <w:rPr>
-          <w:rFonts w:ascii="Courier New" w:hAnsi="Courier New" w:cs="Courier New"/>
-          <w:sz w:val="24"/>
-          <w:szCs w:val="24"/>
-          <w:lang w:val="en-US"/>
-        </w:rPr>
-        <w:t>= "0" and char != "1":</w:t>
-      </w:r>
-    </w:p>
-    <w:p>
-      <w:pPr>
-        <w:rPr>
-          <w:rFonts w:ascii="Courier New" w:hAnsi="Courier New" w:cs="Courier New"/>
-          <w:sz w:val="24"/>
-          <w:szCs w:val="24"/>
-          <w:lang w:val="en-US"/>
-        </w:rPr>
-      </w:pPr>
-      <w:r>
-        <w:rPr>
-          <w:rFonts w:ascii="Courier New" w:hAnsi="Courier New" w:cs="Courier New"/>
-          <w:sz w:val="24"/>
-          <w:szCs w:val="24"/>
-          <w:lang w:val="en-US"/>
-        </w:rPr>
-        <w:t xml:space="preserve">                </w:t>
-      </w:r>
-      <w:proofErr w:type="spellStart"/>
-      <w:r>
-        <w:rPr>
-          <w:rFonts w:ascii="Courier New" w:hAnsi="Courier New" w:cs="Courier New"/>
-          <w:sz w:val="24"/>
-          <w:szCs w:val="24"/>
-          <w:lang w:val="en-US"/>
-        </w:rPr>
-        <w:t>is_bin</w:t>
-      </w:r>
-      <w:proofErr w:type="spellEnd"/>
-      <w:r>
-        <w:rPr>
-          <w:rFonts w:ascii="Courier New" w:hAnsi="Courier New" w:cs="Courier New"/>
-          <w:sz w:val="24"/>
-          <w:szCs w:val="24"/>
-          <w:lang w:val="en-US"/>
-        </w:rPr>
-        <w:t xml:space="preserve"> = False</w:t>
-      </w:r>
-    </w:p>
-    <w:p>
-      <w:pPr>
-        <w:rPr>
-          <w:rFonts w:ascii="Courier New" w:hAnsi="Courier New" w:cs="Courier New"/>
-          <w:sz w:val="24"/>
-          <w:szCs w:val="24"/>
-          <w:lang w:val="en-US"/>
-        </w:rPr>
-      </w:pPr>
-    </w:p>
-    <w:p>
-      <w:pPr>
-        <w:rPr>
-          <w:rFonts w:ascii="Courier New" w:hAnsi="Courier New" w:cs="Courier New"/>
-          <w:sz w:val="24"/>
-          <w:szCs w:val="24"/>
-          <w:lang w:val="en-US"/>
-        </w:rPr>
-      </w:pPr>
-      <w:r>
-        <w:rPr>
-          <w:rFonts w:ascii="Courier New" w:hAnsi="Courier New" w:cs="Courier New"/>
-          <w:sz w:val="24"/>
-          <w:szCs w:val="24"/>
-          <w:lang w:val="en-US"/>
-        </w:rPr>
-        <w:t xml:space="preserve">        if not </w:t>
-      </w:r>
-      <w:proofErr w:type="spellStart"/>
-      <w:r>
-        <w:rPr>
-          <w:rFonts w:ascii="Courier New" w:hAnsi="Courier New" w:cs="Courier New"/>
-          <w:sz w:val="24"/>
-          <w:szCs w:val="24"/>
-          <w:lang w:val="en-US"/>
-        </w:rPr>
-        <w:t>is_bin</w:t>
-      </w:r>
-      <w:proofErr w:type="spellEnd"/>
-      <w:r>
-        <w:rPr>
-          <w:rFonts w:ascii="Courier New" w:hAnsi="Courier New" w:cs="Courier New"/>
-          <w:sz w:val="24"/>
-          <w:szCs w:val="24"/>
-          <w:lang w:val="en-US"/>
-        </w:rPr>
-        <w:t>:</w:t>
-      </w:r>
-    </w:p>
-    <w:p>
-      <w:pPr>
-        <w:rPr>
-          <w:rFonts w:ascii="Courier New" w:hAnsi="Courier New" w:cs="Courier New"/>
-          <w:sz w:val="24"/>
-          <w:szCs w:val="24"/>
-          <w:lang w:val="en-US"/>
-        </w:rPr>
-      </w:pPr>
-      <w:r>
-        <w:rPr>
-          <w:rFonts w:ascii="Courier New" w:hAnsi="Courier New" w:cs="Courier New"/>
-          <w:sz w:val="24"/>
-          <w:szCs w:val="24"/>
-          <w:lang w:val="en-US"/>
-        </w:rPr>
-        <w:t xml:space="preserve">            message = bin(int(message</w:t>
-      </w:r>
-      <w:proofErr w:type="gramStart"/>
-      <w:r>
-        <w:rPr>
-          <w:rFonts w:ascii="Courier New" w:hAnsi="Courier New" w:cs="Courier New"/>
-          <w:sz w:val="24"/>
-          <w:szCs w:val="24"/>
-          <w:lang w:val="en-US"/>
-        </w:rPr>
-        <w:t>))[</w:t>
-      </w:r>
-      <w:proofErr w:type="gramEnd"/>
-      <w:r>
-        <w:rPr>
-          <w:rFonts w:ascii="Courier New" w:hAnsi="Courier New" w:cs="Courier New"/>
-          <w:sz w:val="24"/>
-          <w:szCs w:val="24"/>
-          <w:lang w:val="en-US"/>
-        </w:rPr>
-        <w:t>2:]</w:t>
-      </w:r>
-    </w:p>
-    <w:p>
-      <w:pPr>
-        <w:rPr>
-          <w:rFonts w:ascii="Courier New" w:hAnsi="Courier New" w:cs="Courier New"/>
-          <w:sz w:val="24"/>
-          <w:szCs w:val="24"/>
-        </w:rPr>
-      </w:pPr>
-      <w:r>
-        <w:rPr>
-          <w:rFonts w:ascii="Courier New" w:hAnsi="Courier New" w:cs="Courier New"/>
-          <w:sz w:val="24"/>
-          <w:szCs w:val="24"/>
-          <w:lang w:val="en-US"/>
-        </w:rPr>
-        <w:t xml:space="preserve">        </w:t>
-      </w:r>
-      <w:r>
-        <w:rPr>
-          <w:rFonts w:ascii="Courier New" w:hAnsi="Courier New" w:cs="Courier New"/>
-          <w:sz w:val="24"/>
-          <w:szCs w:val="24"/>
-        </w:rPr>
-        <w:t>"""</w:t>
-      </w:r>
-    </w:p>
-    <w:p>
-      <w:pPr>
-        <w:rPr>
-          <w:rFonts w:ascii="Courier New" w:hAnsi="Courier New" w:cs="Courier New"/>
-          <w:sz w:val="24"/>
-          <w:szCs w:val="24"/>
-        </w:rPr>
-      </w:pPr>
-      <w:r>
-        <w:rPr>
-          <w:rFonts w:ascii="Courier New" w:hAnsi="Courier New" w:cs="Courier New"/>
-          <w:sz w:val="24"/>
-          <w:szCs w:val="24"/>
-        </w:rPr>
-        <w:t xml:space="preserve">        Плюс один к </w:t>
-      </w:r>
-      <w:proofErr w:type="spellStart"/>
-      <w:r>
-        <w:rPr>
-          <w:rFonts w:ascii="Courier New" w:hAnsi="Courier New" w:cs="Courier New"/>
-          <w:sz w:val="24"/>
-          <w:szCs w:val="24"/>
-        </w:rPr>
-        <w:t>len</w:t>
-      </w:r>
-      <w:proofErr w:type="spellEnd"/>
-      <w:r>
-        <w:rPr>
-          <w:rFonts w:ascii="Courier New" w:hAnsi="Courier New" w:cs="Courier New"/>
-          <w:sz w:val="24"/>
-          <w:szCs w:val="24"/>
-        </w:rPr>
-        <w:t>(</w:t>
-      </w:r>
-      <w:proofErr w:type="spellStart"/>
-      <w:r>
-        <w:rPr>
-          <w:rFonts w:ascii="Courier New" w:hAnsi="Courier New" w:cs="Courier New"/>
-          <w:sz w:val="24"/>
-          <w:szCs w:val="24"/>
-        </w:rPr>
-        <w:t>message</w:t>
-      </w:r>
-      <w:proofErr w:type="spellEnd"/>
-      <w:r>
-        <w:rPr>
-          <w:rFonts w:ascii="Courier New" w:hAnsi="Courier New" w:cs="Courier New"/>
-          <w:sz w:val="24"/>
-          <w:szCs w:val="24"/>
-        </w:rPr>
-        <w:t>), потому что в оригинальном сообщении мы не пишем нулевой бит</w:t>
-      </w:r>
-    </w:p>
-    <w:p>
-      <w:pPr>
-        <w:rPr>
-          <w:rFonts w:ascii="Courier New" w:hAnsi="Courier New" w:cs="Courier New"/>
-          <w:sz w:val="24"/>
-          <w:szCs w:val="24"/>
-        </w:rPr>
-      </w:pPr>
-      <w:r>
-        <w:rPr>
-          <w:rFonts w:ascii="Courier New" w:hAnsi="Courier New" w:cs="Courier New"/>
-          <w:sz w:val="24"/>
-          <w:szCs w:val="24"/>
-        </w:rPr>
-        <w:t xml:space="preserve">        Контрольные биты будут располагаться по степеням двойки с добавленным 0: 0,1,2,4,8....</w:t>
-      </w:r>
-    </w:p>
-    <w:p>
-      <w:pPr>
-        <w:rPr>
-          <w:rFonts w:ascii="Courier New" w:hAnsi="Courier New" w:cs="Courier New"/>
-          <w:sz w:val="24"/>
-          <w:szCs w:val="24"/>
-        </w:rPr>
-      </w:pPr>
-      <w:r>
-        <w:rPr>
-          <w:rFonts w:ascii="Courier New" w:hAnsi="Courier New" w:cs="Courier New"/>
-          <w:sz w:val="24"/>
-          <w:szCs w:val="24"/>
-        </w:rPr>
-        <w:t xml:space="preserve">        Плюс один в конце, потому что мы учитываем нулевой бит, как контрольный</w:t>
-      </w:r>
-    </w:p>
-    <w:p>
-      <w:pPr>
-        <w:rPr>
-          <w:rFonts w:ascii="Courier New" w:hAnsi="Courier New" w:cs="Courier New"/>
-          <w:sz w:val="24"/>
-          <w:szCs w:val="24"/>
-          <w:lang w:val="en-US"/>
-        </w:rPr>
-      </w:pPr>
-      <w:r>
-        <w:rPr>
-          <w:rFonts w:ascii="Courier New" w:hAnsi="Courier New" w:cs="Courier New"/>
-          <w:sz w:val="24"/>
-          <w:szCs w:val="24"/>
-        </w:rPr>
-        <w:t xml:space="preserve">        </w:t>
-      </w:r>
-      <w:r>
-        <w:rPr>
-          <w:rFonts w:ascii="Courier New" w:hAnsi="Courier New" w:cs="Courier New"/>
-          <w:sz w:val="24"/>
-          <w:szCs w:val="24"/>
-          <w:lang w:val="en-US"/>
-        </w:rPr>
-        <w:t>"""</w:t>
-      </w:r>
-    </w:p>
-    <w:p>
-      <w:pPr>
-        <w:rPr>
-          <w:rFonts w:ascii="Courier New" w:hAnsi="Courier New" w:cs="Courier New"/>
-          <w:sz w:val="24"/>
-          <w:szCs w:val="24"/>
-          <w:lang w:val="en-US"/>
-        </w:rPr>
-      </w:pPr>
-    </w:p>
-    <w:p>
-      <w:pPr>
-        <w:rPr>
-          <w:rFonts w:ascii="Courier New" w:hAnsi="Courier New" w:cs="Courier New"/>
-          <w:sz w:val="24"/>
-          <w:szCs w:val="24"/>
-          <w:lang w:val="en-US"/>
-        </w:rPr>
-      </w:pPr>
-      <w:r>
-        <w:rPr>
-          <w:rFonts w:ascii="Courier New" w:hAnsi="Courier New" w:cs="Courier New"/>
-          <w:sz w:val="24"/>
-          <w:szCs w:val="24"/>
-          <w:lang w:val="en-US"/>
-        </w:rPr>
-        <w:t xml:space="preserve">        </w:t>
-      </w:r>
-      <w:proofErr w:type="spellStart"/>
-      <w:r>
-        <w:rPr>
-          <w:rFonts w:ascii="Courier New" w:hAnsi="Courier New" w:cs="Courier New"/>
-          <w:sz w:val="24"/>
-          <w:szCs w:val="24"/>
-          <w:lang w:val="en-US"/>
-        </w:rPr>
-        <w:t>parity_bit_count</w:t>
-      </w:r>
-      <w:proofErr w:type="spellEnd"/>
-      <w:r>
-        <w:rPr>
-          <w:rFonts w:ascii="Courier New" w:hAnsi="Courier New" w:cs="Courier New"/>
-          <w:sz w:val="24"/>
-          <w:szCs w:val="24"/>
-          <w:lang w:val="en-US"/>
-        </w:rPr>
-        <w:t xml:space="preserve"> = </w:t>
-      </w:r>
-      <w:proofErr w:type="spellStart"/>
-      <w:proofErr w:type="gramStart"/>
-      <w:r>
-        <w:rPr>
-          <w:rFonts w:ascii="Courier New" w:hAnsi="Courier New" w:cs="Courier New"/>
-          <w:sz w:val="24"/>
-          <w:szCs w:val="24"/>
-          <w:lang w:val="en-US"/>
-        </w:rPr>
-        <w:t>math.ceil</w:t>
-      </w:r>
-      <w:proofErr w:type="spellEnd"/>
-      <w:proofErr w:type="gramEnd"/>
-      <w:r>
-        <w:rPr>
-          <w:rFonts w:ascii="Courier New" w:hAnsi="Courier New" w:cs="Courier New"/>
-          <w:sz w:val="24"/>
-          <w:szCs w:val="24"/>
-          <w:lang w:val="en-US"/>
-        </w:rPr>
-        <w:t>(math.log2(</w:t>
-      </w:r>
-      <w:proofErr w:type="spellStart"/>
-      <w:r>
-        <w:rPr>
-          <w:rFonts w:ascii="Courier New" w:hAnsi="Courier New" w:cs="Courier New"/>
-          <w:sz w:val="24"/>
-          <w:szCs w:val="24"/>
-          <w:lang w:val="en-US"/>
-        </w:rPr>
-        <w:t>len</w:t>
-      </w:r>
-      <w:proofErr w:type="spellEnd"/>
-      <w:r>
-        <w:rPr>
-          <w:rFonts w:ascii="Courier New" w:hAnsi="Courier New" w:cs="Courier New"/>
-          <w:sz w:val="24"/>
-          <w:szCs w:val="24"/>
-          <w:lang w:val="en-US"/>
-        </w:rPr>
-        <w:t>(message) + 1))</w:t>
-      </w:r>
-    </w:p>
-    <w:p>
-      <w:pPr>
-        <w:rPr>
-          <w:rFonts w:ascii="Courier New" w:hAnsi="Courier New" w:cs="Courier New"/>
-          <w:sz w:val="24"/>
-          <w:szCs w:val="24"/>
-          <w:lang w:val="en-US"/>
-        </w:rPr>
-      </w:pPr>
-    </w:p>
-    <w:p>
-      <w:pPr>
-        <w:rPr>
-          <w:rFonts w:ascii="Courier New" w:hAnsi="Courier New" w:cs="Courier New"/>
-          <w:sz w:val="24"/>
-          <w:szCs w:val="24"/>
-        </w:rPr>
-      </w:pPr>
-      <w:r>
-        <w:rPr>
-          <w:rFonts w:ascii="Courier New" w:hAnsi="Courier New" w:cs="Courier New"/>
-          <w:sz w:val="24"/>
-          <w:szCs w:val="24"/>
-          <w:lang w:val="en-US"/>
-        </w:rPr>
-        <w:t xml:space="preserve">        </w:t>
-      </w:r>
-      <w:r>
-        <w:rPr>
-          <w:rFonts w:ascii="Courier New" w:hAnsi="Courier New" w:cs="Courier New"/>
-          <w:sz w:val="24"/>
-          <w:szCs w:val="24"/>
-        </w:rPr>
-        <w:t>"""</w:t>
-      </w:r>
-    </w:p>
-    <w:p>
-      <w:pPr>
-        <w:rPr>
-          <w:rFonts w:ascii="Courier New" w:hAnsi="Courier New" w:cs="Courier New"/>
-          <w:sz w:val="24"/>
-          <w:szCs w:val="24"/>
-        </w:rPr>
-      </w:pPr>
-      <w:r>
-        <w:rPr>
-          <w:rFonts w:ascii="Courier New" w:hAnsi="Courier New" w:cs="Courier New"/>
-          <w:sz w:val="24"/>
-          <w:szCs w:val="24"/>
-        </w:rPr>
-        <w:t xml:space="preserve">        Запишем адреса 16 символьного сообщения в двоичном виде:</w:t>
-      </w:r>
-    </w:p>
-    <w:p>
-      <w:pPr>
-        <w:rPr>
-          <w:rFonts w:ascii="Courier New" w:hAnsi="Courier New" w:cs="Courier New"/>
-          <w:sz w:val="24"/>
-          <w:szCs w:val="24"/>
-        </w:rPr>
-      </w:pPr>
-      <w:r>
-        <w:rPr>
-          <w:rFonts w:ascii="Courier New" w:hAnsi="Courier New" w:cs="Courier New"/>
-          <w:sz w:val="24"/>
-          <w:szCs w:val="24"/>
-        </w:rPr>
-        <w:t xml:space="preserve">        |---------------------------|</w:t>
-      </w:r>
-    </w:p>
-    <w:p>
-      <w:pPr>
-        <w:rPr>
-          <w:rFonts w:ascii="Courier New" w:hAnsi="Courier New" w:cs="Courier New"/>
-          <w:sz w:val="24"/>
-          <w:szCs w:val="24"/>
-        </w:rPr>
-      </w:pPr>
-      <w:r>
-        <w:rPr>
-          <w:rFonts w:ascii="Courier New" w:hAnsi="Courier New" w:cs="Courier New"/>
-          <w:sz w:val="24"/>
-          <w:szCs w:val="24"/>
-        </w:rPr>
-        <w:t xml:space="preserve">        | 0000 | 0001 | 0010 | 0011 | теперь первый разряд обозначает все биты, которые будут  </w:t>
-      </w:r>
-    </w:p>
-    <w:p>
-      <w:pPr>
-        <w:rPr>
-          <w:rFonts w:ascii="Courier New" w:hAnsi="Courier New" w:cs="Courier New"/>
-          <w:sz w:val="24"/>
-          <w:szCs w:val="24"/>
-        </w:rPr>
-      </w:pPr>
-      <w:r>
-        <w:rPr>
-          <w:rFonts w:ascii="Courier New" w:hAnsi="Courier New" w:cs="Courier New"/>
-          <w:sz w:val="24"/>
-          <w:szCs w:val="24"/>
-        </w:rPr>
-        <w:t xml:space="preserve">        |---------------------------| проверяться первым четным битом в позиции 0001</w:t>
-      </w:r>
-    </w:p>
-    <w:p>
-      <w:pPr>
-        <w:rPr>
-          <w:rFonts w:ascii="Courier New" w:hAnsi="Courier New" w:cs="Courier New"/>
-          <w:sz w:val="24"/>
-          <w:szCs w:val="24"/>
-        </w:rPr>
-      </w:pPr>
-      <w:r>
-        <w:rPr>
-          <w:rFonts w:ascii="Courier New" w:hAnsi="Courier New" w:cs="Courier New"/>
-          <w:sz w:val="24"/>
-          <w:szCs w:val="24"/>
-        </w:rPr>
-        <w:t xml:space="preserve">        | 0100 | 0101 | 0110 | 0111 |</w:t>
-      </w:r>
-    </w:p>
-    <w:p>
-      <w:pPr>
-        <w:rPr>
-          <w:rFonts w:ascii="Courier New" w:hAnsi="Courier New" w:cs="Courier New"/>
-          <w:sz w:val="24"/>
-          <w:szCs w:val="24"/>
-        </w:rPr>
-      </w:pPr>
-      <w:r>
-        <w:rPr>
-          <w:rFonts w:ascii="Courier New" w:hAnsi="Courier New" w:cs="Courier New"/>
-          <w:sz w:val="24"/>
-          <w:szCs w:val="24"/>
-        </w:rPr>
-        <w:t xml:space="preserve">        |---------------------------| все последующие четные биты, лежащие в 0010, 0100, 1000 </w:t>
-      </w:r>
-    </w:p>
-    <w:p>
-      <w:pPr>
-        <w:rPr>
-          <w:rFonts w:ascii="Courier New" w:hAnsi="Courier New" w:cs="Courier New"/>
-          <w:sz w:val="24"/>
-          <w:szCs w:val="24"/>
-        </w:rPr>
-      </w:pPr>
-      <w:r>
-        <w:rPr>
-          <w:rFonts w:ascii="Courier New" w:hAnsi="Courier New" w:cs="Courier New"/>
-          <w:sz w:val="24"/>
-          <w:szCs w:val="24"/>
-        </w:rPr>
-        <w:t xml:space="preserve">        | 1000 | 1001 | 1010 | 1011 | будут маской </w:t>
-      </w:r>
-      <w:proofErr w:type="gramStart"/>
-      <w:r>
-        <w:rPr>
-          <w:rFonts w:ascii="Courier New" w:hAnsi="Courier New" w:cs="Courier New"/>
-          <w:sz w:val="24"/>
-          <w:szCs w:val="24"/>
-        </w:rPr>
-        <w:t>для чисел</w:t>
-      </w:r>
-      <w:proofErr w:type="gramEnd"/>
-      <w:r>
-        <w:rPr>
-          <w:rFonts w:ascii="Courier New" w:hAnsi="Courier New" w:cs="Courier New"/>
-          <w:sz w:val="24"/>
-          <w:szCs w:val="24"/>
-        </w:rPr>
-        <w:t xml:space="preserve"> которые мы берем.</w:t>
-      </w:r>
-    </w:p>
-    <w:p>
-      <w:pPr>
-        <w:rPr>
-          <w:rFonts w:ascii="Courier New" w:hAnsi="Courier New" w:cs="Courier New"/>
-          <w:sz w:val="24"/>
-          <w:szCs w:val="24"/>
-        </w:rPr>
-      </w:pPr>
-      <w:r>
-        <w:rPr>
-          <w:rFonts w:ascii="Courier New" w:hAnsi="Courier New" w:cs="Courier New"/>
-          <w:sz w:val="24"/>
-          <w:szCs w:val="24"/>
-        </w:rPr>
-        <w:t xml:space="preserve">        |---------------------------| т.е. четный бит рассматривает те адреса, в которых </w:t>
-      </w:r>
-    </w:p>
-    <w:p>
-      <w:pPr>
-        <w:rPr>
-          <w:rFonts w:ascii="Courier New" w:hAnsi="Courier New" w:cs="Courier New"/>
-          <w:sz w:val="24"/>
-          <w:szCs w:val="24"/>
-        </w:rPr>
-      </w:pPr>
-      <w:r>
-        <w:rPr>
-          <w:rFonts w:ascii="Courier New" w:hAnsi="Courier New" w:cs="Courier New"/>
-          <w:sz w:val="24"/>
-          <w:szCs w:val="24"/>
-        </w:rPr>
-        <w:t xml:space="preserve">        | 1100 | 1101 | 1110 | 1111 | побитовое "и" будет </w:t>
-      </w:r>
-      <w:proofErr w:type="spellStart"/>
-      <w:r>
-        <w:rPr>
-          <w:rFonts w:ascii="Courier New" w:hAnsi="Courier New" w:cs="Courier New"/>
-          <w:sz w:val="24"/>
-          <w:szCs w:val="24"/>
-        </w:rPr>
-        <w:t>равнятся</w:t>
-      </w:r>
-      <w:proofErr w:type="spellEnd"/>
-      <w:r>
-        <w:rPr>
-          <w:rFonts w:ascii="Courier New" w:hAnsi="Courier New" w:cs="Courier New"/>
-          <w:sz w:val="24"/>
-          <w:szCs w:val="24"/>
-        </w:rPr>
-        <w:t xml:space="preserve"> четному биту.</w:t>
-      </w:r>
-    </w:p>
-    <w:p>
-      <w:pPr>
-        <w:rPr>
-          <w:rFonts w:ascii="Courier New" w:hAnsi="Courier New" w:cs="Courier New"/>
-          <w:sz w:val="24"/>
-          <w:szCs w:val="24"/>
-        </w:rPr>
-      </w:pPr>
-      <w:r>
-        <w:rPr>
-          <w:rFonts w:ascii="Courier New" w:hAnsi="Courier New" w:cs="Courier New"/>
-          <w:sz w:val="24"/>
-          <w:szCs w:val="24"/>
-        </w:rPr>
-        <w:t xml:space="preserve">        |---------------------------|</w:t>
-      </w:r>
-    </w:p>
-    <w:p>
-      <w:pPr>
-        <w:rPr>
-          <w:rFonts w:ascii="Courier New" w:hAnsi="Courier New" w:cs="Courier New"/>
-          <w:sz w:val="24"/>
-          <w:szCs w:val="24"/>
-        </w:rPr>
-      </w:pPr>
-      <w:r>
-        <w:rPr>
-          <w:rFonts w:ascii="Courier New" w:hAnsi="Courier New" w:cs="Courier New"/>
-          <w:sz w:val="24"/>
-          <w:szCs w:val="24"/>
-        </w:rPr>
-        <w:t xml:space="preserve">        </w:t>
-      </w:r>
-    </w:p>
-    <w:p>
-      <w:pPr>
-        <w:rPr>
-          <w:rFonts w:ascii="Courier New" w:hAnsi="Courier New" w:cs="Courier New"/>
-          <w:sz w:val="24"/>
-          <w:szCs w:val="24"/>
-        </w:rPr>
-      </w:pPr>
-      <w:r>
-        <w:rPr>
-          <w:rFonts w:ascii="Courier New" w:hAnsi="Courier New" w:cs="Courier New"/>
-          <w:sz w:val="24"/>
-          <w:szCs w:val="24"/>
-        </w:rPr>
-        <w:t xml:space="preserve">        Чтобы проверить сообщение возьмем побитовое </w:t>
-      </w:r>
-      <w:proofErr w:type="spellStart"/>
-      <w:r>
-        <w:rPr>
-          <w:rFonts w:ascii="Courier New" w:hAnsi="Courier New" w:cs="Courier New"/>
-          <w:sz w:val="24"/>
-          <w:szCs w:val="24"/>
-        </w:rPr>
-        <w:t>xor</w:t>
-      </w:r>
-      <w:proofErr w:type="spellEnd"/>
-      <w:r>
-        <w:rPr>
-          <w:rFonts w:ascii="Courier New" w:hAnsi="Courier New" w:cs="Courier New"/>
-          <w:sz w:val="24"/>
-          <w:szCs w:val="24"/>
-        </w:rPr>
-        <w:t xml:space="preserve"> всех </w:t>
-      </w:r>
-      <w:proofErr w:type="spellStart"/>
-      <w:r>
-        <w:rPr>
-          <w:rFonts w:ascii="Courier New" w:hAnsi="Courier New" w:cs="Courier New"/>
-          <w:sz w:val="24"/>
-          <w:szCs w:val="24"/>
-        </w:rPr>
-        <w:t>едениц</w:t>
-      </w:r>
-      <w:proofErr w:type="spellEnd"/>
-      <w:r>
-        <w:rPr>
-          <w:rFonts w:ascii="Courier New" w:hAnsi="Courier New" w:cs="Courier New"/>
-          <w:sz w:val="24"/>
-          <w:szCs w:val="24"/>
-        </w:rPr>
-        <w:t xml:space="preserve"> в сообщении</w:t>
-      </w:r>
-    </w:p>
-    <w:p>
-      <w:pPr>
-        <w:rPr>
-          <w:rFonts w:ascii="Courier New" w:hAnsi="Courier New" w:cs="Courier New"/>
-          <w:sz w:val="24"/>
-          <w:szCs w:val="24"/>
-          <w:lang w:val="en-US"/>
-        </w:rPr>
-      </w:pPr>
-      <w:r>
-        <w:rPr>
-          <w:rFonts w:ascii="Courier New" w:hAnsi="Courier New" w:cs="Courier New"/>
-          <w:sz w:val="24"/>
-          <w:szCs w:val="24"/>
-        </w:rPr>
-        <w:t xml:space="preserve">        </w:t>
-      </w:r>
-      <w:r>
-        <w:rPr>
-          <w:rFonts w:ascii="Courier New" w:hAnsi="Courier New" w:cs="Courier New"/>
-          <w:sz w:val="24"/>
-          <w:szCs w:val="24"/>
-          <w:lang w:val="en-US"/>
-        </w:rPr>
-        <w:t>"""</w:t>
-      </w:r>
-    </w:p>
-    <w:p>
-      <w:pPr>
-        <w:rPr>
-          <w:rFonts w:ascii="Courier New" w:hAnsi="Courier New" w:cs="Courier New"/>
-          <w:sz w:val="24"/>
-          <w:szCs w:val="24"/>
-          <w:lang w:val="en-US"/>
-        </w:rPr>
-      </w:pPr>
-    </w:p>
-    <w:p>
-      <w:pPr>
-        <w:rPr>
-          <w:rFonts w:ascii="Courier New" w:hAnsi="Courier New" w:cs="Courier New"/>
-          <w:sz w:val="24"/>
-          <w:szCs w:val="24"/>
-          <w:lang w:val="en-US"/>
-        </w:rPr>
-      </w:pPr>
-      <w:r>
-        <w:rPr>
-          <w:rFonts w:ascii="Courier New" w:hAnsi="Courier New" w:cs="Courier New"/>
-          <w:sz w:val="24"/>
-          <w:szCs w:val="24"/>
-          <w:lang w:val="en-US"/>
-        </w:rPr>
-        <w:t xml:space="preserve">        </w:t>
-      </w:r>
-      <w:proofErr w:type="spellStart"/>
-      <w:r>
-        <w:rPr>
-          <w:rFonts w:ascii="Courier New" w:hAnsi="Courier New" w:cs="Courier New"/>
-          <w:sz w:val="24"/>
-          <w:szCs w:val="24"/>
-          <w:lang w:val="en-US"/>
-        </w:rPr>
-        <w:t>all_xors</w:t>
-      </w:r>
-      <w:proofErr w:type="spellEnd"/>
-      <w:r>
-        <w:rPr>
-          <w:rFonts w:ascii="Courier New" w:hAnsi="Courier New" w:cs="Courier New"/>
-          <w:sz w:val="24"/>
-          <w:szCs w:val="24"/>
-          <w:lang w:val="en-US"/>
-        </w:rPr>
-        <w:t xml:space="preserve"> = </w:t>
-      </w:r>
-      <w:proofErr w:type="spellStart"/>
-      <w:r>
-        <w:rPr>
-          <w:rFonts w:ascii="Courier New" w:hAnsi="Courier New" w:cs="Courier New"/>
-          <w:sz w:val="24"/>
-          <w:szCs w:val="24"/>
-          <w:lang w:val="en-US"/>
-        </w:rPr>
-        <w:t>check_for_errors</w:t>
-      </w:r>
-      <w:proofErr w:type="spellEnd"/>
-      <w:r>
-        <w:rPr>
-          <w:rFonts w:ascii="Courier New" w:hAnsi="Courier New" w:cs="Courier New"/>
-          <w:sz w:val="24"/>
-          <w:szCs w:val="24"/>
-          <w:lang w:val="en-US"/>
-        </w:rPr>
-        <w:t>(message)</w:t>
-      </w:r>
-    </w:p>
-    <w:p>
-      <w:pPr>
-        <w:rPr>
-          <w:rFonts w:ascii="Courier New" w:hAnsi="Courier New" w:cs="Courier New"/>
-          <w:sz w:val="24"/>
-          <w:szCs w:val="24"/>
-        </w:rPr>
-      </w:pPr>
-      <w:r>
-        <w:rPr>
-          <w:rFonts w:ascii="Courier New" w:hAnsi="Courier New" w:cs="Courier New"/>
-          <w:sz w:val="24"/>
-          <w:szCs w:val="24"/>
-          <w:lang w:val="en-US"/>
-        </w:rPr>
-        <w:t xml:space="preserve">        </w:t>
-      </w:r>
-      <w:proofErr w:type="spellStart"/>
-      <w:r>
-        <w:rPr>
-          <w:rFonts w:ascii="Courier New" w:hAnsi="Courier New" w:cs="Courier New"/>
-          <w:sz w:val="24"/>
-          <w:szCs w:val="24"/>
-        </w:rPr>
-        <w:t>print</w:t>
-      </w:r>
-      <w:proofErr w:type="spellEnd"/>
-      <w:r>
-        <w:rPr>
-          <w:rFonts w:ascii="Courier New" w:hAnsi="Courier New" w:cs="Courier New"/>
-          <w:sz w:val="24"/>
-          <w:szCs w:val="24"/>
-        </w:rPr>
-        <w:t>(</w:t>
-      </w:r>
-      <w:proofErr w:type="spellStart"/>
-      <w:r>
-        <w:rPr>
-          <w:rFonts w:ascii="Courier New" w:hAnsi="Courier New" w:cs="Courier New"/>
-          <w:sz w:val="24"/>
-          <w:szCs w:val="24"/>
-        </w:rPr>
-        <w:t>parity_bit_count</w:t>
-      </w:r>
-      <w:proofErr w:type="spellEnd"/>
-      <w:r>
-        <w:rPr>
-          <w:rFonts w:ascii="Courier New" w:hAnsi="Courier New" w:cs="Courier New"/>
-          <w:sz w:val="24"/>
-          <w:szCs w:val="24"/>
-        </w:rPr>
-        <w:t>)</w:t>
-      </w:r>
-    </w:p>
-    <w:p>
-      <w:pPr>
-        <w:rPr>
-          <w:rFonts w:ascii="Courier New" w:hAnsi="Courier New" w:cs="Courier New"/>
-          <w:sz w:val="24"/>
-          <w:szCs w:val="24"/>
-        </w:rPr>
-      </w:pPr>
-    </w:p>
-    <w:p>
-      <w:pPr>
-        <w:rPr>
-          <w:rFonts w:ascii="Courier New" w:hAnsi="Courier New" w:cs="Courier New"/>
-          <w:sz w:val="24"/>
-          <w:szCs w:val="24"/>
-        </w:rPr>
-      </w:pPr>
-      <w:r>
-        <w:rPr>
-          <w:rFonts w:ascii="Courier New" w:hAnsi="Courier New" w:cs="Courier New"/>
-          <w:sz w:val="24"/>
-          <w:szCs w:val="24"/>
-        </w:rPr>
-        <w:t xml:space="preserve">        # минус </w:t>
-      </w:r>
-      <w:proofErr w:type="gramStart"/>
-      <w:r>
-        <w:rPr>
-          <w:rFonts w:ascii="Courier New" w:hAnsi="Courier New" w:cs="Courier New"/>
-          <w:sz w:val="24"/>
-          <w:szCs w:val="24"/>
-        </w:rPr>
-        <w:t>один потому что</w:t>
-      </w:r>
-      <w:proofErr w:type="gramEnd"/>
-      <w:r>
-        <w:rPr>
-          <w:rFonts w:ascii="Courier New" w:hAnsi="Courier New" w:cs="Courier New"/>
-          <w:sz w:val="24"/>
-          <w:szCs w:val="24"/>
-        </w:rPr>
-        <w:t xml:space="preserve"> мы рассматриваем сообщение без первого бита</w:t>
-      </w:r>
-    </w:p>
-    <w:p>
-      <w:pPr>
-        <w:rPr>
-          <w:rFonts w:ascii="Courier New" w:hAnsi="Courier New" w:cs="Courier New"/>
-          <w:sz w:val="24"/>
-          <w:szCs w:val="24"/>
-          <w:lang w:val="en-US"/>
-        </w:rPr>
-      </w:pPr>
-      <w:r>
-        <w:rPr>
-          <w:rFonts w:ascii="Courier New" w:hAnsi="Courier New" w:cs="Courier New"/>
-          <w:sz w:val="24"/>
-          <w:szCs w:val="24"/>
-        </w:rPr>
-        <w:t xml:space="preserve">        </w:t>
-      </w:r>
-      <w:proofErr w:type="spellStart"/>
-      <w:r>
-        <w:rPr>
-          <w:rFonts w:ascii="Courier New" w:hAnsi="Courier New" w:cs="Courier New"/>
-          <w:sz w:val="24"/>
-          <w:szCs w:val="24"/>
-          <w:lang w:val="en-US"/>
-        </w:rPr>
-        <w:t>all_xors</w:t>
-      </w:r>
-      <w:proofErr w:type="spellEnd"/>
-      <w:r>
-        <w:rPr>
-          <w:rFonts w:ascii="Courier New" w:hAnsi="Courier New" w:cs="Courier New"/>
-          <w:sz w:val="24"/>
-          <w:szCs w:val="24"/>
-          <w:lang w:val="en-US"/>
-        </w:rPr>
-        <w:t xml:space="preserve"> -= 1</w:t>
-      </w:r>
-    </w:p>
-    <w:p>
-      <w:pPr>
-        <w:rPr>
-          <w:rFonts w:ascii="Courier New" w:hAnsi="Courier New" w:cs="Courier New"/>
-          <w:sz w:val="24"/>
-          <w:szCs w:val="24"/>
-          <w:lang w:val="en-US"/>
-        </w:rPr>
-      </w:pPr>
-    </w:p>
-    <w:p>
-      <w:pPr>
-        <w:rPr>
-          <w:rFonts w:ascii="Courier New" w:hAnsi="Courier New" w:cs="Courier New"/>
-          <w:sz w:val="24"/>
-          <w:szCs w:val="24"/>
-          <w:lang w:val="en-US"/>
-        </w:rPr>
-      </w:pPr>
-      <w:r>
-        <w:rPr>
-          <w:rFonts w:ascii="Courier New" w:hAnsi="Courier New" w:cs="Courier New"/>
-          <w:sz w:val="24"/>
-          <w:szCs w:val="24"/>
-          <w:lang w:val="en-US"/>
-        </w:rPr>
-        <w:t xml:space="preserve">        if </w:t>
-      </w:r>
-      <w:proofErr w:type="spellStart"/>
-      <w:r>
-        <w:rPr>
-          <w:rFonts w:ascii="Courier New" w:hAnsi="Courier New" w:cs="Courier New"/>
-          <w:sz w:val="24"/>
-          <w:szCs w:val="24"/>
-          <w:lang w:val="en-US"/>
-        </w:rPr>
-        <w:t>all_xors</w:t>
-      </w:r>
-      <w:proofErr w:type="spellEnd"/>
-      <w:r>
-        <w:rPr>
-          <w:rFonts w:ascii="Courier New" w:hAnsi="Courier New" w:cs="Courier New"/>
-          <w:sz w:val="24"/>
-          <w:szCs w:val="24"/>
-          <w:lang w:val="en-US"/>
-        </w:rPr>
-        <w:t xml:space="preserve"> == -1:</w:t>
-      </w:r>
-    </w:p>
-    <w:p>
-      <w:pPr>
-        <w:rPr>
-          <w:rFonts w:ascii="Courier New" w:hAnsi="Courier New" w:cs="Courier New"/>
-          <w:sz w:val="24"/>
-          <w:szCs w:val="24"/>
-        </w:rPr>
-      </w:pPr>
-      <w:r>
-        <w:rPr>
-          <w:rFonts w:ascii="Courier New" w:hAnsi="Courier New" w:cs="Courier New"/>
-          <w:sz w:val="24"/>
-          <w:szCs w:val="24"/>
-          <w:lang w:val="en-US"/>
+      <w:r>
+        <w:rPr>
+          <w:rFonts w:ascii="Courier New" w:hAnsi="Courier New" w:cs="Courier New"/>
+          <w:sz w:val="24"/>
+          <w:szCs w:val="24"/>
+        </w:rPr>
+        <w:t>print("Исправленное сообщение:\n" + message)</w:t>
+      </w:r>
+    </w:p>
+    <w:p>
+      <w:pPr>
+        <w:rPr>
+          <w:rFonts w:ascii="Courier New" w:hAnsi="Courier New" w:cs="Courier New"/>
+          <w:sz w:val="24"/>
+          <w:szCs w:val="24"/>
+        </w:rPr>
+      </w:pPr>
+    </w:p>
+    <w:p>
+      <w:pPr>
+        <w:rPr>
+          <w:rFonts w:ascii="Courier New" w:hAnsi="Courier New" w:cs="Courier New"/>
+          <w:sz w:val="24"/>
+          <w:szCs w:val="24"/>
+          <w:lang w:val="en-US"/>
+        </w:rPr>
+      </w:pPr>
+      <w:r>
+        <w:rPr>
+          <w:rFonts w:ascii="Courier New" w:hAnsi="Courier New" w:cs="Courier New"/>
+          <w:sz w:val="24"/>
+          <w:szCs w:val="24"/>
         </w:rPr>
         <w:t xml:space="preserve">            </w:t>
       </w:r>
-      <w:proofErr w:type="spellStart"/>
-      <w:proofErr w:type="gramStart"/>
-      <w:r>
-        <w:rPr>
-          <w:rFonts w:ascii="Courier New" w:hAnsi="Courier New" w:cs="Courier New"/>
-          <w:sz w:val="24"/>
-          <w:szCs w:val="24"/>
-        </w:rPr>
-        <w:t>print</w:t>
-      </w:r>
-      <w:proofErr w:type="spellEnd"/>
-      <w:r>
-        <w:rPr>
-          <w:rFonts w:ascii="Courier New" w:hAnsi="Courier New" w:cs="Courier New"/>
-          <w:sz w:val="24"/>
-          <w:szCs w:val="24"/>
-        </w:rPr>
-        <w:t>(</w:t>
-      </w:r>
-      <w:proofErr w:type="gramEnd"/>
-      <w:r>
-        <w:rPr>
-          <w:rFonts w:ascii="Courier New" w:hAnsi="Courier New" w:cs="Courier New"/>
-          <w:sz w:val="24"/>
-          <w:szCs w:val="24"/>
-        </w:rPr>
-        <w:t>"Ошибок нет! :)\</w:t>
-      </w:r>
-      <w:proofErr w:type="spellStart"/>
-      <w:r>
-        <w:rPr>
-          <w:rFonts w:ascii="Courier New" w:hAnsi="Courier New" w:cs="Courier New"/>
-          <w:sz w:val="24"/>
-          <w:szCs w:val="24"/>
-        </w:rPr>
-        <w:t>nВот</w:t>
-      </w:r>
-      <w:proofErr w:type="spellEnd"/>
-      <w:r>
-        <w:rPr>
-          <w:rFonts w:ascii="Courier New" w:hAnsi="Courier New" w:cs="Courier New"/>
-          <w:sz w:val="24"/>
-          <w:szCs w:val="24"/>
-        </w:rPr>
-        <w:t xml:space="preserve"> исходное </w:t>
-      </w:r>
-      <w:proofErr w:type="gramStart"/>
-      <w:r>
-        <w:rPr>
-          <w:rFonts w:ascii="Courier New" w:hAnsi="Courier New" w:cs="Courier New"/>
-          <w:sz w:val="24"/>
-          <w:szCs w:val="24"/>
-        </w:rPr>
-        <w:t>сообщение:\</w:t>
-      </w:r>
-      <w:proofErr w:type="gramEnd"/>
-      <w:r>
-        <w:rPr>
-          <w:rFonts w:ascii="Courier New" w:hAnsi="Courier New" w:cs="Courier New"/>
-          <w:sz w:val="24"/>
-          <w:szCs w:val="24"/>
-        </w:rPr>
-        <w:t xml:space="preserve">n" + </w:t>
-      </w:r>
-      <w:proofErr w:type="spellStart"/>
-      <w:r>
-        <w:rPr>
-          <w:rFonts w:ascii="Courier New" w:hAnsi="Courier New" w:cs="Courier New"/>
-          <w:sz w:val="24"/>
-          <w:szCs w:val="24"/>
-        </w:rPr>
-        <w:t>message</w:t>
-      </w:r>
-      <w:proofErr w:type="spellEnd"/>
-      <w:r>
-        <w:rPr>
-          <w:rFonts w:ascii="Courier New" w:hAnsi="Courier New" w:cs="Courier New"/>
-          <w:sz w:val="24"/>
-          <w:szCs w:val="24"/>
-        </w:rPr>
-        <w:t>)</w:t>
-      </w:r>
-    </w:p>
-    <w:p>
-      <w:pPr>
-        <w:rPr>
-          <w:rFonts w:ascii="Courier New" w:hAnsi="Courier New" w:cs="Courier New"/>
-          <w:sz w:val="24"/>
-          <w:szCs w:val="24"/>
-        </w:rPr>
-      </w:pPr>
-    </w:p>
-    <w:p>
-      <w:pPr>
-        <w:rPr>
-          <w:rFonts w:ascii="Courier New" w:hAnsi="Courier New" w:cs="Courier New"/>
-          <w:sz w:val="24"/>
-          <w:szCs w:val="24"/>
-          <w:lang w:val="en-US"/>
-        </w:rPr>
-      </w:pPr>
-      <w:r>
-        <w:rPr>
-          <w:rFonts w:ascii="Courier New" w:hAnsi="Courier New" w:cs="Courier New"/>
-          <w:sz w:val="24"/>
-          <w:szCs w:val="24"/>
-        </w:rPr>
-        <w:t xml:space="preserve">            </w:t>
-      </w:r>
-      <w:proofErr w:type="spellStart"/>
-      <w:r>
-        <w:rPr>
-          <w:rFonts w:ascii="Courier New" w:hAnsi="Courier New" w:cs="Courier New"/>
-          <w:sz w:val="24"/>
-          <w:szCs w:val="24"/>
-          <w:lang w:val="en-US"/>
-        </w:rPr>
-        <w:t>return_all_info_bits</w:t>
-      </w:r>
-      <w:proofErr w:type="spellEnd"/>
-      <w:r>
-        <w:rPr>
-          <w:rFonts w:ascii="Courier New" w:hAnsi="Courier New" w:cs="Courier New"/>
-          <w:sz w:val="24"/>
-          <w:szCs w:val="24"/>
-          <w:lang w:val="en-US"/>
-        </w:rPr>
-        <w:t>(message)</w:t>
-      </w:r>
-    </w:p>
-    <w:p>
-      <w:pPr>
-        <w:rPr>
-          <w:rFonts w:ascii="Courier New" w:hAnsi="Courier New" w:cs="Courier New"/>
-          <w:sz w:val="24"/>
-          <w:szCs w:val="24"/>
-          <w:lang w:val="en-US"/>
-        </w:rPr>
-      </w:pPr>
-    </w:p>
-    <w:p>
-      <w:pPr>
-        <w:rPr>
-          <w:rFonts w:ascii="Courier New" w:hAnsi="Courier New" w:cs="Courier New"/>
-          <w:sz w:val="24"/>
-          <w:szCs w:val="24"/>
-          <w:lang w:val="en-US"/>
-        </w:rPr>
-      </w:pPr>
-      <w:r>
-        <w:rPr>
-          <w:rFonts w:ascii="Courier New" w:hAnsi="Courier New" w:cs="Courier New"/>
-          <w:sz w:val="24"/>
-          <w:szCs w:val="24"/>
-          <w:lang w:val="en-US"/>
-        </w:rPr>
-        <w:t xml:space="preserve">            continue</w:t>
-      </w:r>
-    </w:p>
-    <w:p>
-      <w:pPr>
-        <w:rPr>
-          <w:rFonts w:ascii="Courier New" w:hAnsi="Courier New" w:cs="Courier New"/>
-          <w:sz w:val="24"/>
-          <w:szCs w:val="24"/>
-          <w:lang w:val="en-US"/>
-        </w:rPr>
-      </w:pPr>
-    </w:p>
-    <w:p>
-      <w:pPr>
-        <w:rPr>
-          <w:rFonts w:ascii="Courier New" w:hAnsi="Courier New" w:cs="Courier New"/>
-          <w:sz w:val="24"/>
-          <w:szCs w:val="24"/>
-          <w:lang w:val="en-US"/>
-        </w:rPr>
-      </w:pPr>
-      <w:r>
-        <w:rPr>
-          <w:rFonts w:ascii="Courier New" w:hAnsi="Courier New" w:cs="Courier New"/>
-          <w:sz w:val="24"/>
-          <w:szCs w:val="24"/>
-          <w:lang w:val="en-US"/>
-        </w:rPr>
-        <w:t xml:space="preserve">        </w:t>
-      </w:r>
-      <w:proofErr w:type="gramStart"/>
-      <w:r>
-        <w:rPr>
-          <w:rFonts w:ascii="Courier New" w:hAnsi="Courier New" w:cs="Courier New"/>
-          <w:sz w:val="24"/>
-          <w:szCs w:val="24"/>
-          <w:lang w:val="en-US"/>
-        </w:rPr>
-        <w:t>print(</w:t>
-      </w:r>
-      <w:proofErr w:type="gramEnd"/>
-      <w:r>
-        <w:rPr>
-          <w:rFonts w:ascii="Courier New" w:hAnsi="Courier New" w:cs="Courier New"/>
-          <w:sz w:val="24"/>
-          <w:szCs w:val="24"/>
-          <w:lang w:val="en-US"/>
-        </w:rPr>
-        <w:t>"</w:t>
-      </w:r>
-      <w:r>
-        <w:rPr>
-          <w:rFonts w:ascii="Courier New" w:hAnsi="Courier New" w:cs="Courier New"/>
-          <w:sz w:val="24"/>
-          <w:szCs w:val="24"/>
-        </w:rPr>
-        <w:t>Ошибка</w:t>
-      </w:r>
-      <w:r>
-        <w:rPr>
-          <w:rFonts w:ascii="Courier New" w:hAnsi="Courier New" w:cs="Courier New"/>
-          <w:sz w:val="24"/>
-          <w:szCs w:val="24"/>
-          <w:lang w:val="en-US"/>
-        </w:rPr>
-        <w:t xml:space="preserve"> </w:t>
-      </w:r>
-      <w:r>
-        <w:rPr>
-          <w:rFonts w:ascii="Courier New" w:hAnsi="Courier New" w:cs="Courier New"/>
-          <w:sz w:val="24"/>
-          <w:szCs w:val="24"/>
-        </w:rPr>
-        <w:t>на</w:t>
-      </w:r>
-      <w:r>
-        <w:rPr>
-          <w:rFonts w:ascii="Courier New" w:hAnsi="Courier New" w:cs="Courier New"/>
-          <w:sz w:val="24"/>
-          <w:szCs w:val="24"/>
-          <w:lang w:val="en-US"/>
-        </w:rPr>
-        <w:t xml:space="preserve"> " + str(</w:t>
-      </w:r>
-      <w:proofErr w:type="spellStart"/>
-      <w:r>
-        <w:rPr>
-          <w:rFonts w:ascii="Courier New" w:hAnsi="Courier New" w:cs="Courier New"/>
-          <w:sz w:val="24"/>
-          <w:szCs w:val="24"/>
-          <w:lang w:val="en-US"/>
-        </w:rPr>
-        <w:t>all_xors</w:t>
-      </w:r>
-      <w:proofErr w:type="spellEnd"/>
-      <w:r>
-        <w:rPr>
-          <w:rFonts w:ascii="Courier New" w:hAnsi="Courier New" w:cs="Courier New"/>
-          <w:sz w:val="24"/>
-          <w:szCs w:val="24"/>
-          <w:lang w:val="en-US"/>
-        </w:rPr>
-        <w:t xml:space="preserve"> + 1) + " </w:t>
-      </w:r>
-      <w:r>
-        <w:rPr>
-          <w:rFonts w:ascii="Courier New" w:hAnsi="Courier New" w:cs="Courier New"/>
-          <w:sz w:val="24"/>
-          <w:szCs w:val="24"/>
-        </w:rPr>
-        <w:t>знаке</w:t>
-      </w:r>
-      <w:r>
-        <w:rPr>
-          <w:rFonts w:ascii="Courier New" w:hAnsi="Courier New" w:cs="Courier New"/>
-          <w:sz w:val="24"/>
-          <w:szCs w:val="24"/>
-          <w:lang w:val="en-US"/>
-        </w:rPr>
-        <w:t>: ")</w:t>
-      </w:r>
-    </w:p>
-    <w:p>
-      <w:pPr>
-        <w:rPr>
-          <w:rFonts w:ascii="Courier New" w:hAnsi="Courier New" w:cs="Courier New"/>
-          <w:sz w:val="24"/>
-          <w:szCs w:val="24"/>
-          <w:lang w:val="en-US"/>
-        </w:rPr>
-      </w:pPr>
-      <w:r>
-        <w:rPr>
-          <w:rFonts w:ascii="Courier New" w:hAnsi="Courier New" w:cs="Courier New"/>
-          <w:sz w:val="24"/>
-          <w:szCs w:val="24"/>
-          <w:lang w:val="en-US"/>
-        </w:rPr>
-        <w:t xml:space="preserve">        print(message)</w:t>
-      </w:r>
-    </w:p>
-    <w:p>
-      <w:pPr>
-        <w:rPr>
-          <w:rFonts w:ascii="Courier New" w:hAnsi="Courier New" w:cs="Courier New"/>
-          <w:sz w:val="24"/>
-          <w:szCs w:val="24"/>
-          <w:lang w:val="en-US"/>
-        </w:rPr>
-      </w:pPr>
-      <w:r>
-        <w:rPr>
-          <w:rFonts w:ascii="Courier New" w:hAnsi="Courier New" w:cs="Courier New"/>
-          <w:sz w:val="24"/>
-          <w:szCs w:val="24"/>
-          <w:lang w:val="en-US"/>
-        </w:rPr>
-        <w:t xml:space="preserve">        </w:t>
-      </w:r>
-      <w:proofErr w:type="gramStart"/>
-      <w:r>
-        <w:rPr>
-          <w:rFonts w:ascii="Courier New" w:hAnsi="Courier New" w:cs="Courier New"/>
-          <w:sz w:val="24"/>
-          <w:szCs w:val="24"/>
-          <w:lang w:val="en-US"/>
-        </w:rPr>
-        <w:t>print(</w:t>
-      </w:r>
-      <w:proofErr w:type="gramEnd"/>
-      <w:r>
-        <w:rPr>
-          <w:rFonts w:ascii="Courier New" w:hAnsi="Courier New" w:cs="Courier New"/>
-          <w:sz w:val="24"/>
-          <w:szCs w:val="24"/>
-          <w:lang w:val="en-US"/>
-        </w:rPr>
-        <w:t xml:space="preserve">" " * </w:t>
-      </w:r>
-      <w:proofErr w:type="spellStart"/>
-      <w:r>
-        <w:rPr>
-          <w:rFonts w:ascii="Courier New" w:hAnsi="Courier New" w:cs="Courier New"/>
-          <w:sz w:val="24"/>
-          <w:szCs w:val="24"/>
-          <w:lang w:val="en-US"/>
-        </w:rPr>
-        <w:t>all_xors</w:t>
-      </w:r>
-      <w:proofErr w:type="spellEnd"/>
-      <w:r>
-        <w:rPr>
-          <w:rFonts w:ascii="Courier New" w:hAnsi="Courier New" w:cs="Courier New"/>
-          <w:sz w:val="24"/>
-          <w:szCs w:val="24"/>
-          <w:lang w:val="en-US"/>
-        </w:rPr>
-        <w:t xml:space="preserve"> + "^")</w:t>
-      </w:r>
-    </w:p>
-    <w:p>
-      <w:pPr>
-        <w:rPr>
-          <w:rFonts w:ascii="Courier New" w:hAnsi="Courier New" w:cs="Courier New"/>
-          <w:sz w:val="24"/>
-          <w:szCs w:val="24"/>
-          <w:lang w:val="en-US"/>
-        </w:rPr>
-      </w:pPr>
-    </w:p>
-    <w:p>
-      <w:pPr>
-        <w:rPr>
-          <w:rFonts w:ascii="Courier New" w:hAnsi="Courier New" w:cs="Courier New"/>
-          <w:sz w:val="24"/>
-          <w:szCs w:val="24"/>
-          <w:lang w:val="en-US"/>
-        </w:rPr>
-      </w:pPr>
-      <w:r>
-        <w:rPr>
-          <w:rFonts w:ascii="Courier New" w:hAnsi="Courier New" w:cs="Courier New"/>
-          <w:sz w:val="24"/>
-          <w:szCs w:val="24"/>
-          <w:lang w:val="en-US"/>
-        </w:rPr>
-        <w:t xml:space="preserve">        message = (</w:t>
-      </w:r>
-    </w:p>
-    <w:p>
-      <w:pPr>
-        <w:rPr>
-          <w:rFonts w:ascii="Courier New" w:hAnsi="Courier New" w:cs="Courier New"/>
-          <w:sz w:val="24"/>
-          <w:szCs w:val="24"/>
-          <w:lang w:val="en-US"/>
-        </w:rPr>
-      </w:pPr>
-      <w:r>
-        <w:rPr>
-          <w:rFonts w:ascii="Courier New" w:hAnsi="Courier New" w:cs="Courier New"/>
-          <w:sz w:val="24"/>
-          <w:szCs w:val="24"/>
-          <w:lang w:val="en-US"/>
-        </w:rPr>
-        <w:t xml:space="preserve">            message</w:t>
-      </w:r>
-      <w:proofErr w:type="gramStart"/>
-      <w:r>
-        <w:rPr>
-          <w:rFonts w:ascii="Courier New" w:hAnsi="Courier New" w:cs="Courier New"/>
-          <w:sz w:val="24"/>
-          <w:szCs w:val="24"/>
-          <w:lang w:val="en-US"/>
-        </w:rPr>
-        <w:t>[:</w:t>
-      </w:r>
-      <w:proofErr w:type="spellStart"/>
-      <w:r>
-        <w:rPr>
-          <w:rFonts w:ascii="Courier New" w:hAnsi="Courier New" w:cs="Courier New"/>
-          <w:sz w:val="24"/>
-          <w:szCs w:val="24"/>
-          <w:lang w:val="en-US"/>
-        </w:rPr>
-        <w:t>all</w:t>
-      </w:r>
-      <w:proofErr w:type="gramEnd"/>
-      <w:r>
-        <w:rPr>
-          <w:rFonts w:ascii="Courier New" w:hAnsi="Courier New" w:cs="Courier New"/>
-          <w:sz w:val="24"/>
-          <w:szCs w:val="24"/>
-          <w:lang w:val="en-US"/>
-        </w:rPr>
-        <w:t>_xors</w:t>
-      </w:r>
-      <w:proofErr w:type="spellEnd"/>
-      <w:r>
-        <w:rPr>
-          <w:rFonts w:ascii="Courier New" w:hAnsi="Courier New" w:cs="Courier New"/>
-          <w:sz w:val="24"/>
-          <w:szCs w:val="24"/>
-          <w:lang w:val="en-US"/>
-        </w:rPr>
-        <w:t>]</w:t>
-      </w:r>
-    </w:p>
-    <w:p>
-      <w:pPr>
-        <w:rPr>
-          <w:rFonts w:ascii="Courier New" w:hAnsi="Courier New" w:cs="Courier New"/>
-          <w:sz w:val="24"/>
-          <w:szCs w:val="24"/>
-          <w:lang w:val="en-US"/>
-        </w:rPr>
-      </w:pPr>
-      <w:r>
-        <w:rPr>
-          <w:rFonts w:ascii="Courier New" w:hAnsi="Courier New" w:cs="Courier New"/>
-          <w:sz w:val="24"/>
-          <w:szCs w:val="24"/>
-          <w:lang w:val="en-US"/>
-        </w:rPr>
-        <w:t xml:space="preserve">            + str((int(message[</w:t>
-      </w:r>
-      <w:proofErr w:type="spellStart"/>
-      <w:r>
-        <w:rPr>
-          <w:rFonts w:ascii="Courier New" w:hAnsi="Courier New" w:cs="Courier New"/>
-          <w:sz w:val="24"/>
-          <w:szCs w:val="24"/>
-          <w:lang w:val="en-US"/>
-        </w:rPr>
-        <w:t>all_xors</w:t>
-      </w:r>
-      <w:proofErr w:type="spellEnd"/>
-      <w:r>
-        <w:rPr>
-          <w:rFonts w:ascii="Courier New" w:hAnsi="Courier New" w:cs="Courier New"/>
-          <w:sz w:val="24"/>
-          <w:szCs w:val="24"/>
-          <w:lang w:val="en-US"/>
-        </w:rPr>
-        <w:t>]) + 1) % 2)</w:t>
-      </w:r>
-    </w:p>
-    <w:p>
-      <w:pPr>
-        <w:rPr>
-          <w:rFonts w:ascii="Courier New" w:hAnsi="Courier New" w:cs="Courier New"/>
-          <w:sz w:val="24"/>
-          <w:szCs w:val="24"/>
-          <w:lang w:val="en-US"/>
-        </w:rPr>
-      </w:pPr>
-      <w:r>
-        <w:rPr>
-          <w:rFonts w:ascii="Courier New" w:hAnsi="Courier New" w:cs="Courier New"/>
-          <w:sz w:val="24"/>
-          <w:szCs w:val="24"/>
-          <w:lang w:val="en-US"/>
-        </w:rPr>
-        <w:t xml:space="preserve">            + </w:t>
-      </w:r>
-      <w:proofErr w:type="gramStart"/>
-      <w:r>
-        <w:rPr>
-          <w:rFonts w:ascii="Courier New" w:hAnsi="Courier New" w:cs="Courier New"/>
-          <w:sz w:val="24"/>
-          <w:szCs w:val="24"/>
-          <w:lang w:val="en-US"/>
-        </w:rPr>
-        <w:t>message[</w:t>
-      </w:r>
-      <w:proofErr w:type="spellStart"/>
-      <w:proofErr w:type="gramEnd"/>
-      <w:r>
-        <w:rPr>
-          <w:rFonts w:ascii="Courier New" w:hAnsi="Courier New" w:cs="Courier New"/>
-          <w:sz w:val="24"/>
-          <w:szCs w:val="24"/>
-          <w:lang w:val="en-US"/>
-        </w:rPr>
-        <w:t>all_xors</w:t>
-      </w:r>
-      <w:proofErr w:type="spellEnd"/>
-      <w:r>
-        <w:rPr>
-          <w:rFonts w:ascii="Courier New" w:hAnsi="Courier New" w:cs="Courier New"/>
-          <w:sz w:val="24"/>
-          <w:szCs w:val="24"/>
-          <w:lang w:val="en-US"/>
-        </w:rPr>
-        <w:t xml:space="preserve"> + 1 :]</w:t>
-      </w:r>
-    </w:p>
-    <w:p>
-      <w:pPr>
-        <w:rPr>
-          <w:rFonts w:ascii="Courier New" w:hAnsi="Courier New" w:cs="Courier New"/>
-          <w:sz w:val="24"/>
-          <w:szCs w:val="24"/>
-          <w:lang w:val="en-US"/>
-        </w:rPr>
-      </w:pPr>
-      <w:r>
-        <w:rPr>
-          <w:rFonts w:ascii="Courier New" w:hAnsi="Courier New" w:cs="Courier New"/>
-          <w:sz w:val="24"/>
-          <w:szCs w:val="24"/>
-          <w:lang w:val="en-US"/>
-        </w:rPr>
-        <w:t xml:space="preserve">        )</w:t>
-      </w:r>
-    </w:p>
-    <w:p>
-      <w:pPr>
-        <w:rPr>
-          <w:rFonts w:ascii="Courier New" w:hAnsi="Courier New" w:cs="Courier New"/>
-          <w:sz w:val="24"/>
-          <w:szCs w:val="24"/>
-          <w:lang w:val="en-US"/>
-        </w:rPr>
-      </w:pPr>
-    </w:p>
-    <w:p>
-      <w:pPr>
-        <w:rPr>
-          <w:rFonts w:ascii="Courier New" w:hAnsi="Courier New" w:cs="Courier New"/>
-          <w:sz w:val="24"/>
-          <w:szCs w:val="24"/>
-          <w:lang w:val="en-US"/>
-        </w:rPr>
-      </w:pPr>
-      <w:r>
-        <w:rPr>
-          <w:rFonts w:ascii="Courier New" w:hAnsi="Courier New" w:cs="Courier New"/>
-          <w:sz w:val="24"/>
-          <w:szCs w:val="24"/>
-          <w:lang w:val="en-US"/>
-        </w:rPr>
-        <w:t xml:space="preserve">        if </w:t>
-      </w:r>
-      <w:proofErr w:type="spellStart"/>
-      <w:r>
-        <w:rPr>
-          <w:rFonts w:ascii="Courier New" w:hAnsi="Courier New" w:cs="Courier New"/>
-          <w:sz w:val="24"/>
-          <w:szCs w:val="24"/>
-          <w:lang w:val="en-US"/>
-        </w:rPr>
-        <w:t>check_for_errors</w:t>
-      </w:r>
-      <w:proofErr w:type="spellEnd"/>
-      <w:r>
-        <w:rPr>
-          <w:rFonts w:ascii="Courier New" w:hAnsi="Courier New" w:cs="Courier New"/>
-          <w:sz w:val="24"/>
-          <w:szCs w:val="24"/>
-          <w:lang w:val="en-US"/>
-        </w:rPr>
-        <w:t>(message) == 0:</w:t>
-      </w:r>
-    </w:p>
-    <w:p>
-      <w:pPr>
-        <w:rPr>
-          <w:rFonts w:ascii="Courier New" w:hAnsi="Courier New" w:cs="Courier New"/>
-          <w:sz w:val="24"/>
-          <w:szCs w:val="24"/>
-        </w:rPr>
-      </w:pPr>
-      <w:r>
-        <w:rPr>
-          <w:rFonts w:ascii="Courier New" w:hAnsi="Courier New" w:cs="Courier New"/>
-          <w:sz w:val="24"/>
-          <w:szCs w:val="24"/>
-          <w:lang w:val="en-US"/>
-        </w:rPr>
-        <w:t xml:space="preserve">            </w:t>
-      </w:r>
-      <w:proofErr w:type="spellStart"/>
-      <w:proofErr w:type="gramStart"/>
-      <w:r>
-        <w:rPr>
-          <w:rFonts w:ascii="Courier New" w:hAnsi="Courier New" w:cs="Courier New"/>
-          <w:sz w:val="24"/>
-          <w:szCs w:val="24"/>
-        </w:rPr>
-        <w:t>print</w:t>
-      </w:r>
-      <w:proofErr w:type="spellEnd"/>
-      <w:r>
-        <w:rPr>
-          <w:rFonts w:ascii="Courier New" w:hAnsi="Courier New" w:cs="Courier New"/>
-          <w:sz w:val="24"/>
-          <w:szCs w:val="24"/>
-        </w:rPr>
-        <w:t>(</w:t>
-      </w:r>
-      <w:proofErr w:type="gramEnd"/>
-      <w:r>
-        <w:rPr>
-          <w:rFonts w:ascii="Courier New" w:hAnsi="Courier New" w:cs="Courier New"/>
-          <w:sz w:val="24"/>
-          <w:szCs w:val="24"/>
-        </w:rPr>
-        <w:t xml:space="preserve">"Исправленное сообщение:\n" + </w:t>
-      </w:r>
-      <w:proofErr w:type="spellStart"/>
-      <w:r>
-        <w:rPr>
-          <w:rFonts w:ascii="Courier New" w:hAnsi="Courier New" w:cs="Courier New"/>
-          <w:sz w:val="24"/>
-          <w:szCs w:val="24"/>
-        </w:rPr>
-        <w:t>message</w:t>
-      </w:r>
-      <w:proofErr w:type="spellEnd"/>
-      <w:r>
-        <w:rPr>
-          <w:rFonts w:ascii="Courier New" w:hAnsi="Courier New" w:cs="Courier New"/>
-          <w:sz w:val="24"/>
-          <w:szCs w:val="24"/>
-        </w:rPr>
-        <w:t>)</w:t>
-      </w:r>
-    </w:p>
-    <w:p>
-      <w:pPr>
-        <w:rPr>
-          <w:rFonts w:ascii="Courier New" w:hAnsi="Courier New" w:cs="Courier New"/>
-          <w:sz w:val="24"/>
-          <w:szCs w:val="24"/>
-        </w:rPr>
-      </w:pPr>
-    </w:p>
-    <w:p>
-      <w:pPr>
-        <w:rPr>
-          <w:rFonts w:ascii="Courier New" w:hAnsi="Courier New" w:cs="Courier New"/>
-          <w:sz w:val="24"/>
-          <w:szCs w:val="24"/>
-          <w:lang w:val="en-US"/>
-        </w:rPr>
-      </w:pPr>
-      <w:r>
-        <w:rPr>
-          <w:rFonts w:ascii="Courier New" w:hAnsi="Courier New" w:cs="Courier New"/>
-          <w:sz w:val="24"/>
-          <w:szCs w:val="24"/>
-        </w:rPr>
-        <w:t xml:space="preserve">            </w:t>
-      </w:r>
-      <w:proofErr w:type="spellStart"/>
-      <w:r>
-        <w:rPr>
-          <w:rFonts w:ascii="Courier New" w:hAnsi="Courier New" w:cs="Courier New"/>
-          <w:sz w:val="24"/>
-          <w:szCs w:val="24"/>
-          <w:lang w:val="en-US"/>
-        </w:rPr>
-        <w:t>return_all_info_bits</w:t>
-      </w:r>
-      <w:proofErr w:type="spellEnd"/>
-      <w:r>
-        <w:rPr>
-          <w:rFonts w:ascii="Courier New" w:hAnsi="Courier New" w:cs="Courier New"/>
-          <w:sz w:val="24"/>
-          <w:szCs w:val="24"/>
-          <w:lang w:val="en-US"/>
-        </w:rPr>
-        <w:t>(message)</w:t>
+      <w:r>
+        <w:rPr>
+          <w:rFonts w:ascii="Courier New" w:hAnsi="Courier New" w:cs="Courier New"/>
+          <w:sz w:val="24"/>
+          <w:szCs w:val="24"/>
+          <w:lang w:val="en-US"/>
+        </w:rPr>
+        <w:t>return_all_info_bits(message)</w:t>
       </w:r>
     </w:p>
     <w:p>
@@ -6004,15 +4041,7 @@
           <w:sz w:val="24"/>
           <w:szCs w:val="24"/>
         </w:rPr>
-        <w:t xml:space="preserve"> - </w:t>
-      </w:r>
-      <w:r>
-        <w:rPr>
-          <w:rFonts w:ascii="Times New Roman" w:hAnsi="Times New Roman" w:cs="Times New Roman"/>
-          <w:sz w:val="24"/>
-          <w:szCs w:val="24"/>
-        </w:rPr>
-        <w:t>1110101</w:t>
+        <w:t xml:space="preserve"> - 1110101</w:t>
       </w:r>
       <w:r>
         <w:rPr>
@@ -6044,15 +4073,7 @@
           <w:sz w:val="24"/>
           <w:szCs w:val="24"/>
         </w:rPr>
-        <w:t xml:space="preserve"> - </w:t>
-      </w:r>
-      <w:r>
-        <w:rPr>
-          <w:rFonts w:ascii="Times New Roman" w:hAnsi="Times New Roman" w:cs="Times New Roman"/>
-          <w:sz w:val="24"/>
-          <w:szCs w:val="24"/>
-        </w:rPr>
-        <w:t>1101000</w:t>
+        <w:t xml:space="preserve"> - 1101000</w:t>
       </w:r>
       <w:r>
         <w:rPr>
@@ -6084,15 +4105,7 @@
           <w:sz w:val="24"/>
           <w:szCs w:val="24"/>
         </w:rPr>
-        <w:t xml:space="preserve"> - </w:t>
-      </w:r>
-      <w:r>
-        <w:rPr>
-          <w:rFonts w:ascii="Times New Roman" w:hAnsi="Times New Roman" w:cs="Times New Roman"/>
-          <w:sz w:val="24"/>
-          <w:szCs w:val="24"/>
-        </w:rPr>
-        <w:t>0011111</w:t>
+        <w:t xml:space="preserve"> - 0011111</w:t>
       </w:r>
       <w:r>
         <w:rPr>
@@ -8124,23 +6137,7 @@
                       <w:sz w:val="24"/>
                       <w:szCs w:val="24"/>
                     </w:rPr>
-                    <m:t>01</m:t>
-                  </m:r>
-                  <m:r>
-                    <w:rPr>
-                      <w:rFonts w:ascii="Cambria Math" w:eastAsiaTheme="minorEastAsia" w:hAnsi="Cambria Math" w:cs="Cambria Math"/>
-                      <w:sz w:val="24"/>
-                      <w:szCs w:val="24"/>
-                    </w:rPr>
-                    <m:t>0</m:t>
-                  </m:r>
-                  <m:r>
-                    <w:rPr>
-                      <w:rFonts w:ascii="Cambria Math" w:eastAsiaTheme="minorEastAsia" w:hAnsi="Cambria Math" w:cs="Cambria Math"/>
-                      <w:sz w:val="24"/>
-                      <w:szCs w:val="24"/>
-                    </w:rPr>
-                    <m:t>1</m:t>
+                    <m:t>0101</m:t>
                   </m:r>
                 </m:e>
                 <m:sub>
@@ -8180,15 +6177,7 @@
                       <w:sz w:val="24"/>
                       <w:szCs w:val="24"/>
                     </w:rPr>
-                    <m:t>0</m:t>
-                  </m:r>
-                  <m:r>
-                    <w:rPr>
-                      <w:rFonts w:ascii="Cambria Math" w:eastAsiaTheme="minorEastAsia" w:hAnsi="Cambria Math" w:cs="Times New Roman"/>
-                      <w:sz w:val="24"/>
-                      <w:szCs w:val="24"/>
-                    </w:rPr>
-                    <m:t>111</m:t>
+                    <m:t>0111</m:t>
                   </m:r>
                 </m:e>
                 <m:sub>
@@ -8208,31 +6197,7 @@
                   <w:sz w:val="24"/>
                   <w:szCs w:val="24"/>
                 </w:rPr>
-                <m:t xml:space="preserve"> = 0</m:t>
-              </m:r>
-              <m:r>
-                <w:rPr>
-                  <w:rFonts w:ascii="Cambria Math" w:eastAsiaTheme="minorEastAsia" w:hAnsi="Cambria Math" w:cs="Cambria Math"/>
-                  <w:sz w:val="24"/>
-                  <w:szCs w:val="24"/>
-                </w:rPr>
-                <m:t>0</m:t>
-              </m:r>
-              <m:r>
-                <w:rPr>
-                  <w:rFonts w:ascii="Cambria Math" w:eastAsiaTheme="minorEastAsia" w:hAnsi="Cambria Math" w:cs="Cambria Math"/>
-                  <w:sz w:val="24"/>
-                  <w:szCs w:val="24"/>
-                </w:rPr>
-                <m:t>1</m:t>
-              </m:r>
-              <m:r>
-                <w:rPr>
-                  <w:rFonts w:ascii="Cambria Math" w:eastAsiaTheme="minorEastAsia" w:hAnsi="Cambria Math" w:cs="Cambria Math"/>
-                  <w:sz w:val="24"/>
-                  <w:szCs w:val="24"/>
-                </w:rPr>
-                <m:t>0</m:t>
+                <m:t xml:space="preserve"> = 0010</m:t>
               </m:r>
             </m:e>
             <m:sub>
@@ -8639,23 +6604,7 @@
           <w:sz w:val="24"/>
           <w:szCs w:val="24"/>
         </w:rPr>
-        <w:t xml:space="preserve">Исправленное сообщение: </w:t>
-      </w:r>
-      <w:r>
-        <w:rPr>
-          <w:rFonts w:ascii="Times New Roman" w:hAnsi="Times New Roman" w:cs="Times New Roman"/>
-          <w:sz w:val="24"/>
-          <w:szCs w:val="24"/>
-        </w:rPr>
-        <w:t>000101000110110</w:t>
-      </w:r>
-      <w:r>
-        <w:rPr>
-          <w:rFonts w:ascii="Times New Roman" w:hAnsi="Times New Roman" w:cs="Times New Roman"/>
-          <w:sz w:val="24"/>
-          <w:szCs w:val="24"/>
-        </w:rPr>
-        <w:t xml:space="preserve"> (ошибка на пятом знаке)</w:t>
+        <w:t>Исправленное сообщение: 000101000110110 (ошибка на пятом знаке)</w:t>
       </w:r>
     </w:p>
     <w:p>
@@ -8676,15 +6625,7 @@
           <w:sz w:val="24"/>
           <w:szCs w:val="24"/>
         </w:rPr>
-        <w:t xml:space="preserve">Информационные биты: </w:t>
-      </w:r>
-      <w:r>
-        <w:rPr>
-          <w:rFonts w:ascii="Times New Roman" w:hAnsi="Times New Roman" w:cs="Times New Roman"/>
-          <w:sz w:val="24"/>
-          <w:szCs w:val="24"/>
-        </w:rPr>
-        <w:t>00100110110</w:t>
+        <w:t>Информационные биты: 00100110110</w:t>
       </w:r>
     </w:p>
     <w:p>
@@ -9211,15 +7152,7 @@
           <w:sz w:val="24"/>
           <w:szCs w:val="24"/>
         </w:rPr>
-        <w:t xml:space="preserve">7 Задание. Вариант 97: </w:t>
-      </w:r>
-      <w:r>
-        <w:rPr>
-          <w:rFonts w:ascii="Times New Roman" w:hAnsi="Times New Roman" w:cs="Times New Roman"/>
-          <w:sz w:val="24"/>
-          <w:szCs w:val="24"/>
-        </w:rPr>
-        <w:t>000111000010110</w:t>
+        <w:t>7 Задание. Вариант 97: 000111000010110</w:t>
       </w:r>
     </w:p>
     <w:p>
@@ -9240,15 +7173,7 @@
           <w:sz w:val="24"/>
           <w:szCs w:val="24"/>
         </w:rPr>
-        <w:t xml:space="preserve">Исправленное сообщение: </w:t>
-      </w:r>
-      <w:r>
-        <w:rPr>
-          <w:rFonts w:ascii="Times New Roman" w:hAnsi="Times New Roman" w:cs="Times New Roman"/>
-          <w:sz w:val="24"/>
-          <w:szCs w:val="24"/>
-        </w:rPr>
-        <w:t>00011100001011</w:t>
+        <w:t>Исправленное сообщение: 00011100001011</w:t>
       </w:r>
       <w:r>
         <w:rPr>
@@ -9277,15 +7202,7 @@
           <w:sz w:val="24"/>
           <w:szCs w:val="24"/>
         </w:rPr>
-        <w:t xml:space="preserve">Только информационные биты: </w:t>
-      </w:r>
-      <w:r>
-        <w:rPr>
-          <w:rFonts w:ascii="Times New Roman" w:hAnsi="Times New Roman" w:cs="Times New Roman"/>
-          <w:sz w:val="24"/>
-          <w:szCs w:val="24"/>
-        </w:rPr>
-        <w:t>01100010111</w:t>
+        <w:t>Только информационные биты: 01100010111</w:t>
       </w:r>
     </w:p>
     <w:p>
@@ -9630,15 +7547,7 @@
             <w:sz w:val="24"/>
             <w:szCs w:val="24"/>
           </w:rPr>
-          <m:t>i=1</m:t>
-        </m:r>
-        <m:r>
-          <w:rPr>
-            <w:rFonts w:ascii="Cambria Math" w:eastAsiaTheme="minorEastAsia" w:hAnsi="Cambria Math" w:cs="Times New Roman"/>
-            <w:sz w:val="24"/>
-            <w:szCs w:val="24"/>
-          </w:rPr>
-          <m:t>1</m:t>
+          <m:t>i=11</m:t>
         </m:r>
       </m:oMath>
       <w:r>
@@ -9646,7 +7555,6 @@
           <w:rFonts w:ascii="Times New Roman" w:eastAsiaTheme="minorEastAsia" w:hAnsi="Times New Roman" w:cs="Times New Roman"/>
           <w:sz w:val="24"/>
           <w:szCs w:val="24"/>
-          <w:lang w:val="en-US"/>
         </w:rPr>
         <w:t xml:space="preserve"> </w:t>
       </w:r>
@@ -9929,7 +7837,23 @@
           <w:sz w:val="24"/>
           <w:szCs w:val="24"/>
         </w:rPr>
-        <w:t>выполнять проверку кода Хэмминга разной длины.</w:t>
+        <w:t xml:space="preserve">выполнять </w:t>
+      </w:r>
+      <w:r>
+        <w:rPr>
+          <w:rFonts w:ascii="Times New Roman" w:hAnsi="Times New Roman" w:cs="Times New Roman"/>
+          <w:sz w:val="24"/>
+          <w:szCs w:val="24"/>
+        </w:rPr>
+        <w:t xml:space="preserve">сообщение с помощью </w:t>
+      </w:r>
+      <w:r>
+        <w:rPr>
+          <w:rFonts w:ascii="Times New Roman" w:hAnsi="Times New Roman" w:cs="Times New Roman"/>
+          <w:sz w:val="24"/>
+          <w:szCs w:val="24"/>
+        </w:rPr>
+        <w:t>кода Хэмминга разной длины.</w:t>
       </w:r>
     </w:p>
     <w:p>
@@ -10234,25 +8158,7 @@
           <w:sz w:val="24"/>
           <w:szCs w:val="24"/>
         </w:rPr>
-        <w:t xml:space="preserve">Видео-эссе // </w:t>
-      </w:r>
-      <w:proofErr w:type="spellStart"/>
-      <w:r>
-        <w:rPr>
-          <w:rFonts w:ascii="Times New Roman" w:hAnsi="Times New Roman" w:cs="Times New Roman"/>
-          <w:sz w:val="24"/>
-          <w:szCs w:val="24"/>
-        </w:rPr>
-        <w:t>Youtube</w:t>
-      </w:r>
-      <w:proofErr w:type="spellEnd"/>
-      <w:r>
-        <w:rPr>
-          <w:rFonts w:ascii="Times New Roman" w:hAnsi="Times New Roman" w:cs="Times New Roman"/>
-          <w:sz w:val="24"/>
-          <w:szCs w:val="24"/>
-        </w:rPr>
-        <w:t xml:space="preserve"> URL: </w:t>
+        <w:t xml:space="preserve">Видео-эссе // Youtube URL: </w:t>
       </w:r>
       <w:hyperlink r:id="rId8" w:history="1">
         <w:r>
@@ -10288,25 +8194,7 @@
           <w:sz w:val="24"/>
           <w:szCs w:val="24"/>
         </w:rPr>
-        <w:t xml:space="preserve">Репозиторий // </w:t>
-      </w:r>
-      <w:proofErr w:type="spellStart"/>
-      <w:r>
-        <w:rPr>
-          <w:rFonts w:ascii="Times New Roman" w:hAnsi="Times New Roman" w:cs="Times New Roman"/>
-          <w:sz w:val="24"/>
-          <w:szCs w:val="24"/>
-        </w:rPr>
-        <w:t>Github</w:t>
-      </w:r>
-      <w:proofErr w:type="spellEnd"/>
-      <w:r>
-        <w:rPr>
-          <w:rFonts w:ascii="Times New Roman" w:hAnsi="Times New Roman" w:cs="Times New Roman"/>
-          <w:sz w:val="24"/>
-          <w:szCs w:val="24"/>
-        </w:rPr>
-        <w:t xml:space="preserve"> URL: </w:t>
+        <w:t xml:space="preserve">Репозиторий // Github URL: </w:t>
       </w:r>
       <w:hyperlink r:id="rId9" w:history="1">
         <w:r>
@@ -11315,6 +9203,7 @@
   <w:style w:type="character" w:default="1" w:styleId="a0">
     <w:name w:val="Default Paragraph Font"/>
     <w:uiPriority w:val="1"/>
+    <w:semiHidden/>
     <w:unhideWhenUsed/>
   </w:style>
   <w:style w:type="table" w:default="1" w:styleId="a1">
